--- a/12TPI Project Write-Up.docx
+++ b/12TPI Project Write-Up.docx
@@ -2639,8 +2639,8 @@
           <w:b/>
           <w:bCs/>
           <w:color w:val="2F5496" w:themeColor="accent1" w:themeShade="BF"/>
-          <w:sz w:val="24"/>
-          <w:szCs w:val="24"/>
+          <w:sz w:val="28"/>
+          <w:szCs w:val="28"/>
           <w:lang w:val="en-NZ" w:eastAsia="en-NZ"/>
         </w:rPr>
       </w:pPr>
@@ -2650,8 +2650,8 @@
           <w:b/>
           <w:bCs/>
           <w:color w:val="2F5496" w:themeColor="accent1" w:themeShade="BF"/>
-          <w:sz w:val="24"/>
-          <w:szCs w:val="24"/>
+          <w:sz w:val="28"/>
+          <w:szCs w:val="28"/>
           <w:lang w:val="en-NZ" w:eastAsia="en-NZ"/>
         </w:rPr>
         <w:t>Problem</w:t>
@@ -2676,7 +2676,7 @@
           <w:szCs w:val="24"/>
           <w:lang w:val="en-NZ" w:eastAsia="en-NZ"/>
         </w:rPr>
-        <w:t>My project is an A</w:t>
+        <w:t xml:space="preserve">Airline databases </w:t>
       </w:r>
       <w:r>
         <w:rPr>
@@ -2686,7 +2686,7 @@
           <w:szCs w:val="24"/>
           <w:lang w:val="en-NZ" w:eastAsia="en-NZ"/>
         </w:rPr>
-        <w:t>irport tracking system. It will track planes, flights for those planes, passengers on those flights, classes for those passengers,</w:t>
+        <w:t>may be</w:t>
       </w:r>
       <w:r>
         <w:rPr>
@@ -2696,7 +2696,7 @@
           <w:szCs w:val="24"/>
           <w:lang w:val="en-NZ" w:eastAsia="en-NZ"/>
         </w:rPr>
-        <w:t xml:space="preserve"> meals</w:t>
+        <w:t xml:space="preserve"> complicated and hard to use, </w:t>
       </w:r>
       <w:r>
         <w:rPr>
@@ -2706,7 +2706,7 @@
           <w:szCs w:val="24"/>
           <w:lang w:val="en-NZ" w:eastAsia="en-NZ"/>
         </w:rPr>
-        <w:t xml:space="preserve"> for those passengers,</w:t>
+        <w:t xml:space="preserve">therefore making it harder to train employees to use them and </w:t>
       </w:r>
       <w:r>
         <w:rPr>
@@ -2716,8 +2716,57 @@
           <w:szCs w:val="24"/>
           <w:lang w:val="en-NZ" w:eastAsia="en-NZ"/>
         </w:rPr>
+        <w:t>harder to prove consistency.</w:t>
+      </w:r>
+    </w:p>
+    <w:p>
+      <w:pPr>
+        <w:pStyle w:val="Heading2"/>
+        <w:rPr>
+          <w:rFonts w:asciiTheme="minorHAnsi" w:eastAsia="Times New Roman" w:hAnsiTheme="minorHAnsi" w:cstheme="minorHAnsi"/>
+          <w:b/>
+          <w:bCs/>
+          <w:sz w:val="28"/>
+          <w:szCs w:val="28"/>
+          <w:lang w:val="en-NZ" w:eastAsia="en-NZ"/>
+        </w:rPr>
+      </w:pPr>
+      <w:bookmarkStart w:id="2" w:name="_Toc141881209"/>
+      <w:r>
+        <w:rPr>
+          <w:rFonts w:asciiTheme="minorHAnsi" w:eastAsia="Times New Roman" w:hAnsiTheme="minorHAnsi" w:cstheme="minorHAnsi"/>
+          <w:b/>
+          <w:bCs/>
+          <w:sz w:val="28"/>
+          <w:szCs w:val="28"/>
+          <w:lang w:val="en-NZ" w:eastAsia="en-NZ"/>
+        </w:rPr>
+        <w:t>Use case</w:t>
+      </w:r>
+      <w:bookmarkEnd w:id="2"/>
+      <w:r>
+        <w:rPr>
+          <w:rFonts w:asciiTheme="minorHAnsi" w:eastAsia="Times New Roman" w:hAnsiTheme="minorHAnsi" w:cstheme="minorHAnsi"/>
+          <w:b/>
+          <w:bCs/>
+          <w:sz w:val="28"/>
+          <w:szCs w:val="28"/>
+          <w:lang w:val="en-NZ" w:eastAsia="en-NZ"/>
+        </w:rPr>
         <w:t xml:space="preserve"> </w:t>
       </w:r>
+    </w:p>
+    <w:p>
+      <w:pPr>
+        <w:spacing w:before="100" w:beforeAutospacing="1" w:after="100" w:afterAutospacing="1" w:line="240" w:lineRule="auto"/>
+        <w:rPr>
+          <w:rFonts w:ascii="Arial Narrow" w:eastAsia="Times New Roman" w:hAnsi="Arial Narrow" w:cs="Segoe UI"/>
+          <w:color w:val="2F5496" w:themeColor="accent1" w:themeShade="BF"/>
+          <w:sz w:val="24"/>
+          <w:szCs w:val="24"/>
+          <w:lang w:val="en-NZ" w:eastAsia="en-NZ"/>
+        </w:rPr>
+      </w:pPr>
       <w:r>
         <w:rPr>
           <w:rFonts w:eastAsia="Times New Roman" w:cstheme="minorHAnsi"/>
@@ -2726,7 +2775,7 @@
           <w:szCs w:val="24"/>
           <w:lang w:val="en-NZ" w:eastAsia="en-NZ"/>
         </w:rPr>
-        <w:t xml:space="preserve">and </w:t>
+        <w:t xml:space="preserve">Uses include </w:t>
       </w:r>
       <w:r>
         <w:rPr>
@@ -2736,7 +2785,7 @@
           <w:szCs w:val="24"/>
           <w:lang w:val="en-NZ" w:eastAsia="en-NZ"/>
         </w:rPr>
-        <w:t>airports for the flights</w:t>
+        <w:t xml:space="preserve">a flight attendant will be able to check if all the meals required for the flight are stocked or </w:t>
       </w:r>
       <w:r>
         <w:rPr>
@@ -2746,7 +2795,7 @@
           <w:szCs w:val="24"/>
           <w:lang w:val="en-NZ" w:eastAsia="en-NZ"/>
         </w:rPr>
-        <w:t>.</w:t>
+        <w:t xml:space="preserve">a passenger assistant will be able to tell a passenger </w:t>
       </w:r>
       <w:r>
         <w:rPr>
@@ -2756,153 +2805,40 @@
           <w:szCs w:val="24"/>
           <w:lang w:val="en-NZ" w:eastAsia="en-NZ"/>
         </w:rPr>
-        <w:t xml:space="preserve"> The </w:t>
-      </w:r>
-      <w:r>
+        <w:t>when their flight is taking off.</w:t>
+      </w:r>
+    </w:p>
+    <w:p>
+      <w:pPr>
+        <w:pStyle w:val="Heading2"/>
+        <w:rPr>
+          <w:rFonts w:asciiTheme="minorHAnsi" w:eastAsia="Times New Roman" w:hAnsiTheme="minorHAnsi" w:cstheme="minorHAnsi"/>
+          <w:b/>
+          <w:bCs/>
+          <w:sz w:val="28"/>
+          <w:szCs w:val="28"/>
+          <w:lang w:val="en-NZ" w:eastAsia="en-NZ"/>
+        </w:rPr>
+      </w:pPr>
+      <w:bookmarkStart w:id="3" w:name="_Toc141881210"/>
+      <w:r>
+        <w:rPr>
+          <w:rFonts w:asciiTheme="minorHAnsi" w:eastAsia="Times New Roman" w:hAnsiTheme="minorHAnsi" w:cstheme="minorHAnsi"/>
+          <w:b/>
+          <w:bCs/>
+          <w:sz w:val="28"/>
+          <w:szCs w:val="28"/>
+          <w:lang w:val="en-NZ" w:eastAsia="en-NZ"/>
+        </w:rPr>
+        <w:t>GitHub link to your repository</w:t>
+      </w:r>
+      <w:bookmarkEnd w:id="3"/>
+    </w:p>
+    <w:p>
+      <w:pPr>
+        <w:spacing w:line="259" w:lineRule="auto"/>
         <w:rPr>
           <w:rFonts w:eastAsia="Times New Roman" w:cstheme="minorHAnsi"/>
-          <w:color w:val="2F5496" w:themeColor="accent1" w:themeShade="BF"/>
-          <w:sz w:val="24"/>
-          <w:szCs w:val="24"/>
-          <w:lang w:val="en-NZ" w:eastAsia="en-NZ"/>
-        </w:rPr>
-        <w:t>S</w:t>
-      </w:r>
-      <w:r>
-        <w:rPr>
-          <w:rFonts w:eastAsia="Times New Roman" w:cstheme="minorHAnsi"/>
-          <w:color w:val="2F5496" w:themeColor="accent1" w:themeShade="BF"/>
-          <w:sz w:val="24"/>
-          <w:szCs w:val="24"/>
-          <w:lang w:val="en-NZ" w:eastAsia="en-NZ"/>
-        </w:rPr>
-        <w:t xml:space="preserve">takeholders are the higher-ups of Air New Zealand, and the </w:t>
-      </w:r>
-      <w:r>
-        <w:rPr>
-          <w:rFonts w:eastAsia="Times New Roman" w:cstheme="minorHAnsi"/>
-          <w:color w:val="2F5496" w:themeColor="accent1" w:themeShade="BF"/>
-          <w:sz w:val="24"/>
-          <w:szCs w:val="24"/>
-          <w:lang w:val="en-NZ" w:eastAsia="en-NZ"/>
-        </w:rPr>
-        <w:t xml:space="preserve">End Users are passenger assistants, airline reservation agents, flights attendants, air traffic controllers, and airport managers. </w:t>
-      </w:r>
-      <w:r>
-        <w:rPr>
-          <w:rFonts w:eastAsia="Times New Roman" w:cstheme="minorHAnsi"/>
-          <w:color w:val="2F5496" w:themeColor="accent1" w:themeShade="BF"/>
-          <w:sz w:val="24"/>
-          <w:szCs w:val="24"/>
-          <w:lang w:val="en-NZ" w:eastAsia="en-NZ"/>
-        </w:rPr>
-        <w:t xml:space="preserve">This project will </w:t>
-      </w:r>
-      <w:r>
-        <w:rPr>
-          <w:rFonts w:eastAsia="Times New Roman" w:cstheme="minorHAnsi"/>
-          <w:color w:val="2F5496" w:themeColor="accent1" w:themeShade="BF"/>
-          <w:sz w:val="24"/>
-          <w:szCs w:val="24"/>
-          <w:lang w:val="en-NZ" w:eastAsia="en-NZ"/>
-        </w:rPr>
-        <w:t xml:space="preserve">have the ability to hold </w:t>
-      </w:r>
-      <w:r>
-        <w:rPr>
-          <w:rFonts w:eastAsia="Times New Roman" w:cstheme="minorHAnsi"/>
-          <w:color w:val="2F5496" w:themeColor="accent1" w:themeShade="BF"/>
-          <w:sz w:val="24"/>
-          <w:szCs w:val="24"/>
-          <w:lang w:val="en-NZ" w:eastAsia="en-NZ"/>
-        </w:rPr>
-        <w:t>a lot of information in an easy to read and understand format, making it more conventional than other airport databases.</w:t>
-      </w:r>
-    </w:p>
-    <w:p>
-      <w:pPr>
-        <w:pStyle w:val="Heading2"/>
-        <w:rPr>
-          <w:rFonts w:ascii="Arial Narrow" w:eastAsia="Times New Roman" w:hAnsi="Arial Narrow" w:cs="Segoe UI"/>
-          <w:sz w:val="24"/>
-          <w:szCs w:val="24"/>
-          <w:lang w:val="en-NZ" w:eastAsia="en-NZ"/>
-        </w:rPr>
-      </w:pPr>
-      <w:bookmarkStart w:id="2" w:name="_Toc141881209"/>
-      <w:r>
-        <w:rPr>
-          <w:rFonts w:eastAsia="Times New Roman"/>
-          <w:lang w:val="en-NZ" w:eastAsia="en-NZ"/>
-        </w:rPr>
-        <w:t>Use</w:t>
-      </w:r>
-      <w:r>
-        <w:rPr>
-          <w:rFonts w:ascii="Arial Narrow" w:eastAsia="Times New Roman" w:hAnsi="Arial Narrow" w:cs="Segoe UI"/>
-          <w:sz w:val="24"/>
-          <w:szCs w:val="24"/>
-          <w:lang w:val="en-NZ" w:eastAsia="en-NZ"/>
-        </w:rPr>
-        <w:t xml:space="preserve"> case</w:t>
-      </w:r>
-      <w:bookmarkEnd w:id="2"/>
-      <w:r>
-        <w:rPr>
-          <w:rFonts w:ascii="Arial Narrow" w:eastAsia="Times New Roman" w:hAnsi="Arial Narrow" w:cs="Segoe UI"/>
-          <w:sz w:val="24"/>
-          <w:szCs w:val="24"/>
-          <w:lang w:val="en-NZ" w:eastAsia="en-NZ"/>
-        </w:rPr>
-        <w:t xml:space="preserve"> </w:t>
-      </w:r>
-    </w:p>
-    <w:p>
-      <w:pPr>
-        <w:spacing w:before="100" w:beforeAutospacing="1" w:after="100" w:afterAutospacing="1" w:line="240" w:lineRule="auto"/>
-        <w:rPr>
-          <w:rFonts w:ascii="Arial Narrow" w:eastAsia="Times New Roman" w:hAnsi="Arial Narrow" w:cs="Segoe UI"/>
-          <w:color w:val="2F5496" w:themeColor="accent1" w:themeShade="BF"/>
-          <w:sz w:val="24"/>
-          <w:szCs w:val="24"/>
-          <w:lang w:val="en-NZ" w:eastAsia="en-NZ"/>
-        </w:rPr>
-      </w:pPr>
-    </w:p>
-    <w:p>
-      <w:pPr>
-        <w:pStyle w:val="Heading2"/>
-        <w:rPr>
-          <w:rFonts w:ascii="Arial Narrow" w:eastAsia="Times New Roman" w:hAnsi="Arial Narrow" w:cs="Segoe UI"/>
-          <w:sz w:val="24"/>
-          <w:szCs w:val="24"/>
-          <w:lang w:val="en-NZ" w:eastAsia="en-NZ"/>
-        </w:rPr>
-      </w:pPr>
-      <w:bookmarkStart w:id="3" w:name="_Toc141881210"/>
-      <w:r>
-        <w:rPr>
-          <w:rFonts w:eastAsia="Times New Roman"/>
-          <w:lang w:val="en-NZ" w:eastAsia="en-NZ"/>
-        </w:rPr>
-        <w:t>GitHub</w:t>
-      </w:r>
-      <w:r>
-        <w:rPr>
-          <w:rFonts w:ascii="Arial Narrow" w:eastAsia="Times New Roman" w:hAnsi="Arial Narrow" w:cs="Segoe UI"/>
-          <w:sz w:val="24"/>
-          <w:szCs w:val="24"/>
-          <w:lang w:val="en-NZ" w:eastAsia="en-NZ"/>
-        </w:rPr>
-        <w:t xml:space="preserve"> link to your repository</w:t>
-      </w:r>
-      <w:bookmarkEnd w:id="3"/>
-    </w:p>
-    <w:p>
-      <w:pPr>
-        <w:spacing w:line="259" w:lineRule="auto"/>
-        <w:rPr>
-          <w:rFonts w:ascii="Arial Narrow" w:eastAsia="Times New Roman" w:hAnsi="Arial Narrow" w:cs="Segoe UI"/>
           <w:b/>
           <w:bCs/>
           <w:color w:val="2F5496" w:themeColor="accent1" w:themeShade="BF"/>
@@ -2911,17 +2847,666 @@
           <w:lang w:val="en-NZ" w:eastAsia="en-NZ"/>
         </w:rPr>
       </w:pPr>
-      <w:r>
+      <w:hyperlink r:id="rId13" w:history="1">
+        <w:r>
+          <w:rPr>
+            <w:rStyle w:val="Hyperlink"/>
+            <w:rFonts w:eastAsia="Times New Roman" w:cstheme="minorHAnsi"/>
+            <w:b/>
+            <w:bCs/>
+            <w:sz w:val="24"/>
+            <w:szCs w:val="24"/>
+            <w:lang w:val="en-NZ" w:eastAsia="en-NZ"/>
+          </w:rPr>
+          <w:t>https://github.com/S-Wylie/12TPI</w:t>
+        </w:r>
+      </w:hyperlink>
+    </w:p>
+    <w:p>
+      <w:pPr>
+        <w:pStyle w:val="Heading1"/>
         <w:rPr>
           <w:rFonts w:ascii="Arial Narrow" w:eastAsia="Times New Roman" w:hAnsi="Arial Narrow" w:cs="Segoe UI"/>
+          <w:sz w:val="24"/>
+          <w:szCs w:val="24"/>
+          <w:lang w:val="en-NZ" w:eastAsia="en-NZ"/>
+        </w:rPr>
+      </w:pPr>
+      <w:bookmarkStart w:id="4" w:name="_Toc141881211"/>
+      <w:r>
+        <w:rPr>
+          <w:rFonts w:eastAsia="Times New Roman"/>
+          <w:sz w:val="44"/>
+          <w:lang w:val="en-NZ" w:eastAsia="en-NZ"/>
+        </w:rPr>
+        <w:t>Analysis</w:t>
+      </w:r>
+      <w:bookmarkEnd w:id="4"/>
+      <w:r>
+        <w:rPr>
+          <w:rFonts w:ascii="Arial Narrow" w:eastAsia="Times New Roman" w:hAnsi="Arial Narrow" w:cs="Segoe UI"/>
+          <w:sz w:val="24"/>
+          <w:szCs w:val="24"/>
+          <w:lang w:val="en-NZ" w:eastAsia="en-NZ"/>
+        </w:rPr>
+        <w:t xml:space="preserve"> </w:t>
+      </w:r>
+    </w:p>
+    <w:p>
+      <w:pPr>
+        <w:pStyle w:val="Heading2"/>
+        <w:rPr>
+          <w:rFonts w:asciiTheme="minorHAnsi" w:eastAsia="Times New Roman" w:hAnsiTheme="minorHAnsi" w:cstheme="minorHAnsi"/>
           <w:b/>
           <w:bCs/>
+          <w:sz w:val="28"/>
+          <w:szCs w:val="28"/>
+          <w:lang w:val="en-NZ" w:eastAsia="en-NZ"/>
+        </w:rPr>
+      </w:pPr>
+      <w:bookmarkStart w:id="5" w:name="_Toc141881212"/>
+      <w:r>
+        <w:rPr>
+          <w:rFonts w:asciiTheme="minorHAnsi" w:eastAsia="Times New Roman" w:hAnsiTheme="minorHAnsi" w:cstheme="minorHAnsi"/>
+          <w:b/>
+          <w:bCs/>
+          <w:sz w:val="28"/>
+          <w:szCs w:val="28"/>
+          <w:lang w:val="en-NZ" w:eastAsia="en-NZ"/>
+        </w:rPr>
+        <w:t>Stakeholders</w:t>
+      </w:r>
+      <w:bookmarkEnd w:id="5"/>
+    </w:p>
+    <w:p>
+      <w:pPr>
+        <w:spacing w:before="100" w:beforeAutospacing="1" w:after="100" w:afterAutospacing="1" w:line="240" w:lineRule="auto"/>
+        <w:rPr>
+          <w:rFonts w:eastAsia="Times New Roman" w:cstheme="minorHAnsi"/>
           <w:color w:val="2F5496" w:themeColor="accent1" w:themeShade="BF"/>
           <w:sz w:val="24"/>
           <w:szCs w:val="24"/>
           <w:lang w:val="en-NZ" w:eastAsia="en-NZ"/>
         </w:rPr>
-        <w:br w:type="page"/>
+      </w:pPr>
+      <w:r>
+        <w:rPr>
+          <w:rFonts w:eastAsia="Times New Roman" w:cstheme="minorHAnsi"/>
+          <w:color w:val="2F5496" w:themeColor="accent1" w:themeShade="BF"/>
+          <w:sz w:val="24"/>
+          <w:szCs w:val="24"/>
+          <w:lang w:val="en-NZ" w:eastAsia="en-NZ"/>
+        </w:rPr>
+        <w:t>The Stakeholders are the higher-ups of Air New Zealand.</w:t>
+      </w:r>
+    </w:p>
+    <w:p>
+      <w:pPr>
+        <w:pStyle w:val="Heading2"/>
+        <w:rPr>
+          <w:rFonts w:asciiTheme="minorHAnsi" w:eastAsia="Times New Roman" w:hAnsiTheme="minorHAnsi" w:cstheme="minorHAnsi"/>
+          <w:b/>
+          <w:bCs/>
+          <w:sz w:val="28"/>
+          <w:szCs w:val="28"/>
+          <w:lang w:val="en-NZ" w:eastAsia="en-NZ"/>
+        </w:rPr>
+      </w:pPr>
+      <w:bookmarkStart w:id="6" w:name="_Toc141881213"/>
+      <w:r>
+        <w:rPr>
+          <w:rFonts w:asciiTheme="minorHAnsi" w:eastAsia="Times New Roman" w:hAnsiTheme="minorHAnsi" w:cstheme="minorHAnsi"/>
+          <w:b/>
+          <w:bCs/>
+          <w:sz w:val="28"/>
+          <w:szCs w:val="28"/>
+          <w:lang w:val="en-NZ" w:eastAsia="en-NZ"/>
+        </w:rPr>
+        <w:t>End users</w:t>
+      </w:r>
+      <w:bookmarkEnd w:id="6"/>
+    </w:p>
+    <w:p>
+      <w:pPr>
+        <w:spacing w:before="100" w:beforeAutospacing="1" w:after="100" w:afterAutospacing="1" w:line="240" w:lineRule="auto"/>
+        <w:rPr>
+          <w:rFonts w:ascii="Calibri" w:eastAsia="Times New Roman" w:hAnsi="Calibri" w:cs="Calibri"/>
+          <w:color w:val="2F5496" w:themeColor="accent1" w:themeShade="BF"/>
+          <w:sz w:val="24"/>
+          <w:szCs w:val="24"/>
+          <w:lang w:val="en-NZ" w:eastAsia="en-NZ"/>
+        </w:rPr>
+      </w:pPr>
+      <w:r>
+        <w:rPr>
+          <w:rFonts w:ascii="Calibri" w:eastAsia="Times New Roman" w:hAnsi="Calibri" w:cs="Calibri"/>
+          <w:color w:val="2F5496" w:themeColor="accent1" w:themeShade="BF"/>
+          <w:sz w:val="24"/>
+          <w:szCs w:val="24"/>
+          <w:lang w:val="en-NZ" w:eastAsia="en-NZ"/>
+        </w:rPr>
+        <w:t xml:space="preserve">Flight attendants, passenger assistants, </w:t>
+      </w:r>
+      <w:r>
+        <w:rPr>
+          <w:rFonts w:ascii="Calibri" w:eastAsia="Times New Roman" w:hAnsi="Calibri" w:cs="Calibri"/>
+          <w:color w:val="2F5496" w:themeColor="accent1" w:themeShade="BF"/>
+          <w:sz w:val="24"/>
+          <w:szCs w:val="24"/>
+          <w:lang w:val="en-NZ" w:eastAsia="en-NZ"/>
+        </w:rPr>
+        <w:t xml:space="preserve">airline reservation agents, </w:t>
+      </w:r>
+      <w:r>
+        <w:rPr>
+          <w:rFonts w:ascii="Calibri" w:eastAsia="Times New Roman" w:hAnsi="Calibri" w:cs="Calibri"/>
+          <w:color w:val="2F5496" w:themeColor="accent1" w:themeShade="BF"/>
+          <w:sz w:val="24"/>
+          <w:szCs w:val="24"/>
+          <w:lang w:val="en-NZ" w:eastAsia="en-NZ"/>
+        </w:rPr>
+        <w:t>flight attendants, air traffic controllers, and airport managers</w:t>
+      </w:r>
+    </w:p>
+    <w:p>
+      <w:pPr>
+        <w:pStyle w:val="Heading2"/>
+        <w:rPr>
+          <w:rFonts w:asciiTheme="minorHAnsi" w:eastAsia="Times New Roman" w:hAnsiTheme="minorHAnsi" w:cstheme="minorHAnsi"/>
+          <w:b/>
+          <w:bCs/>
+          <w:sz w:val="28"/>
+          <w:szCs w:val="28"/>
+          <w:lang w:val="en-NZ" w:eastAsia="en-NZ"/>
+        </w:rPr>
+      </w:pPr>
+      <w:bookmarkStart w:id="7" w:name="_Toc141881214"/>
+      <w:r>
+        <w:rPr>
+          <w:rFonts w:asciiTheme="minorHAnsi" w:eastAsia="Times New Roman" w:hAnsiTheme="minorHAnsi" w:cstheme="minorHAnsi"/>
+          <w:b/>
+          <w:bCs/>
+          <w:sz w:val="28"/>
+          <w:szCs w:val="28"/>
+          <w:lang w:val="en-NZ" w:eastAsia="en-NZ"/>
+        </w:rPr>
+        <w:t>Possible solutions</w:t>
+      </w:r>
+      <w:bookmarkEnd w:id="7"/>
+    </w:p>
+    <w:p>
+      <w:pPr>
+        <w:spacing w:before="100" w:beforeAutospacing="1" w:after="100" w:afterAutospacing="1" w:line="240" w:lineRule="auto"/>
+        <w:rPr>
+          <w:rFonts w:eastAsia="Times New Roman" w:cstheme="minorHAnsi"/>
+          <w:color w:val="2F5496" w:themeColor="accent1" w:themeShade="BF"/>
+          <w:sz w:val="24"/>
+          <w:szCs w:val="24"/>
+          <w:lang w:val="en-NZ" w:eastAsia="en-NZ"/>
+        </w:rPr>
+      </w:pPr>
+      <w:r>
+        <w:rPr>
+          <w:rFonts w:eastAsia="Times New Roman" w:cstheme="minorHAnsi"/>
+          <w:color w:val="2F5496" w:themeColor="accent1" w:themeShade="BF"/>
+          <w:sz w:val="24"/>
+          <w:szCs w:val="24"/>
+          <w:lang w:val="en-NZ" w:eastAsia="en-NZ"/>
+        </w:rPr>
+        <w:t>An airport</w:t>
+      </w:r>
+      <w:r>
+        <w:rPr>
+          <w:rFonts w:eastAsia="Times New Roman" w:cstheme="minorHAnsi"/>
+          <w:color w:val="2F5496" w:themeColor="accent1" w:themeShade="BF"/>
+          <w:sz w:val="24"/>
+          <w:szCs w:val="24"/>
+          <w:lang w:val="en-NZ" w:eastAsia="en-NZ"/>
+        </w:rPr>
+        <w:t xml:space="preserve"> tracking system. It will track planes, flights for those planes, passengers on those flights, classes for those passengers,</w:t>
+      </w:r>
+      <w:r>
+        <w:rPr>
+          <w:rFonts w:eastAsia="Times New Roman" w:cstheme="minorHAnsi"/>
+          <w:color w:val="2F5496" w:themeColor="accent1" w:themeShade="BF"/>
+          <w:sz w:val="24"/>
+          <w:szCs w:val="24"/>
+          <w:lang w:val="en-NZ" w:eastAsia="en-NZ"/>
+        </w:rPr>
+        <w:t xml:space="preserve"> meals for those passengers,</w:t>
+      </w:r>
+      <w:r>
+        <w:rPr>
+          <w:rFonts w:eastAsia="Times New Roman" w:cstheme="minorHAnsi"/>
+          <w:color w:val="2F5496" w:themeColor="accent1" w:themeShade="BF"/>
+          <w:sz w:val="24"/>
+          <w:szCs w:val="24"/>
+          <w:lang w:val="en-NZ" w:eastAsia="en-NZ"/>
+        </w:rPr>
+        <w:t xml:space="preserve"> </w:t>
+      </w:r>
+      <w:r>
+        <w:rPr>
+          <w:rFonts w:eastAsia="Times New Roman" w:cstheme="minorHAnsi"/>
+          <w:color w:val="2F5496" w:themeColor="accent1" w:themeShade="BF"/>
+          <w:sz w:val="24"/>
+          <w:szCs w:val="24"/>
+          <w:lang w:val="en-NZ" w:eastAsia="en-NZ"/>
+        </w:rPr>
+        <w:t xml:space="preserve">and </w:t>
+      </w:r>
+      <w:r>
+        <w:rPr>
+          <w:rFonts w:eastAsia="Times New Roman" w:cstheme="minorHAnsi"/>
+          <w:color w:val="2F5496" w:themeColor="accent1" w:themeShade="BF"/>
+          <w:sz w:val="24"/>
+          <w:szCs w:val="24"/>
+          <w:lang w:val="en-NZ" w:eastAsia="en-NZ"/>
+        </w:rPr>
+        <w:t>airports for the flights</w:t>
+      </w:r>
+      <w:r>
+        <w:rPr>
+          <w:rFonts w:eastAsia="Times New Roman" w:cstheme="minorHAnsi"/>
+          <w:color w:val="2F5496" w:themeColor="accent1" w:themeShade="BF"/>
+          <w:sz w:val="24"/>
+          <w:szCs w:val="24"/>
+          <w:lang w:val="en-NZ" w:eastAsia="en-NZ"/>
+        </w:rPr>
+        <w:t>.</w:t>
+      </w:r>
+      <w:r>
+        <w:rPr>
+          <w:rFonts w:eastAsia="Times New Roman" w:cstheme="minorHAnsi"/>
+          <w:color w:val="2F5496" w:themeColor="accent1" w:themeShade="BF"/>
+          <w:sz w:val="24"/>
+          <w:szCs w:val="24"/>
+          <w:lang w:val="en-NZ" w:eastAsia="en-NZ"/>
+        </w:rPr>
+        <w:t xml:space="preserve"> This project will have the ability to hold a lot of information in an easy to read and understand format, making it more conventional than other airport databases.</w:t>
+      </w:r>
+    </w:p>
+    <w:p>
+      <w:pPr>
+        <w:pStyle w:val="Heading2"/>
+        <w:rPr>
+          <w:rFonts w:asciiTheme="minorHAnsi" w:eastAsia="Times New Roman" w:hAnsiTheme="minorHAnsi" w:cstheme="minorHAnsi"/>
+          <w:b/>
+          <w:bCs/>
+          <w:sz w:val="28"/>
+          <w:szCs w:val="28"/>
+          <w:lang w:val="en-NZ" w:eastAsia="en-NZ"/>
+        </w:rPr>
+      </w:pPr>
+      <w:bookmarkStart w:id="8" w:name="_Toc141881215"/>
+    </w:p>
+    <w:p>
+      <w:pPr>
+        <w:pStyle w:val="Heading2"/>
+        <w:rPr>
+          <w:rFonts w:asciiTheme="minorHAnsi" w:eastAsia="Times New Roman" w:hAnsiTheme="minorHAnsi" w:cstheme="minorHAnsi"/>
+          <w:b/>
+          <w:bCs/>
+          <w:sz w:val="28"/>
+          <w:szCs w:val="28"/>
+          <w:lang w:val="en-NZ" w:eastAsia="en-NZ"/>
+        </w:rPr>
+      </w:pPr>
+    </w:p>
+    <w:p>
+      <w:pPr>
+        <w:pStyle w:val="Heading2"/>
+        <w:rPr>
+          <w:rFonts w:asciiTheme="minorHAnsi" w:eastAsia="Times New Roman" w:hAnsiTheme="minorHAnsi" w:cstheme="minorHAnsi"/>
+          <w:b/>
+          <w:bCs/>
+          <w:sz w:val="28"/>
+          <w:szCs w:val="28"/>
+          <w:lang w:val="en-NZ" w:eastAsia="en-NZ"/>
+        </w:rPr>
+      </w:pPr>
+    </w:p>
+    <w:p>
+      <w:pPr>
+        <w:pStyle w:val="Heading2"/>
+        <w:rPr>
+          <w:rFonts w:asciiTheme="minorHAnsi" w:eastAsia="Times New Roman" w:hAnsiTheme="minorHAnsi" w:cstheme="minorHAnsi"/>
+          <w:b/>
+          <w:bCs/>
+          <w:sz w:val="28"/>
+          <w:szCs w:val="28"/>
+          <w:lang w:val="en-NZ" w:eastAsia="en-NZ"/>
+        </w:rPr>
+      </w:pPr>
+    </w:p>
+    <w:p>
+      <w:pPr>
+        <w:pStyle w:val="Heading2"/>
+        <w:rPr>
+          <w:rFonts w:asciiTheme="minorHAnsi" w:eastAsia="Times New Roman" w:hAnsiTheme="minorHAnsi" w:cstheme="minorHAnsi"/>
+          <w:b/>
+          <w:bCs/>
+          <w:sz w:val="28"/>
+          <w:szCs w:val="28"/>
+          <w:lang w:val="en-NZ" w:eastAsia="en-NZ"/>
+        </w:rPr>
+      </w:pPr>
+    </w:p>
+    <w:p>
+      <w:pPr>
+        <w:rPr>
+          <w:lang w:val="en-NZ" w:eastAsia="en-NZ"/>
+        </w:rPr>
+      </w:pPr>
+    </w:p>
+    <w:p>
+      <w:pPr>
+        <w:pStyle w:val="Heading2"/>
+        <w:rPr>
+          <w:rFonts w:asciiTheme="minorHAnsi" w:eastAsia="Times New Roman" w:hAnsiTheme="minorHAnsi" w:cstheme="minorHAnsi"/>
+          <w:b/>
+          <w:bCs/>
+          <w:sz w:val="28"/>
+          <w:szCs w:val="28"/>
+          <w:lang w:val="en-NZ" w:eastAsia="en-NZ"/>
+        </w:rPr>
+      </w:pPr>
+      <w:r>
+        <w:rPr>
+          <w:rFonts w:asciiTheme="minorHAnsi" w:eastAsia="Times New Roman" w:hAnsiTheme="minorHAnsi" w:cstheme="minorHAnsi"/>
+          <w:b/>
+          <w:bCs/>
+          <w:sz w:val="28"/>
+          <w:szCs w:val="28"/>
+          <w:lang w:val="en-NZ" w:eastAsia="en-NZ"/>
+        </w:rPr>
+        <w:lastRenderedPageBreak/>
+        <w:t>Project schedule - timeline/plan</w:t>
+      </w:r>
+      <w:bookmarkEnd w:id="8"/>
+    </w:p>
+    <w:p>
+      <w:pPr>
+        <w:rPr>
+          <w:lang w:val="en-NZ" w:eastAsia="en-NZ"/>
+        </w:rPr>
+      </w:pPr>
+    </w:p>
+    <w:p>
+      <w:pPr>
+        <w:rPr>
+          <w:lang w:val="en-NZ" w:eastAsia="en-NZ"/>
+        </w:rPr>
+      </w:pPr>
+      <w:r>
+        <w:rPr>
+          <w:lang w:val="en-NZ" w:eastAsia="en-NZ"/>
+        </w:rPr>
+        <w:drawing>
+          <wp:inline distT="0" distB="0" distL="0" distR="0" wp14:anchorId="0B414A81" wp14:editId="70C6360C">
+            <wp:extent cx="3259101" cy="4438650"/>
+            <wp:effectExtent l="0" t="0" r="0" b="0"/>
+            <wp:docPr id="1070674101" name="Picture 1"/>
+            <wp:cNvGraphicFramePr>
+              <a:graphicFrameLocks xmlns:a="http://schemas.openxmlformats.org/drawingml/2006/main" noChangeAspect="1"/>
+            </wp:cNvGraphicFramePr>
+            <a:graphic xmlns:a="http://schemas.openxmlformats.org/drawingml/2006/main">
+              <a:graphicData uri="http://schemas.openxmlformats.org/drawingml/2006/picture">
+                <pic:pic xmlns:pic="http://schemas.openxmlformats.org/drawingml/2006/picture">
+                  <pic:nvPicPr>
+                    <pic:cNvPr id="1070674101" name=""/>
+                    <pic:cNvPicPr/>
+                  </pic:nvPicPr>
+                  <pic:blipFill>
+                    <a:blip r:embed="rId14"/>
+                    <a:stretch>
+                      <a:fillRect/>
+                    </a:stretch>
+                  </pic:blipFill>
+                  <pic:spPr>
+                    <a:xfrm>
+                      <a:off x="0" y="0"/>
+                      <a:ext cx="3265356" cy="4447168"/>
+                    </a:xfrm>
+                    <a:prstGeom prst="rect">
+                      <a:avLst/>
+                    </a:prstGeom>
+                  </pic:spPr>
+                </pic:pic>
+              </a:graphicData>
+            </a:graphic>
+          </wp:inline>
+        </w:drawing>
+      </w:r>
+    </w:p>
+    <w:p>
+      <w:pPr>
+        <w:pStyle w:val="Heading2"/>
+        <w:rPr>
+          <w:rFonts w:ascii="Calibri" w:eastAsia="Times New Roman" w:hAnsi="Calibri" w:cs="Calibri"/>
+          <w:b/>
+          <w:bCs/>
+          <w:sz w:val="28"/>
+          <w:szCs w:val="28"/>
+          <w:lang w:val="en-NZ" w:eastAsia="en-NZ"/>
+        </w:rPr>
+      </w:pPr>
+      <w:bookmarkStart w:id="9" w:name="_Toc141881216"/>
+      <w:r>
+        <w:rPr>
+          <w:rFonts w:ascii="Calibri" w:eastAsia="Times New Roman" w:hAnsi="Calibri" w:cs="Calibri"/>
+          <w:b/>
+          <w:bCs/>
+          <w:sz w:val="28"/>
+          <w:szCs w:val="28"/>
+          <w:lang w:val="en-NZ" w:eastAsia="en-NZ"/>
+        </w:rPr>
+        <w:t>Cost vs Benefit Analysis</w:t>
+      </w:r>
+      <w:bookmarkEnd w:id="9"/>
+    </w:p>
+    <w:p>
+      <w:pPr>
+        <w:spacing w:before="100" w:beforeAutospacing="1" w:after="100" w:afterAutospacing="1" w:line="240" w:lineRule="auto"/>
+        <w:rPr>
+          <w:rFonts w:eastAsia="Times New Roman" w:cstheme="minorHAnsi"/>
+          <w:color w:val="2F5496" w:themeColor="accent1" w:themeShade="BF"/>
+          <w:sz w:val="24"/>
+          <w:szCs w:val="24"/>
+          <w:lang w:val="en-NZ" w:eastAsia="en-NZ"/>
+        </w:rPr>
+      </w:pPr>
+      <w:r>
+        <w:rPr>
+          <w:rFonts w:eastAsia="Times New Roman" w:cstheme="minorHAnsi"/>
+          <w:color w:val="2F5496" w:themeColor="accent1" w:themeShade="BF"/>
+          <w:sz w:val="24"/>
+          <w:szCs w:val="24"/>
+          <w:lang w:val="en-NZ" w:eastAsia="en-NZ"/>
+        </w:rPr>
+        <w:t>Costs:</w:t>
+      </w:r>
+    </w:p>
+    <w:p>
+      <w:pPr>
+        <w:pStyle w:val="ListParagraph"/>
+        <w:numPr>
+          <w:ilvl w:val="0"/>
+          <w:numId w:val="3"/>
+        </w:numPr>
+        <w:spacing w:before="100" w:beforeAutospacing="1" w:after="100" w:afterAutospacing="1" w:line="240" w:lineRule="auto"/>
+        <w:rPr>
+          <w:rFonts w:eastAsia="Times New Roman" w:cstheme="minorHAnsi"/>
+          <w:color w:val="2F5496" w:themeColor="accent1" w:themeShade="BF"/>
+          <w:sz w:val="24"/>
+          <w:szCs w:val="24"/>
+          <w:lang w:val="en-NZ" w:eastAsia="en-NZ"/>
+        </w:rPr>
+      </w:pPr>
+      <w:r>
+        <w:rPr>
+          <w:rFonts w:eastAsia="Times New Roman" w:cstheme="minorHAnsi"/>
+          <w:color w:val="2F5496" w:themeColor="accent1" w:themeShade="BF"/>
+          <w:sz w:val="24"/>
+          <w:szCs w:val="24"/>
+          <w:lang w:val="en-NZ" w:eastAsia="en-NZ"/>
+        </w:rPr>
+        <w:t>Expensive to set up and maintain</w:t>
+      </w:r>
+    </w:p>
+    <w:p>
+      <w:pPr>
+        <w:pStyle w:val="ListParagraph"/>
+        <w:numPr>
+          <w:ilvl w:val="0"/>
+          <w:numId w:val="3"/>
+        </w:numPr>
+        <w:spacing w:before="100" w:beforeAutospacing="1" w:after="100" w:afterAutospacing="1" w:line="240" w:lineRule="auto"/>
+        <w:rPr>
+          <w:rFonts w:eastAsia="Times New Roman" w:cstheme="minorHAnsi"/>
+          <w:color w:val="2F5496" w:themeColor="accent1" w:themeShade="BF"/>
+          <w:sz w:val="24"/>
+          <w:szCs w:val="24"/>
+          <w:lang w:val="en-NZ" w:eastAsia="en-NZ"/>
+        </w:rPr>
+      </w:pPr>
+      <w:r>
+        <w:rPr>
+          <w:rFonts w:eastAsia="Times New Roman" w:cstheme="minorHAnsi"/>
+          <w:color w:val="2F5496" w:themeColor="accent1" w:themeShade="BF"/>
+          <w:sz w:val="24"/>
+          <w:szCs w:val="24"/>
+          <w:lang w:val="en-NZ" w:eastAsia="en-NZ"/>
+        </w:rPr>
+        <w:t xml:space="preserve">Old employees </w:t>
+      </w:r>
+      <w:proofErr w:type="gramStart"/>
+      <w:r>
+        <w:rPr>
+          <w:rFonts w:eastAsia="Times New Roman" w:cstheme="minorHAnsi"/>
+          <w:color w:val="2F5496" w:themeColor="accent1" w:themeShade="BF"/>
+          <w:sz w:val="24"/>
+          <w:szCs w:val="24"/>
+          <w:lang w:val="en-NZ" w:eastAsia="en-NZ"/>
+        </w:rPr>
+        <w:t>have to</w:t>
+      </w:r>
+      <w:proofErr w:type="gramEnd"/>
+      <w:r>
+        <w:rPr>
+          <w:rFonts w:eastAsia="Times New Roman" w:cstheme="minorHAnsi"/>
+          <w:color w:val="2F5496" w:themeColor="accent1" w:themeShade="BF"/>
+          <w:sz w:val="24"/>
+          <w:szCs w:val="24"/>
+          <w:lang w:val="en-NZ" w:eastAsia="en-NZ"/>
+        </w:rPr>
+        <w:t xml:space="preserve"> be trained to use the new system </w:t>
+      </w:r>
+      <w:r>
+        <w:rPr>
+          <w:rFonts w:eastAsia="Times New Roman" w:cstheme="minorHAnsi"/>
+          <w:color w:val="2F5496" w:themeColor="accent1" w:themeShade="BF"/>
+          <w:sz w:val="24"/>
+          <w:szCs w:val="24"/>
+          <w:lang w:val="en-NZ" w:eastAsia="en-NZ"/>
+        </w:rPr>
+        <w:t xml:space="preserve">– therefore halting the usage of the system and cost due to having to pay employees during </w:t>
+      </w:r>
+      <w:r>
+        <w:rPr>
+          <w:rFonts w:eastAsia="Times New Roman" w:cstheme="minorHAnsi"/>
+          <w:color w:val="2F5496" w:themeColor="accent1" w:themeShade="BF"/>
+          <w:sz w:val="24"/>
+          <w:szCs w:val="24"/>
+          <w:lang w:val="en-NZ" w:eastAsia="en-NZ"/>
+        </w:rPr>
+        <w:t>training</w:t>
+      </w:r>
+    </w:p>
+    <w:p>
+      <w:pPr>
+        <w:spacing w:before="100" w:beforeAutospacing="1" w:after="100" w:afterAutospacing="1" w:line="240" w:lineRule="auto"/>
+        <w:rPr>
+          <w:rFonts w:eastAsia="Times New Roman" w:cstheme="minorHAnsi"/>
+          <w:color w:val="2F5496" w:themeColor="accent1" w:themeShade="BF"/>
+          <w:sz w:val="24"/>
+          <w:szCs w:val="24"/>
+          <w:lang w:val="en-NZ" w:eastAsia="en-NZ"/>
+        </w:rPr>
+      </w:pPr>
+      <w:r>
+        <w:rPr>
+          <w:rFonts w:eastAsia="Times New Roman" w:cstheme="minorHAnsi"/>
+          <w:color w:val="2F5496" w:themeColor="accent1" w:themeShade="BF"/>
+          <w:sz w:val="24"/>
+          <w:szCs w:val="24"/>
+          <w:lang w:val="en-NZ" w:eastAsia="en-NZ"/>
+        </w:rPr>
+        <w:t>Benefits:</w:t>
+      </w:r>
+    </w:p>
+    <w:p>
+      <w:pPr>
+        <w:pStyle w:val="ListParagraph"/>
+        <w:numPr>
+          <w:ilvl w:val="0"/>
+          <w:numId w:val="4"/>
+        </w:numPr>
+        <w:spacing w:before="100" w:beforeAutospacing="1" w:after="100" w:afterAutospacing="1" w:line="240" w:lineRule="auto"/>
+        <w:rPr>
+          <w:rFonts w:eastAsia="Times New Roman" w:cstheme="minorHAnsi"/>
+          <w:color w:val="2F5496" w:themeColor="accent1" w:themeShade="BF"/>
+          <w:sz w:val="24"/>
+          <w:szCs w:val="24"/>
+          <w:lang w:val="en-NZ" w:eastAsia="en-NZ"/>
+        </w:rPr>
+      </w:pPr>
+      <w:r>
+        <w:rPr>
+          <w:rFonts w:eastAsia="Times New Roman" w:cstheme="minorHAnsi"/>
+          <w:color w:val="2F5496" w:themeColor="accent1" w:themeShade="BF"/>
+          <w:sz w:val="24"/>
+          <w:szCs w:val="24"/>
+          <w:lang w:val="en-NZ" w:eastAsia="en-NZ"/>
+        </w:rPr>
+        <w:t>Easier for new employees to adapt to</w:t>
+      </w:r>
+    </w:p>
+    <w:p>
+      <w:pPr>
+        <w:pStyle w:val="ListParagraph"/>
+        <w:numPr>
+          <w:ilvl w:val="0"/>
+          <w:numId w:val="4"/>
+        </w:numPr>
+        <w:spacing w:before="100" w:beforeAutospacing="1" w:after="100" w:afterAutospacing="1" w:line="240" w:lineRule="auto"/>
+        <w:rPr>
+          <w:rFonts w:eastAsia="Times New Roman" w:cstheme="minorHAnsi"/>
+          <w:color w:val="2F5496" w:themeColor="accent1" w:themeShade="BF"/>
+          <w:sz w:val="24"/>
+          <w:szCs w:val="24"/>
+          <w:lang w:val="en-NZ" w:eastAsia="en-NZ"/>
+        </w:rPr>
+      </w:pPr>
+      <w:r>
+        <w:rPr>
+          <w:rFonts w:eastAsia="Times New Roman" w:cstheme="minorHAnsi"/>
+          <w:color w:val="2F5496" w:themeColor="accent1" w:themeShade="BF"/>
+          <w:sz w:val="24"/>
+          <w:szCs w:val="24"/>
+          <w:lang w:val="en-NZ" w:eastAsia="en-NZ"/>
+        </w:rPr>
+        <w:t>Consistency will be easie</w:t>
+      </w:r>
+      <w:r>
+        <w:rPr>
+          <w:rFonts w:eastAsia="Times New Roman" w:cstheme="minorHAnsi"/>
+          <w:color w:val="2F5496" w:themeColor="accent1" w:themeShade="BF"/>
+          <w:sz w:val="24"/>
+          <w:szCs w:val="24"/>
+          <w:lang w:val="en-NZ" w:eastAsia="en-NZ"/>
+        </w:rPr>
+        <w:t>r</w:t>
       </w:r>
     </w:p>
     <w:p>
@@ -2934,16 +3519,17 @@
           <w:lang w:val="en-NZ" w:eastAsia="en-NZ"/>
         </w:rPr>
       </w:pPr>
-      <w:bookmarkStart w:id="4" w:name="_Toc141881211"/>
+      <w:bookmarkStart w:id="10" w:name="_Toc141881217"/>
       <w:r>
         <w:rPr>
           <w:rFonts w:eastAsia="Times New Roman"/>
           <w:sz w:val="44"/>
           <w:lang w:val="en-NZ" w:eastAsia="en-NZ"/>
         </w:rPr>
-        <w:t>Analysis</w:t>
-      </w:r>
-      <w:bookmarkEnd w:id="4"/>
+        <w:lastRenderedPageBreak/>
+        <w:t>Design</w:t>
+      </w:r>
+      <w:bookmarkEnd w:id="10"/>
       <w:r>
         <w:rPr>
           <w:rFonts w:ascii="Arial Narrow" w:eastAsia="Times New Roman" w:hAnsi="Arial Narrow" w:cs="Segoe UI"/>
@@ -2958,21 +3544,205 @@
       <w:pPr>
         <w:pStyle w:val="Heading2"/>
         <w:rPr>
+          <w:rFonts w:eastAsia="Times New Roman"/>
+          <w:lang w:val="en-NZ" w:eastAsia="en-NZ"/>
+        </w:rPr>
+      </w:pPr>
+    </w:p>
+    <w:p>
+      <w:pPr>
+        <w:pStyle w:val="Heading2"/>
+        <w:rPr>
+          <w:rFonts w:asciiTheme="minorHAnsi" w:eastAsia="Times New Roman" w:hAnsiTheme="minorHAnsi" w:cstheme="minorHAnsi"/>
+          <w:b/>
+          <w:bCs/>
+          <w:sz w:val="28"/>
+          <w:szCs w:val="28"/>
+          <w:lang w:val="en-NZ" w:eastAsia="en-NZ"/>
+        </w:rPr>
+      </w:pPr>
+      <w:bookmarkStart w:id="11" w:name="_Toc141881218"/>
+      <w:r>
+        <w:rPr>
+          <w:rFonts w:asciiTheme="minorHAnsi" w:eastAsia="Times New Roman" w:hAnsiTheme="minorHAnsi" w:cstheme="minorHAnsi"/>
+          <w:b/>
+          <w:bCs/>
+          <w:sz w:val="28"/>
+          <w:szCs w:val="28"/>
+          <w:lang w:val="en-NZ" w:eastAsia="en-NZ"/>
+        </w:rPr>
+        <w:t>Wireframes</w:t>
+      </w:r>
+      <w:bookmarkEnd w:id="11"/>
+    </w:p>
+    <w:p>
+      <w:pPr>
+        <w:spacing w:before="100" w:beforeAutospacing="1" w:after="100" w:afterAutospacing="1" w:line="240" w:lineRule="auto"/>
+        <w:rPr>
+          <w:rFonts w:eastAsia="Times New Roman" w:cstheme="minorHAnsi"/>
+          <w:color w:val="2F5496" w:themeColor="accent1" w:themeShade="BF"/>
+          <w:sz w:val="24"/>
+          <w:szCs w:val="24"/>
+          <w:lang w:val="en-NZ" w:eastAsia="en-NZ"/>
+        </w:rPr>
+      </w:pPr>
+      <w:r>
+        <w:rPr>
+          <w:rFonts w:eastAsia="Times New Roman" w:cstheme="minorHAnsi"/>
+          <w:noProof/>
+          <w:color w:val="2F5496" w:themeColor="accent1" w:themeShade="BF"/>
+          <w:sz w:val="24"/>
+          <w:szCs w:val="24"/>
+          <w:lang w:val="en-NZ" w:eastAsia="en-NZ"/>
+        </w:rPr>
+        <w:drawing>
+          <wp:anchor distT="0" distB="0" distL="114300" distR="114300" simplePos="0" relativeHeight="251658240" behindDoc="0" locked="0" layoutInCell="1" allowOverlap="1" wp14:anchorId="4F2DC36B" wp14:editId="587965BE">
+            <wp:simplePos x="0" y="0"/>
+            <wp:positionH relativeFrom="column">
+              <wp:posOffset>2374901</wp:posOffset>
+            </wp:positionH>
+            <wp:positionV relativeFrom="paragraph">
+              <wp:posOffset>182519</wp:posOffset>
+            </wp:positionV>
+            <wp:extent cx="2286000" cy="3234416"/>
+            <wp:effectExtent l="0" t="0" r="0" b="4445"/>
+            <wp:wrapNone/>
+            <wp:docPr id="1661323426" name="Picture 2"/>
+            <wp:cNvGraphicFramePr>
+              <a:graphicFrameLocks xmlns:a="http://schemas.openxmlformats.org/drawingml/2006/main" noChangeAspect="1"/>
+            </wp:cNvGraphicFramePr>
+            <a:graphic xmlns:a="http://schemas.openxmlformats.org/drawingml/2006/main">
+              <a:graphicData uri="http://schemas.openxmlformats.org/drawingml/2006/picture">
+                <pic:pic xmlns:pic="http://schemas.openxmlformats.org/drawingml/2006/picture">
+                  <pic:nvPicPr>
+                    <pic:cNvPr id="1661323426" name="Picture 1661323426"/>
+                    <pic:cNvPicPr/>
+                  </pic:nvPicPr>
+                  <pic:blipFill>
+                    <a:blip r:embed="rId15" cstate="print">
+                      <a:extLst>
+                        <a:ext uri="{28A0092B-C50C-407E-A947-70E740481C1C}">
+                          <a14:useLocalDpi xmlns:a14="http://schemas.microsoft.com/office/drawing/2010/main" val="0"/>
+                        </a:ext>
+                      </a:extLst>
+                    </a:blip>
+                    <a:stretch>
+                      <a:fillRect/>
+                    </a:stretch>
+                  </pic:blipFill>
+                  <pic:spPr>
+                    <a:xfrm>
+                      <a:off x="0" y="0"/>
+                      <a:ext cx="2292692" cy="3243884"/>
+                    </a:xfrm>
+                    <a:prstGeom prst="rect">
+                      <a:avLst/>
+                    </a:prstGeom>
+                  </pic:spPr>
+                </pic:pic>
+              </a:graphicData>
+            </a:graphic>
+            <wp14:sizeRelH relativeFrom="margin">
+              <wp14:pctWidth>0</wp14:pctWidth>
+            </wp14:sizeRelH>
+            <wp14:sizeRelV relativeFrom="margin">
+              <wp14:pctHeight>0</wp14:pctHeight>
+            </wp14:sizeRelV>
+          </wp:anchor>
+        </w:drawing>
+      </w:r>
+      <w:r>
+        <w:rPr>
+          <w:rFonts w:eastAsia="Times New Roman" w:cstheme="minorHAnsi"/>
+          <w:noProof/>
+          <w:color w:val="2F5496" w:themeColor="accent1" w:themeShade="BF"/>
+          <w:sz w:val="24"/>
+          <w:szCs w:val="24"/>
+          <w:lang w:val="en-NZ" w:eastAsia="en-NZ"/>
+        </w:rPr>
+        <w:drawing>
+          <wp:inline distT="0" distB="0" distL="0" distR="0" wp14:anchorId="2890DCF9" wp14:editId="0C634C79">
+            <wp:extent cx="2289374" cy="3238500"/>
+            <wp:effectExtent l="0" t="0" r="0" b="0"/>
+            <wp:docPr id="998761806" name="Picture 1"/>
+            <wp:cNvGraphicFramePr>
+              <a:graphicFrameLocks xmlns:a="http://schemas.openxmlformats.org/drawingml/2006/main" noChangeAspect="1"/>
+            </wp:cNvGraphicFramePr>
+            <a:graphic xmlns:a="http://schemas.openxmlformats.org/drawingml/2006/main">
+              <a:graphicData uri="http://schemas.openxmlformats.org/drawingml/2006/picture">
+                <pic:pic xmlns:pic="http://schemas.openxmlformats.org/drawingml/2006/picture">
+                  <pic:nvPicPr>
+                    <pic:cNvPr id="998761806" name="Picture 998761806"/>
+                    <pic:cNvPicPr/>
+                  </pic:nvPicPr>
+                  <pic:blipFill>
+                    <a:blip r:embed="rId16" cstate="print">
+                      <a:extLst>
+                        <a:ext uri="{28A0092B-C50C-407E-A947-70E740481C1C}">
+                          <a14:useLocalDpi xmlns:a14="http://schemas.microsoft.com/office/drawing/2010/main" val="0"/>
+                        </a:ext>
+                      </a:extLst>
+                    </a:blip>
+                    <a:stretch>
+                      <a:fillRect/>
+                    </a:stretch>
+                  </pic:blipFill>
+                  <pic:spPr>
+                    <a:xfrm>
+                      <a:off x="0" y="0"/>
+                      <a:ext cx="2299027" cy="3252155"/>
+                    </a:xfrm>
+                    <a:prstGeom prst="rect">
+                      <a:avLst/>
+                    </a:prstGeom>
+                  </pic:spPr>
+                </pic:pic>
+              </a:graphicData>
+            </a:graphic>
+          </wp:inline>
+        </w:drawing>
+      </w:r>
+    </w:p>
+    <w:p>
+      <w:pPr>
+        <w:spacing w:before="100" w:beforeAutospacing="1" w:after="100" w:afterAutospacing="1" w:line="240" w:lineRule="auto"/>
+        <w:rPr>
+          <w:rFonts w:eastAsia="Times New Roman" w:cstheme="minorHAnsi"/>
+          <w:color w:val="2F5496" w:themeColor="accent1" w:themeShade="BF"/>
+          <w:sz w:val="24"/>
+          <w:szCs w:val="24"/>
+          <w:lang w:val="en-NZ" w:eastAsia="en-NZ"/>
+        </w:rPr>
+      </w:pPr>
+    </w:p>
+    <w:p>
+      <w:pPr>
+        <w:pStyle w:val="Heading2"/>
+        <w:rPr>
           <w:rFonts w:ascii="Arial Narrow" w:eastAsia="Times New Roman" w:hAnsi="Arial Narrow" w:cs="Segoe UI"/>
           <w:sz w:val="24"/>
           <w:szCs w:val="24"/>
           <w:lang w:val="en-NZ" w:eastAsia="en-NZ"/>
         </w:rPr>
       </w:pPr>
-      <w:bookmarkStart w:id="5" w:name="_Toc141881212"/>
-      <w:r>
-        <w:rPr>
-          <w:rFonts w:eastAsia="Times New Roman"/>
-          <w:lang w:val="en-NZ" w:eastAsia="en-NZ"/>
-        </w:rPr>
-        <w:t>Stakeholders</w:t>
-      </w:r>
-      <w:bookmarkEnd w:id="5"/>
+      <w:bookmarkStart w:id="12" w:name="_Toc141881219"/>
+      <w:r>
+        <w:rPr>
+          <w:rFonts w:eastAsia="Times New Roman"/>
+          <w:lang w:val="en-NZ" w:eastAsia="en-NZ"/>
+        </w:rPr>
+        <w:t>Flowcharts</w:t>
+      </w:r>
+      <w:r>
+        <w:rPr>
+          <w:rFonts w:ascii="Arial Narrow" w:eastAsia="Times New Roman" w:hAnsi="Arial Narrow" w:cs="Segoe UI"/>
+          <w:sz w:val="24"/>
+          <w:szCs w:val="24"/>
+          <w:lang w:val="en-NZ" w:eastAsia="en-NZ"/>
+        </w:rPr>
+        <w:t>/Pseudocodes</w:t>
+      </w:r>
+      <w:bookmarkEnd w:id="12"/>
     </w:p>
     <w:p>
       <w:pPr>
@@ -2996,13 +3766,13 @@
           <w:lang w:val="en-NZ" w:eastAsia="en-NZ"/>
         </w:rPr>
       </w:pPr>
-      <w:bookmarkStart w:id="6" w:name="_Toc141881213"/>
-      <w:r>
-        <w:rPr>
-          <w:rFonts w:eastAsia="Times New Roman"/>
-          <w:lang w:val="en-NZ" w:eastAsia="en-NZ"/>
-        </w:rPr>
-        <w:t>End</w:t>
+      <w:bookmarkStart w:id="13" w:name="_Toc141881220"/>
+      <w:r>
+        <w:rPr>
+          <w:rFonts w:eastAsia="Times New Roman"/>
+          <w:lang w:val="en-NZ" w:eastAsia="en-NZ"/>
+        </w:rPr>
+        <w:t>Use</w:t>
       </w:r>
       <w:r>
         <w:rPr>
@@ -3011,18 +3781,63 @@
           <w:szCs w:val="24"/>
           <w:lang w:val="en-NZ" w:eastAsia="en-NZ"/>
         </w:rPr>
-        <w:t xml:space="preserve"> users</w:t>
-      </w:r>
-      <w:bookmarkEnd w:id="6"/>
-    </w:p>
-    <w:p>
-      <w:pPr>
-        <w:spacing w:before="100" w:beforeAutospacing="1" w:after="100" w:afterAutospacing="1" w:line="240" w:lineRule="auto"/>
+        <w:t xml:space="preserve"> case diagram</w:t>
+      </w:r>
+      <w:bookmarkEnd w:id="13"/>
+    </w:p>
+    <w:p>
+      <w:pPr>
+        <w:rPr>
+          <w:lang w:val="en-NZ" w:eastAsia="en-NZ"/>
+        </w:rPr>
+      </w:pPr>
+    </w:p>
+    <w:p>
+      <w:pPr>
+        <w:rPr>
+          <w:lang w:val="en-NZ" w:eastAsia="en-NZ"/>
+        </w:rPr>
+      </w:pPr>
+    </w:p>
+    <w:p>
+      <w:pPr>
+        <w:pStyle w:val="Heading2"/>
         <w:rPr>
           <w:rFonts w:ascii="Arial Narrow" w:eastAsia="Times New Roman" w:hAnsi="Arial Narrow" w:cs="Segoe UI"/>
-          <w:color w:val="2F5496" w:themeColor="accent1" w:themeShade="BF"/>
-          <w:sz w:val="24"/>
-          <w:szCs w:val="24"/>
+          <w:sz w:val="24"/>
+          <w:szCs w:val="24"/>
+          <w:lang w:val="en-NZ" w:eastAsia="en-NZ"/>
+        </w:rPr>
+      </w:pPr>
+      <w:bookmarkStart w:id="14" w:name="_Toc141881221"/>
+      <w:r>
+        <w:rPr>
+          <w:rFonts w:eastAsia="Times New Roman"/>
+          <w:lang w:val="en-NZ" w:eastAsia="en-NZ"/>
+        </w:rPr>
+        <w:t>Entity</w:t>
+      </w:r>
+      <w:r>
+        <w:rPr>
+          <w:rFonts w:ascii="Arial Narrow" w:eastAsia="Times New Roman" w:hAnsi="Arial Narrow" w:cs="Segoe UI"/>
+          <w:sz w:val="24"/>
+          <w:szCs w:val="24"/>
+          <w:lang w:val="en-NZ" w:eastAsia="en-NZ"/>
+        </w:rPr>
+        <w:t xml:space="preserve"> relationship diagram</w:t>
+      </w:r>
+      <w:bookmarkEnd w:id="14"/>
+    </w:p>
+    <w:p>
+      <w:pPr>
+        <w:rPr>
+          <w:lang w:val="en-NZ" w:eastAsia="en-NZ"/>
+        </w:rPr>
+      </w:pPr>
+    </w:p>
+    <w:p>
+      <w:pPr>
+        <w:rPr>
           <w:lang w:val="en-NZ" w:eastAsia="en-NZ"/>
         </w:rPr>
       </w:pPr>
@@ -3037,13 +3852,13 @@
           <w:lang w:val="en-NZ" w:eastAsia="en-NZ"/>
         </w:rPr>
       </w:pPr>
-      <w:bookmarkStart w:id="7" w:name="_Toc141881214"/>
-      <w:r>
-        <w:rPr>
-          <w:rFonts w:eastAsia="Times New Roman"/>
-          <w:lang w:val="en-NZ" w:eastAsia="en-NZ"/>
-        </w:rPr>
-        <w:t>Possible</w:t>
+      <w:bookmarkStart w:id="15" w:name="_Toc141881222"/>
+      <w:r>
+        <w:rPr>
+          <w:rFonts w:eastAsia="Times New Roman"/>
+          <w:lang w:val="en-NZ" w:eastAsia="en-NZ"/>
+        </w:rPr>
+        <w:t>Class</w:t>
       </w:r>
       <w:r>
         <w:rPr>
@@ -3052,101 +3867,9 @@
           <w:szCs w:val="24"/>
           <w:lang w:val="en-NZ" w:eastAsia="en-NZ"/>
         </w:rPr>
-        <w:t xml:space="preserve"> solutions</w:t>
-      </w:r>
-      <w:bookmarkEnd w:id="7"/>
-    </w:p>
-    <w:p>
-      <w:pPr>
-        <w:spacing w:before="100" w:beforeAutospacing="1" w:after="100" w:afterAutospacing="1" w:line="240" w:lineRule="auto"/>
-        <w:rPr>
-          <w:rFonts w:ascii="Arial Narrow" w:eastAsia="Times New Roman" w:hAnsi="Arial Narrow" w:cs="Segoe UI"/>
-          <w:color w:val="2F5496" w:themeColor="accent1" w:themeShade="BF"/>
-          <w:sz w:val="24"/>
-          <w:szCs w:val="24"/>
-          <w:lang w:val="en-NZ" w:eastAsia="en-NZ"/>
-        </w:rPr>
-      </w:pPr>
-    </w:p>
-    <w:p>
-      <w:pPr>
-        <w:pStyle w:val="Heading2"/>
-        <w:rPr>
-          <w:rFonts w:ascii="Arial Narrow" w:eastAsia="Times New Roman" w:hAnsi="Arial Narrow" w:cs="Segoe UI"/>
-          <w:sz w:val="24"/>
-          <w:szCs w:val="24"/>
-          <w:lang w:val="en-NZ" w:eastAsia="en-NZ"/>
-        </w:rPr>
-      </w:pPr>
-      <w:bookmarkStart w:id="8" w:name="_Toc141881215"/>
-      <w:r>
-        <w:rPr>
-          <w:rFonts w:eastAsia="Times New Roman"/>
-          <w:lang w:val="en-NZ" w:eastAsia="en-NZ"/>
-        </w:rPr>
-        <w:t>Project</w:t>
-      </w:r>
-      <w:r>
-        <w:rPr>
-          <w:rFonts w:ascii="Arial Narrow" w:eastAsia="Times New Roman" w:hAnsi="Arial Narrow" w:cs="Segoe UI"/>
-          <w:sz w:val="24"/>
-          <w:szCs w:val="24"/>
-          <w:lang w:val="en-NZ" w:eastAsia="en-NZ"/>
-        </w:rPr>
-        <w:t xml:space="preserve"> schedule - timeline/plan</w:t>
-      </w:r>
-      <w:bookmarkEnd w:id="8"/>
-    </w:p>
-    <w:p>
-      <w:pPr>
-        <w:rPr>
-          <w:lang w:val="en-NZ" w:eastAsia="en-NZ"/>
-        </w:rPr>
-      </w:pPr>
-    </w:p>
-    <w:p>
-      <w:pPr>
-        <w:rPr>
-          <w:lang w:val="en-NZ" w:eastAsia="en-NZ"/>
-        </w:rPr>
-      </w:pPr>
-    </w:p>
-    <w:p>
-      <w:pPr>
-        <w:rPr>
-          <w:lang w:val="en-NZ" w:eastAsia="en-NZ"/>
-        </w:rPr>
-      </w:pPr>
-    </w:p>
-    <w:p>
-      <w:pPr>
-        <w:pStyle w:val="Heading2"/>
-        <w:rPr>
-          <w:rFonts w:eastAsia="Times New Roman"/>
-          <w:lang w:val="en-NZ" w:eastAsia="en-NZ"/>
-        </w:rPr>
-      </w:pPr>
-      <w:bookmarkStart w:id="9" w:name="_Toc141881216"/>
-      <w:r>
-        <w:rPr>
-          <w:rFonts w:eastAsia="Times New Roman"/>
-          <w:lang w:val="en-NZ" w:eastAsia="en-NZ"/>
-        </w:rPr>
-        <w:t>Cost vs Benefit Analysis</w:t>
-      </w:r>
-      <w:bookmarkEnd w:id="9"/>
-    </w:p>
-    <w:p>
-      <w:pPr>
-        <w:spacing w:before="100" w:beforeAutospacing="1" w:after="100" w:afterAutospacing="1" w:line="240" w:lineRule="auto"/>
-        <w:rPr>
-          <w:rFonts w:ascii="Arial Narrow" w:eastAsia="Times New Roman" w:hAnsi="Arial Narrow" w:cs="Segoe UI"/>
-          <w:color w:val="2F5496" w:themeColor="accent1" w:themeShade="BF"/>
-          <w:sz w:val="24"/>
-          <w:szCs w:val="24"/>
-          <w:lang w:val="en-NZ" w:eastAsia="en-NZ"/>
-        </w:rPr>
-      </w:pPr>
+        <w:t xml:space="preserve"> diagram</w:t>
+      </w:r>
+      <w:bookmarkEnd w:id="15"/>
     </w:p>
     <w:p>
       <w:pPr>
@@ -3178,16 +3901,17 @@
           <w:lang w:val="en-NZ" w:eastAsia="en-NZ"/>
         </w:rPr>
       </w:pPr>
-      <w:bookmarkStart w:id="10" w:name="_Toc141881217"/>
+      <w:bookmarkStart w:id="16" w:name="_Toc141881223"/>
       <w:r>
         <w:rPr>
           <w:rFonts w:eastAsia="Times New Roman"/>
           <w:sz w:val="44"/>
           <w:lang w:val="en-NZ" w:eastAsia="en-NZ"/>
         </w:rPr>
-        <w:t>Design</w:t>
-      </w:r>
-      <w:bookmarkEnd w:id="10"/>
+        <w:lastRenderedPageBreak/>
+        <w:t>Development</w:t>
+      </w:r>
+      <w:bookmarkEnd w:id="16"/>
       <w:r>
         <w:rPr>
           <w:rFonts w:ascii="Arial Narrow" w:eastAsia="Times New Roman" w:hAnsi="Arial Narrow" w:cs="Segoe UI"/>
@@ -3202,7 +3926,41 @@
       <w:pPr>
         <w:pStyle w:val="Heading2"/>
         <w:rPr>
-          <w:rFonts w:eastAsia="Times New Roman"/>
+          <w:rFonts w:ascii="Arial Narrow" w:eastAsia="Times New Roman" w:hAnsi="Arial Narrow" w:cs="Segoe UI"/>
+          <w:sz w:val="24"/>
+          <w:szCs w:val="24"/>
+          <w:lang w:val="en-NZ" w:eastAsia="en-NZ"/>
+        </w:rPr>
+      </w:pPr>
+      <w:bookmarkStart w:id="17" w:name="_Toc141881224"/>
+      <w:r>
+        <w:rPr>
+          <w:rFonts w:eastAsia="Times New Roman"/>
+          <w:lang w:val="en-NZ" w:eastAsia="en-NZ"/>
+        </w:rPr>
+        <w:t>GitHub</w:t>
+      </w:r>
+      <w:r>
+        <w:rPr>
+          <w:rFonts w:ascii="Arial Narrow" w:eastAsia="Times New Roman" w:hAnsi="Arial Narrow" w:cs="Segoe UI"/>
+          <w:sz w:val="24"/>
+          <w:szCs w:val="24"/>
+          <w:lang w:val="en-NZ" w:eastAsia="en-NZ"/>
+        </w:rPr>
+        <w:t xml:space="preserve"> commits</w:t>
+      </w:r>
+      <w:bookmarkEnd w:id="17"/>
+    </w:p>
+    <w:p>
+      <w:pPr>
+        <w:rPr>
+          <w:lang w:val="en-NZ" w:eastAsia="en-NZ"/>
+        </w:rPr>
+      </w:pPr>
+    </w:p>
+    <w:p>
+      <w:pPr>
+        <w:rPr>
           <w:lang w:val="en-NZ" w:eastAsia="en-NZ"/>
         </w:rPr>
       </w:pPr>
@@ -3217,24 +3975,42 @@
           <w:lang w:val="en-NZ" w:eastAsia="en-NZ"/>
         </w:rPr>
       </w:pPr>
-      <w:bookmarkStart w:id="11" w:name="_Toc141881218"/>
-      <w:r>
-        <w:rPr>
-          <w:rFonts w:eastAsia="Times New Roman"/>
-          <w:lang w:val="en-NZ" w:eastAsia="en-NZ"/>
-        </w:rPr>
-        <w:t>Wireframes</w:t>
-      </w:r>
-      <w:bookmarkEnd w:id="11"/>
-    </w:p>
-    <w:p>
-      <w:pPr>
-        <w:spacing w:before="100" w:beforeAutospacing="1" w:after="100" w:afterAutospacing="1" w:line="240" w:lineRule="auto"/>
+      <w:bookmarkStart w:id="18" w:name="_Toc141881225"/>
+      <w:r>
+        <w:rPr>
+          <w:rFonts w:eastAsia="Times New Roman"/>
+          <w:lang w:val="en-NZ" w:eastAsia="en-NZ"/>
+        </w:rPr>
+        <w:t>Screen</w:t>
+      </w:r>
+      <w:r>
         <w:rPr>
           <w:rFonts w:ascii="Arial Narrow" w:eastAsia="Times New Roman" w:hAnsi="Arial Narrow" w:cs="Segoe UI"/>
-          <w:color w:val="2F5496" w:themeColor="accent1" w:themeShade="BF"/>
-          <w:sz w:val="24"/>
-          <w:szCs w:val="24"/>
+          <w:sz w:val="24"/>
+          <w:szCs w:val="24"/>
+          <w:lang w:val="en-NZ" w:eastAsia="en-NZ"/>
+        </w:rPr>
+        <w:t xml:space="preserve"> shots</w:t>
+      </w:r>
+      <w:bookmarkEnd w:id="18"/>
+    </w:p>
+    <w:p>
+      <w:pPr>
+        <w:rPr>
+          <w:lang w:val="en-NZ" w:eastAsia="en-NZ"/>
+        </w:rPr>
+      </w:pPr>
+    </w:p>
+    <w:p>
+      <w:pPr>
+        <w:rPr>
+          <w:lang w:val="en-NZ" w:eastAsia="en-NZ"/>
+        </w:rPr>
+      </w:pPr>
+    </w:p>
+    <w:p>
+      <w:pPr>
+        <w:rPr>
           <w:lang w:val="en-NZ" w:eastAsia="en-NZ"/>
         </w:rPr>
       </w:pPr>
@@ -3249,13 +4025,13 @@
           <w:lang w:val="en-NZ" w:eastAsia="en-NZ"/>
         </w:rPr>
       </w:pPr>
-      <w:bookmarkStart w:id="12" w:name="_Toc141881219"/>
-      <w:r>
-        <w:rPr>
-          <w:rFonts w:eastAsia="Times New Roman"/>
-          <w:lang w:val="en-NZ" w:eastAsia="en-NZ"/>
-        </w:rPr>
-        <w:t>Flowcharts</w:t>
+      <w:bookmarkStart w:id="19" w:name="_Toc141881226"/>
+      <w:r>
+        <w:rPr>
+          <w:rFonts w:eastAsia="Times New Roman"/>
+          <w:lang w:val="en-NZ" w:eastAsia="en-NZ"/>
+        </w:rPr>
+        <w:t>Code</w:t>
       </w:r>
       <w:r>
         <w:rPr>
@@ -3264,136 +4040,66 @@
           <w:szCs w:val="24"/>
           <w:lang w:val="en-NZ" w:eastAsia="en-NZ"/>
         </w:rPr>
-        <w:t>/Pseudocodes</w:t>
-      </w:r>
-      <w:bookmarkEnd w:id="12"/>
-    </w:p>
-    <w:p>
-      <w:pPr>
-        <w:spacing w:before="100" w:beforeAutospacing="1" w:after="100" w:afterAutospacing="1" w:line="240" w:lineRule="auto"/>
+        <w:t xml:space="preserve"> comments and descriptions</w:t>
+      </w:r>
+      <w:bookmarkEnd w:id="19"/>
+    </w:p>
+    <w:p>
+      <w:pPr>
+        <w:rPr>
+          <w:lang w:val="en-NZ" w:eastAsia="en-NZ"/>
+        </w:rPr>
+      </w:pPr>
+    </w:p>
+    <w:p>
+      <w:pPr>
+        <w:rPr>
+          <w:lang w:val="en-NZ" w:eastAsia="en-NZ"/>
+        </w:rPr>
+      </w:pPr>
+    </w:p>
+    <w:p>
+      <w:pPr>
+        <w:rPr>
+          <w:lang w:val="en-NZ" w:eastAsia="en-NZ"/>
+        </w:rPr>
+      </w:pPr>
+    </w:p>
+    <w:p>
+      <w:pPr>
+        <w:pStyle w:val="Heading2"/>
         <w:rPr>
           <w:rFonts w:ascii="Arial Narrow" w:eastAsia="Times New Roman" w:hAnsi="Arial Narrow" w:cs="Segoe UI"/>
-          <w:color w:val="2F5496" w:themeColor="accent1" w:themeShade="BF"/>
-          <w:sz w:val="24"/>
-          <w:szCs w:val="24"/>
-          <w:lang w:val="en-NZ" w:eastAsia="en-NZ"/>
-        </w:rPr>
-      </w:pPr>
-    </w:p>
-    <w:p>
-      <w:pPr>
-        <w:pStyle w:val="Heading2"/>
+          <w:sz w:val="24"/>
+          <w:szCs w:val="24"/>
+          <w:lang w:val="en-NZ" w:eastAsia="en-NZ"/>
+        </w:rPr>
+      </w:pPr>
+      <w:bookmarkStart w:id="20" w:name="_Toc141881227"/>
+      <w:r>
+        <w:rPr>
+          <w:rFonts w:eastAsia="Times New Roman"/>
+          <w:lang w:val="en-NZ" w:eastAsia="en-NZ"/>
+        </w:rPr>
+        <w:t>Development</w:t>
+      </w:r>
+      <w:r>
         <w:rPr>
           <w:rFonts w:ascii="Arial Narrow" w:eastAsia="Times New Roman" w:hAnsi="Arial Narrow" w:cs="Segoe UI"/>
           <w:sz w:val="24"/>
           <w:szCs w:val="24"/>
           <w:lang w:val="en-NZ" w:eastAsia="en-NZ"/>
         </w:rPr>
-      </w:pPr>
-      <w:bookmarkStart w:id="13" w:name="_Toc141881220"/>
-      <w:r>
-        <w:rPr>
-          <w:rFonts w:eastAsia="Times New Roman"/>
-          <w:lang w:val="en-NZ" w:eastAsia="en-NZ"/>
-        </w:rPr>
-        <w:t>Use</w:t>
-      </w:r>
-      <w:r>
-        <w:rPr>
-          <w:rFonts w:ascii="Arial Narrow" w:eastAsia="Times New Roman" w:hAnsi="Arial Narrow" w:cs="Segoe UI"/>
-          <w:sz w:val="24"/>
-          <w:szCs w:val="24"/>
-          <w:lang w:val="en-NZ" w:eastAsia="en-NZ"/>
-        </w:rPr>
-        <w:t xml:space="preserve"> case diagram</w:t>
-      </w:r>
-      <w:bookmarkEnd w:id="13"/>
-    </w:p>
-    <w:p>
-      <w:pPr>
-        <w:rPr>
-          <w:lang w:val="en-NZ" w:eastAsia="en-NZ"/>
-        </w:rPr>
-      </w:pPr>
-    </w:p>
-    <w:p>
-      <w:pPr>
-        <w:rPr>
-          <w:lang w:val="en-NZ" w:eastAsia="en-NZ"/>
-        </w:rPr>
-      </w:pPr>
-    </w:p>
-    <w:p>
-      <w:pPr>
-        <w:pStyle w:val="Heading2"/>
-        <w:rPr>
-          <w:rFonts w:ascii="Arial Narrow" w:eastAsia="Times New Roman" w:hAnsi="Arial Narrow" w:cs="Segoe UI"/>
-          <w:sz w:val="24"/>
-          <w:szCs w:val="24"/>
-          <w:lang w:val="en-NZ" w:eastAsia="en-NZ"/>
-        </w:rPr>
-      </w:pPr>
-      <w:bookmarkStart w:id="14" w:name="_Toc141881221"/>
-      <w:r>
-        <w:rPr>
-          <w:rFonts w:eastAsia="Times New Roman"/>
-          <w:lang w:val="en-NZ" w:eastAsia="en-NZ"/>
-        </w:rPr>
-        <w:t>Entity</w:t>
-      </w:r>
-      <w:r>
-        <w:rPr>
-          <w:rFonts w:ascii="Arial Narrow" w:eastAsia="Times New Roman" w:hAnsi="Arial Narrow" w:cs="Segoe UI"/>
-          <w:sz w:val="24"/>
-          <w:szCs w:val="24"/>
-          <w:lang w:val="en-NZ" w:eastAsia="en-NZ"/>
-        </w:rPr>
-        <w:t xml:space="preserve"> relationship diagram</w:t>
-      </w:r>
-      <w:bookmarkEnd w:id="14"/>
-    </w:p>
-    <w:p>
-      <w:pPr>
-        <w:rPr>
-          <w:lang w:val="en-NZ" w:eastAsia="en-NZ"/>
-        </w:rPr>
-      </w:pPr>
-    </w:p>
-    <w:p>
-      <w:pPr>
-        <w:rPr>
-          <w:lang w:val="en-NZ" w:eastAsia="en-NZ"/>
-        </w:rPr>
-      </w:pPr>
-    </w:p>
-    <w:p>
-      <w:pPr>
-        <w:pStyle w:val="Heading2"/>
-        <w:rPr>
-          <w:rFonts w:ascii="Arial Narrow" w:eastAsia="Times New Roman" w:hAnsi="Arial Narrow" w:cs="Segoe UI"/>
-          <w:sz w:val="24"/>
-          <w:szCs w:val="24"/>
-          <w:lang w:val="en-NZ" w:eastAsia="en-NZ"/>
-        </w:rPr>
-      </w:pPr>
-      <w:bookmarkStart w:id="15" w:name="_Toc141881222"/>
-      <w:r>
-        <w:rPr>
-          <w:rFonts w:eastAsia="Times New Roman"/>
-          <w:lang w:val="en-NZ" w:eastAsia="en-NZ"/>
-        </w:rPr>
-        <w:t>Class</w:t>
-      </w:r>
-      <w:r>
-        <w:rPr>
-          <w:rFonts w:ascii="Arial Narrow" w:eastAsia="Times New Roman" w:hAnsi="Arial Narrow" w:cs="Segoe UI"/>
-          <w:sz w:val="24"/>
-          <w:szCs w:val="24"/>
-          <w:lang w:val="en-NZ" w:eastAsia="en-NZ"/>
-        </w:rPr>
-        <w:t xml:space="preserve"> diagram</w:t>
-      </w:r>
-      <w:bookmarkEnd w:id="15"/>
+        <w:t xml:space="preserve"> stages - progress made should be visible</w:t>
+      </w:r>
+      <w:bookmarkEnd w:id="20"/>
+    </w:p>
+    <w:p>
+      <w:pPr>
+        <w:rPr>
+          <w:lang w:val="en-NZ" w:eastAsia="en-NZ"/>
+        </w:rPr>
+      </w:pPr>
     </w:p>
     <w:p>
       <w:pPr>
@@ -3425,16 +4131,17 @@
           <w:lang w:val="en-NZ" w:eastAsia="en-NZ"/>
         </w:rPr>
       </w:pPr>
-      <w:bookmarkStart w:id="16" w:name="_Toc141881223"/>
+      <w:bookmarkStart w:id="21" w:name="_Toc141881228"/>
       <w:r>
         <w:rPr>
           <w:rFonts w:eastAsia="Times New Roman"/>
           <w:sz w:val="44"/>
           <w:lang w:val="en-NZ" w:eastAsia="en-NZ"/>
         </w:rPr>
-        <w:t>Development</w:t>
-      </w:r>
-      <w:bookmarkEnd w:id="16"/>
+        <w:lastRenderedPageBreak/>
+        <w:t>Implementation</w:t>
+      </w:r>
+      <w:bookmarkEnd w:id="21"/>
       <w:r>
         <w:rPr>
           <w:rFonts w:ascii="Arial Narrow" w:eastAsia="Times New Roman" w:hAnsi="Arial Narrow" w:cs="Segoe UI"/>
@@ -3455,13 +4162,13 @@
           <w:lang w:val="en-NZ" w:eastAsia="en-NZ"/>
         </w:rPr>
       </w:pPr>
-      <w:bookmarkStart w:id="17" w:name="_Toc141881224"/>
-      <w:r>
-        <w:rPr>
-          <w:rFonts w:eastAsia="Times New Roman"/>
-          <w:lang w:val="en-NZ" w:eastAsia="en-NZ"/>
-        </w:rPr>
-        <w:t>GitHub</w:t>
+      <w:bookmarkStart w:id="22" w:name="_Toc141881229"/>
+      <w:r>
+        <w:rPr>
+          <w:rFonts w:eastAsia="Times New Roman"/>
+          <w:lang w:val="en-NZ" w:eastAsia="en-NZ"/>
+        </w:rPr>
+        <w:t>Testing</w:t>
       </w:r>
       <w:r>
         <w:rPr>
@@ -3470,9 +4177,142 @@
           <w:szCs w:val="24"/>
           <w:lang w:val="en-NZ" w:eastAsia="en-NZ"/>
         </w:rPr>
-        <w:t xml:space="preserve"> commits</w:t>
-      </w:r>
-      <w:bookmarkEnd w:id="17"/>
+        <w:t xml:space="preserve"> and Documentation</w:t>
+      </w:r>
+      <w:bookmarkEnd w:id="22"/>
+      <w:r>
+        <w:rPr>
+          <w:rFonts w:ascii="Arial Narrow" w:eastAsia="Times New Roman" w:hAnsi="Arial Narrow" w:cs="Segoe UI"/>
+          <w:sz w:val="24"/>
+          <w:szCs w:val="24"/>
+          <w:lang w:val="en-NZ" w:eastAsia="en-NZ"/>
+        </w:rPr>
+        <w:t xml:space="preserve"> </w:t>
+      </w:r>
+    </w:p>
+    <w:p>
+      <w:pPr>
+        <w:rPr>
+          <w:lang w:val="en-NZ" w:eastAsia="en-NZ"/>
+        </w:rPr>
+      </w:pPr>
+    </w:p>
+    <w:p>
+      <w:pPr>
+        <w:rPr>
+          <w:lang w:val="en-NZ" w:eastAsia="en-NZ"/>
+        </w:rPr>
+      </w:pPr>
+    </w:p>
+    <w:p>
+      <w:pPr>
+        <w:rPr>
+          <w:lang w:val="en-NZ" w:eastAsia="en-NZ"/>
+        </w:rPr>
+      </w:pPr>
+    </w:p>
+    <w:p>
+      <w:pPr>
+        <w:pStyle w:val="Heading3"/>
+        <w:rPr>
+          <w:rFonts w:eastAsia="Times New Roman"/>
+          <w:lang w:val="en-NZ" w:eastAsia="en-NZ"/>
+        </w:rPr>
+      </w:pPr>
+      <w:bookmarkStart w:id="23" w:name="_Toc141881230"/>
+      <w:r>
+        <w:rPr>
+          <w:rFonts w:eastAsia="Times New Roman"/>
+          <w:color w:val="2F5496" w:themeColor="accent1" w:themeShade="BF"/>
+          <w:lang w:val="en-NZ" w:eastAsia="en-NZ"/>
+        </w:rPr>
+        <w:t xml:space="preserve">User Experience - </w:t>
+      </w:r>
+      <w:r>
+        <w:rPr>
+          <w:rFonts w:eastAsia="Times New Roman"/>
+          <w:color w:val="2F5496" w:themeColor="accent1" w:themeShade="BF"/>
+          <w:lang w:val="en-NZ" w:eastAsia="en-NZ"/>
+        </w:rPr>
+        <w:t>End user considerations</w:t>
+      </w:r>
+      <w:r>
+        <w:rPr>
+          <w:rFonts w:eastAsia="Times New Roman"/>
+          <w:lang w:val="en-NZ" w:eastAsia="en-NZ"/>
+        </w:rPr>
+        <w:t xml:space="preserve"> </w:t>
+      </w:r>
+      <w:r>
+        <w:rPr>
+          <w:rFonts w:eastAsia="Times New Roman"/>
+          <w:color w:val="2F5496" w:themeColor="accent1" w:themeShade="BF"/>
+          <w:lang w:val="en-NZ" w:eastAsia="en-NZ"/>
+        </w:rPr>
+        <w:t>and stakeholders’ feedback</w:t>
+      </w:r>
+      <w:bookmarkEnd w:id="23"/>
+    </w:p>
+    <w:p>
+      <w:pPr>
+        <w:rPr>
+          <w:lang w:val="en-NZ" w:eastAsia="en-NZ"/>
+        </w:rPr>
+      </w:pPr>
+    </w:p>
+    <w:p>
+      <w:pPr>
+        <w:rPr>
+          <w:lang w:val="en-NZ" w:eastAsia="en-NZ"/>
+        </w:rPr>
+      </w:pPr>
+    </w:p>
+    <w:p>
+      <w:pPr>
+        <w:rPr>
+          <w:lang w:val="en-NZ" w:eastAsia="en-NZ"/>
+        </w:rPr>
+      </w:pPr>
+    </w:p>
+    <w:p>
+      <w:pPr>
+        <w:rPr>
+          <w:lang w:val="en-NZ" w:eastAsia="en-NZ"/>
+        </w:rPr>
+      </w:pPr>
+    </w:p>
+    <w:p>
+      <w:pPr>
+        <w:pStyle w:val="Heading3"/>
+        <w:rPr>
+          <w:rFonts w:eastAsia="Times New Roman"/>
+          <w:lang w:val="en-NZ" w:eastAsia="en-NZ"/>
+        </w:rPr>
+      </w:pPr>
+      <w:bookmarkStart w:id="24" w:name="_Toc141881231"/>
+      <w:r>
+        <w:rPr>
+          <w:rFonts w:eastAsia="Times New Roman"/>
+          <w:color w:val="2F5496" w:themeColor="accent1" w:themeShade="BF"/>
+          <w:lang w:val="en-NZ" w:eastAsia="en-NZ"/>
+        </w:rPr>
+        <w:t>Test cases - check all options, boundary cases and error control/message</w:t>
+      </w:r>
+      <w:bookmarkEnd w:id="24"/>
+    </w:p>
+    <w:p>
+      <w:pPr>
+        <w:rPr>
+          <w:lang w:val="en-NZ" w:eastAsia="en-NZ"/>
+        </w:rPr>
+      </w:pPr>
+    </w:p>
+    <w:p>
+      <w:pPr>
+        <w:rPr>
+          <w:lang w:val="en-NZ" w:eastAsia="en-NZ"/>
+        </w:rPr>
+      </w:pPr>
     </w:p>
     <w:p>
       <w:pPr>
@@ -3498,13 +4338,13 @@
           <w:lang w:val="en-NZ" w:eastAsia="en-NZ"/>
         </w:rPr>
       </w:pPr>
-      <w:bookmarkStart w:id="18" w:name="_Toc141881225"/>
-      <w:r>
-        <w:rPr>
-          <w:rFonts w:eastAsia="Times New Roman"/>
-          <w:lang w:val="en-NZ" w:eastAsia="en-NZ"/>
-        </w:rPr>
-        <w:t>Screen</w:t>
+      <w:bookmarkStart w:id="25" w:name="_Toc141881232"/>
+      <w:r>
+        <w:rPr>
+          <w:rFonts w:eastAsia="Times New Roman"/>
+          <w:lang w:val="en-NZ" w:eastAsia="en-NZ"/>
+        </w:rPr>
+        <w:t>Documentation</w:t>
       </w:r>
       <w:r>
         <w:rPr>
@@ -3513,30 +4353,49 @@
           <w:szCs w:val="24"/>
           <w:lang w:val="en-NZ" w:eastAsia="en-NZ"/>
         </w:rPr>
-        <w:t xml:space="preserve"> shots</w:t>
-      </w:r>
-      <w:bookmarkEnd w:id="18"/>
-    </w:p>
-    <w:p>
-      <w:pPr>
-        <w:rPr>
-          <w:lang w:val="en-NZ" w:eastAsia="en-NZ"/>
-        </w:rPr>
-      </w:pPr>
-    </w:p>
-    <w:p>
-      <w:pPr>
-        <w:rPr>
-          <w:lang w:val="en-NZ" w:eastAsia="en-NZ"/>
-        </w:rPr>
-      </w:pPr>
-    </w:p>
-    <w:p>
-      <w:pPr>
-        <w:rPr>
-          <w:lang w:val="en-NZ" w:eastAsia="en-NZ"/>
-        </w:rPr>
-      </w:pPr>
+        <w:t xml:space="preserve"> - explanation about your software, how it works, what are the key requirements etc (user manual or GitHub Readme.txt)</w:t>
+      </w:r>
+      <w:bookmarkEnd w:id="25"/>
+    </w:p>
+    <w:p>
+      <w:pPr>
+        <w:rPr>
+          <w:lang w:val="en-NZ" w:eastAsia="en-NZ"/>
+        </w:rPr>
+      </w:pPr>
+    </w:p>
+    <w:p>
+      <w:pPr>
+        <w:rPr>
+          <w:lang w:val="en-NZ" w:eastAsia="en-NZ"/>
+        </w:rPr>
+      </w:pPr>
+    </w:p>
+    <w:p>
+      <w:pPr>
+        <w:rPr>
+          <w:lang w:val="en-NZ" w:eastAsia="en-NZ"/>
+        </w:rPr>
+      </w:pPr>
+    </w:p>
+    <w:p>
+      <w:pPr>
+        <w:spacing w:line="259" w:lineRule="auto"/>
+        <w:rPr>
+          <w:rFonts w:asciiTheme="majorHAnsi" w:eastAsia="Times New Roman" w:hAnsiTheme="majorHAnsi" w:cstheme="majorBidi"/>
+          <w:color w:val="2F5496" w:themeColor="accent1" w:themeShade="BF"/>
+          <w:sz w:val="26"/>
+          <w:szCs w:val="26"/>
+          <w:lang w:val="en-NZ" w:eastAsia="en-NZ"/>
+        </w:rPr>
+      </w:pPr>
+      <w:r>
+        <w:rPr>
+          <w:rFonts w:eastAsia="Times New Roman"/>
+          <w:lang w:val="en-NZ" w:eastAsia="en-NZ"/>
+        </w:rPr>
+        <w:br w:type="page"/>
+      </w:r>
     </w:p>
     <w:p>
       <w:pPr>
@@ -3548,13 +4407,21 @@
           <w:lang w:val="en-NZ" w:eastAsia="en-NZ"/>
         </w:rPr>
       </w:pPr>
-      <w:bookmarkStart w:id="19" w:name="_Toc141881226"/>
-      <w:r>
-        <w:rPr>
-          <w:rFonts w:eastAsia="Times New Roman"/>
-          <w:lang w:val="en-NZ" w:eastAsia="en-NZ"/>
-        </w:rPr>
-        <w:t>Code</w:t>
+      <w:bookmarkStart w:id="26" w:name="_Toc141881233"/>
+      <w:r>
+        <w:rPr>
+          <w:rFonts w:eastAsia="Times New Roman"/>
+          <w:lang w:val="en-NZ" w:eastAsia="en-NZ"/>
+        </w:rPr>
+        <w:lastRenderedPageBreak/>
+        <w:t xml:space="preserve">Relevant Implications - </w:t>
+      </w:r>
+      <w:r>
+        <w:rPr>
+          <w:rFonts w:eastAsia="Times New Roman"/>
+          <w:lang w:val="en-NZ" w:eastAsia="en-NZ"/>
+        </w:rPr>
+        <w:t>Address</w:t>
       </w:r>
       <w:r>
         <w:rPr>
@@ -3563,66 +4430,48 @@
           <w:szCs w:val="24"/>
           <w:lang w:val="en-NZ" w:eastAsia="en-NZ"/>
         </w:rPr>
-        <w:t xml:space="preserve"> comments and descriptions</w:t>
-      </w:r>
-      <w:bookmarkEnd w:id="19"/>
-    </w:p>
-    <w:p>
-      <w:pPr>
-        <w:rPr>
-          <w:lang w:val="en-NZ" w:eastAsia="en-NZ"/>
-        </w:rPr>
-      </w:pPr>
-    </w:p>
-    <w:p>
-      <w:pPr>
-        <w:rPr>
-          <w:lang w:val="en-NZ" w:eastAsia="en-NZ"/>
-        </w:rPr>
-      </w:pPr>
-    </w:p>
-    <w:p>
-      <w:pPr>
-        <w:rPr>
-          <w:lang w:val="en-NZ" w:eastAsia="en-NZ"/>
-        </w:rPr>
-      </w:pPr>
-    </w:p>
-    <w:p>
-      <w:pPr>
-        <w:pStyle w:val="Heading2"/>
+        <w:t xml:space="preserve"> any five relevant implications.</w:t>
+      </w:r>
+      <w:bookmarkEnd w:id="26"/>
+      <w:r>
         <w:rPr>
           <w:rFonts w:ascii="Arial Narrow" w:eastAsia="Times New Roman" w:hAnsi="Arial Narrow" w:cs="Segoe UI"/>
           <w:sz w:val="24"/>
           <w:szCs w:val="24"/>
           <w:lang w:val="en-NZ" w:eastAsia="en-NZ"/>
         </w:rPr>
-      </w:pPr>
-      <w:bookmarkStart w:id="20" w:name="_Toc141881227"/>
-      <w:r>
-        <w:rPr>
-          <w:rFonts w:eastAsia="Times New Roman"/>
-          <w:lang w:val="en-NZ" w:eastAsia="en-NZ"/>
-        </w:rPr>
-        <w:t>Development</w:t>
-      </w:r>
-      <w:r>
-        <w:rPr>
-          <w:rFonts w:ascii="Arial Narrow" w:eastAsia="Times New Roman" w:hAnsi="Arial Narrow" w:cs="Segoe UI"/>
-          <w:sz w:val="24"/>
-          <w:szCs w:val="24"/>
-          <w:lang w:val="en-NZ" w:eastAsia="en-NZ"/>
-        </w:rPr>
-        <w:t xml:space="preserve"> stages - progress made should be visible</w:t>
-      </w:r>
-      <w:bookmarkEnd w:id="20"/>
-    </w:p>
-    <w:p>
-      <w:pPr>
-        <w:rPr>
-          <w:lang w:val="en-NZ" w:eastAsia="en-NZ"/>
-        </w:rPr>
-      </w:pPr>
+        <w:t xml:space="preserve"> </w:t>
+      </w:r>
+    </w:p>
+    <w:p>
+      <w:pPr>
+        <w:pStyle w:val="NoSpacing"/>
+        <w:rPr>
+          <w:rFonts w:eastAsia="Times New Roman" w:cs="Segoe UI"/>
+          <w:lang w:val="en-NZ" w:eastAsia="en-NZ"/>
+        </w:rPr>
+      </w:pPr>
+      <w:r>
+        <w:rPr>
+          <w:rFonts w:eastAsia="Times New Roman" w:cs="Segoe UI"/>
+          <w:lang w:val="en-NZ" w:eastAsia="en-NZ"/>
+        </w:rPr>
+        <w:t xml:space="preserve">Do not just explain, instead provide justifications on how you are addressing them: </w:t>
+      </w:r>
+      <w:r>
+        <w:rPr>
+          <w:rFonts w:eastAsia="Times New Roman"/>
+          <w:lang w:val="en-NZ" w:eastAsia="en-NZ"/>
+        </w:rPr>
+        <w:t>social, cultural, legal, ethical, intellectual property, privacy, accessibility, usability, functionality, aesthetics, sustainability and future proofing, end-user requirements, health and safety.</w:t>
+      </w:r>
+      <w:r>
+        <w:rPr>
+          <w:rFonts w:eastAsia="Times New Roman" w:cs="Segoe UI"/>
+          <w:lang w:val="en-NZ" w:eastAsia="en-NZ"/>
+        </w:rPr>
+        <w:t xml:space="preserve"> </w:t>
+      </w:r>
     </w:p>
     <w:p>
       <w:pPr>
@@ -3654,16 +4503,17 @@
           <w:lang w:val="en-NZ" w:eastAsia="en-NZ"/>
         </w:rPr>
       </w:pPr>
-      <w:bookmarkStart w:id="21" w:name="_Toc141881228"/>
+      <w:bookmarkStart w:id="27" w:name="_Toc141881234"/>
       <w:r>
         <w:rPr>
           <w:rFonts w:eastAsia="Times New Roman"/>
           <w:sz w:val="44"/>
           <w:lang w:val="en-NZ" w:eastAsia="en-NZ"/>
         </w:rPr>
-        <w:t>Implementation</w:t>
-      </w:r>
-      <w:bookmarkEnd w:id="21"/>
+        <w:lastRenderedPageBreak/>
+        <w:t>Maintenance</w:t>
+      </w:r>
+      <w:bookmarkEnd w:id="27"/>
       <w:r>
         <w:rPr>
           <w:rFonts w:ascii="Arial Narrow" w:eastAsia="Times New Roman" w:hAnsi="Arial Narrow" w:cs="Segoe UI"/>
@@ -3676,372 +4526,25 @@
     </w:p>
     <w:p>
       <w:pPr>
-        <w:pStyle w:val="Heading2"/>
-        <w:rPr>
-          <w:rFonts w:ascii="Arial Narrow" w:eastAsia="Times New Roman" w:hAnsi="Arial Narrow" w:cs="Segoe UI"/>
-          <w:sz w:val="24"/>
-          <w:szCs w:val="24"/>
-          <w:lang w:val="en-NZ" w:eastAsia="en-NZ"/>
-        </w:rPr>
-      </w:pPr>
-      <w:bookmarkStart w:id="22" w:name="_Toc141881229"/>
-      <w:r>
-        <w:rPr>
-          <w:rFonts w:eastAsia="Times New Roman"/>
-          <w:lang w:val="en-NZ" w:eastAsia="en-NZ"/>
-        </w:rPr>
-        <w:t>Testing</w:t>
-      </w:r>
-      <w:r>
-        <w:rPr>
-          <w:rFonts w:ascii="Arial Narrow" w:eastAsia="Times New Roman" w:hAnsi="Arial Narrow" w:cs="Segoe UI"/>
-          <w:sz w:val="24"/>
-          <w:szCs w:val="24"/>
-          <w:lang w:val="en-NZ" w:eastAsia="en-NZ"/>
-        </w:rPr>
-        <w:t xml:space="preserve"> and Documentation</w:t>
-      </w:r>
-      <w:bookmarkEnd w:id="22"/>
-      <w:r>
-        <w:rPr>
-          <w:rFonts w:ascii="Arial Narrow" w:eastAsia="Times New Roman" w:hAnsi="Arial Narrow" w:cs="Segoe UI"/>
-          <w:sz w:val="24"/>
-          <w:szCs w:val="24"/>
-          <w:lang w:val="en-NZ" w:eastAsia="en-NZ"/>
-        </w:rPr>
-        <w:t xml:space="preserve"> </w:t>
-      </w:r>
-    </w:p>
-    <w:p>
-      <w:pPr>
-        <w:rPr>
-          <w:lang w:val="en-NZ" w:eastAsia="en-NZ"/>
-        </w:rPr>
-      </w:pPr>
-    </w:p>
-    <w:p>
-      <w:pPr>
-        <w:rPr>
-          <w:lang w:val="en-NZ" w:eastAsia="en-NZ"/>
-        </w:rPr>
-      </w:pPr>
-    </w:p>
-    <w:p>
-      <w:pPr>
-        <w:rPr>
-          <w:lang w:val="en-NZ" w:eastAsia="en-NZ"/>
-        </w:rPr>
-      </w:pPr>
-    </w:p>
-    <w:p>
-      <w:pPr>
-        <w:pStyle w:val="Heading3"/>
-        <w:rPr>
-          <w:rFonts w:eastAsia="Times New Roman"/>
-          <w:lang w:val="en-NZ" w:eastAsia="en-NZ"/>
-        </w:rPr>
-      </w:pPr>
-      <w:bookmarkStart w:id="23" w:name="_Toc141881230"/>
-      <w:r>
-        <w:rPr>
-          <w:rFonts w:eastAsia="Times New Roman"/>
-          <w:color w:val="2F5496" w:themeColor="accent1" w:themeShade="BF"/>
-          <w:lang w:val="en-NZ" w:eastAsia="en-NZ"/>
-        </w:rPr>
-        <w:t xml:space="preserve">User Experience - </w:t>
-      </w:r>
-      <w:r>
-        <w:rPr>
-          <w:rFonts w:eastAsia="Times New Roman"/>
-          <w:color w:val="2F5496" w:themeColor="accent1" w:themeShade="BF"/>
-          <w:lang w:val="en-NZ" w:eastAsia="en-NZ"/>
-        </w:rPr>
-        <w:t>End user considerations</w:t>
-      </w:r>
-      <w:r>
-        <w:rPr>
-          <w:rFonts w:eastAsia="Times New Roman"/>
-          <w:lang w:val="en-NZ" w:eastAsia="en-NZ"/>
-        </w:rPr>
-        <w:t xml:space="preserve"> </w:t>
-      </w:r>
-      <w:r>
-        <w:rPr>
-          <w:rFonts w:eastAsia="Times New Roman"/>
-          <w:color w:val="2F5496" w:themeColor="accent1" w:themeShade="BF"/>
-          <w:lang w:val="en-NZ" w:eastAsia="en-NZ"/>
-        </w:rPr>
-        <w:t>and stakeholders’ feedback</w:t>
-      </w:r>
-      <w:bookmarkEnd w:id="23"/>
-    </w:p>
-    <w:p>
-      <w:pPr>
-        <w:rPr>
-          <w:lang w:val="en-NZ" w:eastAsia="en-NZ"/>
-        </w:rPr>
-      </w:pPr>
-    </w:p>
-    <w:p>
-      <w:pPr>
-        <w:rPr>
-          <w:lang w:val="en-NZ" w:eastAsia="en-NZ"/>
-        </w:rPr>
-      </w:pPr>
-    </w:p>
-    <w:p>
-      <w:pPr>
-        <w:rPr>
-          <w:lang w:val="en-NZ" w:eastAsia="en-NZ"/>
-        </w:rPr>
-      </w:pPr>
-    </w:p>
-    <w:p>
-      <w:pPr>
-        <w:rPr>
-          <w:lang w:val="en-NZ" w:eastAsia="en-NZ"/>
-        </w:rPr>
-      </w:pPr>
-    </w:p>
-    <w:p>
-      <w:pPr>
-        <w:pStyle w:val="Heading3"/>
-        <w:rPr>
-          <w:rFonts w:eastAsia="Times New Roman"/>
-          <w:lang w:val="en-NZ" w:eastAsia="en-NZ"/>
-        </w:rPr>
-      </w:pPr>
-      <w:bookmarkStart w:id="24" w:name="_Toc141881231"/>
-      <w:r>
-        <w:rPr>
-          <w:rFonts w:eastAsia="Times New Roman"/>
-          <w:color w:val="2F5496" w:themeColor="accent1" w:themeShade="BF"/>
-          <w:lang w:val="en-NZ" w:eastAsia="en-NZ"/>
-        </w:rPr>
-        <w:t>Test cases - check all options, boundary cases and error control/message</w:t>
-      </w:r>
-      <w:bookmarkEnd w:id="24"/>
-    </w:p>
-    <w:p>
-      <w:pPr>
-        <w:rPr>
-          <w:lang w:val="en-NZ" w:eastAsia="en-NZ"/>
-        </w:rPr>
-      </w:pPr>
-    </w:p>
-    <w:p>
-      <w:pPr>
-        <w:rPr>
-          <w:lang w:val="en-NZ" w:eastAsia="en-NZ"/>
-        </w:rPr>
-      </w:pPr>
-    </w:p>
-    <w:p>
-      <w:pPr>
-        <w:rPr>
-          <w:lang w:val="en-NZ" w:eastAsia="en-NZ"/>
-        </w:rPr>
-      </w:pPr>
-    </w:p>
-    <w:p>
-      <w:pPr>
-        <w:rPr>
-          <w:lang w:val="en-NZ" w:eastAsia="en-NZ"/>
-        </w:rPr>
-      </w:pPr>
-    </w:p>
-    <w:p>
-      <w:pPr>
-        <w:pStyle w:val="Heading2"/>
-        <w:rPr>
-          <w:rFonts w:ascii="Arial Narrow" w:eastAsia="Times New Roman" w:hAnsi="Arial Narrow" w:cs="Segoe UI"/>
-          <w:sz w:val="24"/>
-          <w:szCs w:val="24"/>
-          <w:lang w:val="en-NZ" w:eastAsia="en-NZ"/>
-        </w:rPr>
-      </w:pPr>
-      <w:bookmarkStart w:id="25" w:name="_Toc141881232"/>
-      <w:r>
-        <w:rPr>
-          <w:rFonts w:eastAsia="Times New Roman"/>
-          <w:lang w:val="en-NZ" w:eastAsia="en-NZ"/>
-        </w:rPr>
-        <w:t>Documentation</w:t>
-      </w:r>
-      <w:r>
-        <w:rPr>
-          <w:rFonts w:ascii="Arial Narrow" w:eastAsia="Times New Roman" w:hAnsi="Arial Narrow" w:cs="Segoe UI"/>
-          <w:sz w:val="24"/>
-          <w:szCs w:val="24"/>
-          <w:lang w:val="en-NZ" w:eastAsia="en-NZ"/>
-        </w:rPr>
-        <w:t xml:space="preserve"> - explanation about your software, how it works, what are the key requirements etc (user manual or GitHub Readme.txt)</w:t>
-      </w:r>
-      <w:bookmarkEnd w:id="25"/>
-    </w:p>
-    <w:p>
-      <w:pPr>
-        <w:rPr>
-          <w:lang w:val="en-NZ" w:eastAsia="en-NZ"/>
-        </w:rPr>
-      </w:pPr>
-    </w:p>
-    <w:p>
-      <w:pPr>
-        <w:rPr>
-          <w:lang w:val="en-NZ" w:eastAsia="en-NZ"/>
-        </w:rPr>
-      </w:pPr>
-    </w:p>
-    <w:p>
-      <w:pPr>
-        <w:rPr>
-          <w:lang w:val="en-NZ" w:eastAsia="en-NZ"/>
-        </w:rPr>
-      </w:pPr>
-    </w:p>
-    <w:p>
-      <w:pPr>
-        <w:spacing w:line="259" w:lineRule="auto"/>
-        <w:rPr>
-          <w:rFonts w:asciiTheme="majorHAnsi" w:eastAsia="Times New Roman" w:hAnsiTheme="majorHAnsi" w:cstheme="majorBidi"/>
-          <w:color w:val="2F5496" w:themeColor="accent1" w:themeShade="BF"/>
-          <w:sz w:val="26"/>
-          <w:szCs w:val="26"/>
-          <w:lang w:val="en-NZ" w:eastAsia="en-NZ"/>
-        </w:rPr>
-      </w:pPr>
-      <w:r>
-        <w:rPr>
-          <w:rFonts w:eastAsia="Times New Roman"/>
-          <w:lang w:val="en-NZ" w:eastAsia="en-NZ"/>
-        </w:rPr>
-        <w:br w:type="page"/>
-      </w:r>
-    </w:p>
-    <w:p>
-      <w:pPr>
-        <w:pStyle w:val="Heading2"/>
-        <w:rPr>
-          <w:rFonts w:ascii="Arial Narrow" w:eastAsia="Times New Roman" w:hAnsi="Arial Narrow" w:cs="Segoe UI"/>
-          <w:sz w:val="24"/>
-          <w:szCs w:val="24"/>
-          <w:lang w:val="en-NZ" w:eastAsia="en-NZ"/>
-        </w:rPr>
-      </w:pPr>
-      <w:bookmarkStart w:id="26" w:name="_Toc141881233"/>
-      <w:r>
-        <w:rPr>
-          <w:rFonts w:eastAsia="Times New Roman"/>
-          <w:lang w:val="en-NZ" w:eastAsia="en-NZ"/>
-        </w:rPr>
-        <w:t xml:space="preserve">Relevant Implications - </w:t>
-      </w:r>
-      <w:r>
-        <w:rPr>
-          <w:rFonts w:eastAsia="Times New Roman"/>
-          <w:lang w:val="en-NZ" w:eastAsia="en-NZ"/>
-        </w:rPr>
-        <w:t>Address</w:t>
-      </w:r>
-      <w:r>
-        <w:rPr>
-          <w:rFonts w:ascii="Arial Narrow" w:eastAsia="Times New Roman" w:hAnsi="Arial Narrow" w:cs="Segoe UI"/>
-          <w:sz w:val="24"/>
-          <w:szCs w:val="24"/>
-          <w:lang w:val="en-NZ" w:eastAsia="en-NZ"/>
-        </w:rPr>
-        <w:t xml:space="preserve"> any five relevant implications.</w:t>
-      </w:r>
-      <w:bookmarkEnd w:id="26"/>
-      <w:r>
-        <w:rPr>
-          <w:rFonts w:ascii="Arial Narrow" w:eastAsia="Times New Roman" w:hAnsi="Arial Narrow" w:cs="Segoe UI"/>
-          <w:sz w:val="24"/>
-          <w:szCs w:val="24"/>
-          <w:lang w:val="en-NZ" w:eastAsia="en-NZ"/>
-        </w:rPr>
-        <w:t xml:space="preserve"> </w:t>
-      </w:r>
-    </w:p>
-    <w:p>
-      <w:pPr>
         <w:pStyle w:val="NoSpacing"/>
         <w:rPr>
-          <w:rFonts w:eastAsia="Times New Roman" w:cs="Segoe UI"/>
-          <w:lang w:val="en-NZ" w:eastAsia="en-NZ"/>
-        </w:rPr>
-      </w:pPr>
-      <w:r>
-        <w:rPr>
-          <w:rFonts w:eastAsia="Times New Roman" w:cs="Segoe UI"/>
-          <w:lang w:val="en-NZ" w:eastAsia="en-NZ"/>
-        </w:rPr>
-        <w:t xml:space="preserve">Do not just explain, instead provide justifications on how you are addressing them: </w:t>
-      </w:r>
-      <w:r>
-        <w:rPr>
-          <w:rFonts w:eastAsia="Times New Roman"/>
-          <w:lang w:val="en-NZ" w:eastAsia="en-NZ"/>
-        </w:rPr>
-        <w:t>social, cultural, legal, ethical, intellectual property, privacy, accessibility, usability, functionality, aesthetics, sustainability and future proofing, end-user requirements, health and safety.</w:t>
-      </w:r>
-      <w:r>
-        <w:rPr>
-          <w:rFonts w:eastAsia="Times New Roman" w:cs="Segoe UI"/>
-          <w:lang w:val="en-NZ" w:eastAsia="en-NZ"/>
-        </w:rPr>
-        <w:t xml:space="preserve"> </w:t>
-      </w:r>
-    </w:p>
-    <w:p>
-      <w:pPr>
-        <w:spacing w:line="259" w:lineRule="auto"/>
-        <w:rPr>
-          <w:rFonts w:asciiTheme="majorHAnsi" w:eastAsia="Times New Roman" w:hAnsiTheme="majorHAnsi" w:cstheme="majorBidi"/>
-          <w:color w:val="2F5496" w:themeColor="accent1" w:themeShade="BF"/>
-          <w:sz w:val="44"/>
-          <w:szCs w:val="32"/>
-          <w:lang w:val="en-NZ" w:eastAsia="en-NZ"/>
-        </w:rPr>
-      </w:pPr>
-      <w:r>
-        <w:rPr>
-          <w:rFonts w:eastAsia="Times New Roman"/>
-          <w:sz w:val="44"/>
-          <w:lang w:val="en-NZ" w:eastAsia="en-NZ"/>
-        </w:rPr>
-        <w:br w:type="page"/>
-      </w:r>
-    </w:p>
-    <w:p>
-      <w:pPr>
-        <w:pStyle w:val="Heading1"/>
-        <w:rPr>
-          <w:rFonts w:ascii="Arial Narrow" w:eastAsia="Times New Roman" w:hAnsi="Arial Narrow" w:cs="Segoe UI"/>
-          <w:sz w:val="24"/>
-          <w:szCs w:val="24"/>
-          <w:lang w:val="en-NZ" w:eastAsia="en-NZ"/>
-        </w:rPr>
-      </w:pPr>
-      <w:bookmarkStart w:id="27" w:name="_Toc141881234"/>
-      <w:r>
-        <w:rPr>
-          <w:rFonts w:eastAsia="Times New Roman"/>
-          <w:sz w:val="44"/>
-          <w:lang w:val="en-NZ" w:eastAsia="en-NZ"/>
-        </w:rPr>
-        <w:t>Maintenance</w:t>
-      </w:r>
-      <w:bookmarkEnd w:id="27"/>
-      <w:r>
-        <w:rPr>
-          <w:rFonts w:ascii="Arial Narrow" w:eastAsia="Times New Roman" w:hAnsi="Arial Narrow" w:cs="Segoe UI"/>
-          <w:sz w:val="24"/>
-          <w:szCs w:val="24"/>
-          <w:lang w:val="en-NZ" w:eastAsia="en-NZ"/>
-        </w:rPr>
-        <w:t xml:space="preserve"> </w:t>
+          <w:rFonts w:eastAsia="Times New Roman"/>
+          <w:lang w:val="en-NZ" w:eastAsia="en-NZ"/>
+        </w:rPr>
+      </w:pPr>
+      <w:r>
+        <w:rPr>
+          <w:rFonts w:eastAsia="Times New Roman"/>
+          <w:lang w:val="en-NZ" w:eastAsia="en-NZ"/>
+        </w:rPr>
+        <w:t>Future</w:t>
+      </w:r>
+      <w:r>
+        <w:rPr>
+          <w:rFonts w:eastAsia="Times New Roman"/>
+          <w:lang w:val="en-NZ" w:eastAsia="en-NZ"/>
+        </w:rPr>
+        <w:t xml:space="preserve"> directions - explain what was planned and whether it was achieved or not, if not then what can be done in future to improve the software</w:t>
       </w:r>
     </w:p>
     <w:p>
@@ -4052,20 +4555,6 @@
           <w:lang w:val="en-NZ" w:eastAsia="en-NZ"/>
         </w:rPr>
       </w:pPr>
-      <w:r>
-        <w:rPr>
-          <w:rFonts w:eastAsia="Times New Roman"/>
-          <w:lang w:val="en-NZ" w:eastAsia="en-NZ"/>
-        </w:rPr>
-        <w:t>Future</w:t>
-      </w:r>
-      <w:r>
-        <w:rPr>
-          <w:rFonts w:eastAsia="Times New Roman"/>
-          <w:lang w:val="en-NZ" w:eastAsia="en-NZ"/>
-        </w:rPr>
-        <w:t xml:space="preserve"> directions - explain what was planned and whether it was achieved or not, if not then what can be done in future to improve the software</w:t>
-      </w:r>
     </w:p>
     <w:p>
       <w:pPr>
@@ -4075,15 +4564,6 @@
           <w:lang w:val="en-NZ" w:eastAsia="en-NZ"/>
         </w:rPr>
       </w:pPr>
-    </w:p>
-    <w:p>
-      <w:pPr>
-        <w:pStyle w:val="NoSpacing"/>
-        <w:rPr>
-          <w:rFonts w:eastAsia="Times New Roman"/>
-          <w:lang w:val="en-NZ" w:eastAsia="en-NZ"/>
-        </w:rPr>
-      </w:pPr>
       <w:r>
         <w:rPr>
           <w:rFonts w:eastAsia="Times New Roman"/>
@@ -4096,7 +4576,23 @@
           <w:rFonts w:eastAsia="Times New Roman"/>
           <w:lang w:val="en-NZ" w:eastAsia="en-NZ"/>
         </w:rPr>
-        <w:t xml:space="preserve"> bugs that has not been resolved and what/how it can be solved</w:t>
+        <w:t xml:space="preserve"> bugs that </w:t>
+      </w:r>
+      <w:proofErr w:type="gramStart"/>
+      <w:r>
+        <w:rPr>
+          <w:rFonts w:eastAsia="Times New Roman"/>
+          <w:lang w:val="en-NZ" w:eastAsia="en-NZ"/>
+        </w:rPr>
+        <w:t>has</w:t>
+      </w:r>
+      <w:proofErr w:type="gramEnd"/>
+      <w:r>
+        <w:rPr>
+          <w:rFonts w:eastAsia="Times New Roman"/>
+          <w:lang w:val="en-NZ" w:eastAsia="en-NZ"/>
+        </w:rPr>
+        <w:t xml:space="preserve"> not been resolved and what/how it can be solved</w:t>
       </w:r>
     </w:p>
     <w:p>
@@ -4481,6 +4977,119 @@
     </w:lvl>
   </w:abstractNum>
   <w:abstractNum w:abstractNumId="1" w15:restartNumberingAfterBreak="0">
+    <w:nsid w:val="35C21AEB"/>
+    <w:multiLevelType w:val="hybridMultilevel"/>
+    <w:tmpl w:val="BF9E837A"/>
+    <w:lvl w:ilvl="0" w:tplc="14090001">
+      <w:start w:val="1"/>
+      <w:numFmt w:val="bullet"/>
+      <w:lvlText w:val=""/>
+      <w:lvlJc w:val="left"/>
+      <w:pPr>
+        <w:ind w:left="720" w:hanging="360"/>
+      </w:pPr>
+      <w:rPr>
+        <w:rFonts w:ascii="Symbol" w:hAnsi="Symbol" w:hint="default"/>
+      </w:rPr>
+    </w:lvl>
+    <w:lvl w:ilvl="1" w:tplc="14090003" w:tentative="1">
+      <w:start w:val="1"/>
+      <w:numFmt w:val="bullet"/>
+      <w:lvlText w:val="o"/>
+      <w:lvlJc w:val="left"/>
+      <w:pPr>
+        <w:ind w:left="1440" w:hanging="360"/>
+      </w:pPr>
+      <w:rPr>
+        <w:rFonts w:ascii="Courier New" w:hAnsi="Courier New" w:cs="Courier New" w:hint="default"/>
+      </w:rPr>
+    </w:lvl>
+    <w:lvl w:ilvl="2" w:tplc="14090005" w:tentative="1">
+      <w:start w:val="1"/>
+      <w:numFmt w:val="bullet"/>
+      <w:lvlText w:val=""/>
+      <w:lvlJc w:val="left"/>
+      <w:pPr>
+        <w:ind w:left="2160" w:hanging="360"/>
+      </w:pPr>
+      <w:rPr>
+        <w:rFonts w:ascii="Wingdings" w:hAnsi="Wingdings" w:hint="default"/>
+      </w:rPr>
+    </w:lvl>
+    <w:lvl w:ilvl="3" w:tplc="14090001" w:tentative="1">
+      <w:start w:val="1"/>
+      <w:numFmt w:val="bullet"/>
+      <w:lvlText w:val=""/>
+      <w:lvlJc w:val="left"/>
+      <w:pPr>
+        <w:ind w:left="2880" w:hanging="360"/>
+      </w:pPr>
+      <w:rPr>
+        <w:rFonts w:ascii="Symbol" w:hAnsi="Symbol" w:hint="default"/>
+      </w:rPr>
+    </w:lvl>
+    <w:lvl w:ilvl="4" w:tplc="14090003" w:tentative="1">
+      <w:start w:val="1"/>
+      <w:numFmt w:val="bullet"/>
+      <w:lvlText w:val="o"/>
+      <w:lvlJc w:val="left"/>
+      <w:pPr>
+        <w:ind w:left="3600" w:hanging="360"/>
+      </w:pPr>
+      <w:rPr>
+        <w:rFonts w:ascii="Courier New" w:hAnsi="Courier New" w:cs="Courier New" w:hint="default"/>
+      </w:rPr>
+    </w:lvl>
+    <w:lvl w:ilvl="5" w:tplc="14090005" w:tentative="1">
+      <w:start w:val="1"/>
+      <w:numFmt w:val="bullet"/>
+      <w:lvlText w:val=""/>
+      <w:lvlJc w:val="left"/>
+      <w:pPr>
+        <w:ind w:left="4320" w:hanging="360"/>
+      </w:pPr>
+      <w:rPr>
+        <w:rFonts w:ascii="Wingdings" w:hAnsi="Wingdings" w:hint="default"/>
+      </w:rPr>
+    </w:lvl>
+    <w:lvl w:ilvl="6" w:tplc="14090001" w:tentative="1">
+      <w:start w:val="1"/>
+      <w:numFmt w:val="bullet"/>
+      <w:lvlText w:val=""/>
+      <w:lvlJc w:val="left"/>
+      <w:pPr>
+        <w:ind w:left="5040" w:hanging="360"/>
+      </w:pPr>
+      <w:rPr>
+        <w:rFonts w:ascii="Symbol" w:hAnsi="Symbol" w:hint="default"/>
+      </w:rPr>
+    </w:lvl>
+    <w:lvl w:ilvl="7" w:tplc="14090003" w:tentative="1">
+      <w:start w:val="1"/>
+      <w:numFmt w:val="bullet"/>
+      <w:lvlText w:val="o"/>
+      <w:lvlJc w:val="left"/>
+      <w:pPr>
+        <w:ind w:left="5760" w:hanging="360"/>
+      </w:pPr>
+      <w:rPr>
+        <w:rFonts w:ascii="Courier New" w:hAnsi="Courier New" w:cs="Courier New" w:hint="default"/>
+      </w:rPr>
+    </w:lvl>
+    <w:lvl w:ilvl="8" w:tplc="14090005" w:tentative="1">
+      <w:start w:val="1"/>
+      <w:numFmt w:val="bullet"/>
+      <w:lvlText w:val=""/>
+      <w:lvlJc w:val="left"/>
+      <w:pPr>
+        <w:ind w:left="6480" w:hanging="360"/>
+      </w:pPr>
+      <w:rPr>
+        <w:rFonts w:ascii="Wingdings" w:hAnsi="Wingdings" w:hint="default"/>
+      </w:rPr>
+    </w:lvl>
+  </w:abstractNum>
+  <w:abstractNum w:abstractNumId="2" w15:restartNumberingAfterBreak="0">
     <w:nsid w:val="43195455"/>
     <w:multiLevelType w:val="multilevel"/>
     <w:tmpl w:val="CF487EC0"/>
@@ -4624,8 +5233,121 @@
       </w:rPr>
     </w:lvl>
   </w:abstractNum>
+  <w:abstractNum w:abstractNumId="3" w15:restartNumberingAfterBreak="0">
+    <w:nsid w:val="7089770A"/>
+    <w:multiLevelType w:val="hybridMultilevel"/>
+    <w:tmpl w:val="22243942"/>
+    <w:lvl w:ilvl="0" w:tplc="14090001">
+      <w:start w:val="1"/>
+      <w:numFmt w:val="bullet"/>
+      <w:lvlText w:val=""/>
+      <w:lvlJc w:val="left"/>
+      <w:pPr>
+        <w:ind w:left="720" w:hanging="360"/>
+      </w:pPr>
+      <w:rPr>
+        <w:rFonts w:ascii="Symbol" w:hAnsi="Symbol" w:hint="default"/>
+      </w:rPr>
+    </w:lvl>
+    <w:lvl w:ilvl="1" w:tplc="14090003" w:tentative="1">
+      <w:start w:val="1"/>
+      <w:numFmt w:val="bullet"/>
+      <w:lvlText w:val="o"/>
+      <w:lvlJc w:val="left"/>
+      <w:pPr>
+        <w:ind w:left="1440" w:hanging="360"/>
+      </w:pPr>
+      <w:rPr>
+        <w:rFonts w:ascii="Courier New" w:hAnsi="Courier New" w:cs="Courier New" w:hint="default"/>
+      </w:rPr>
+    </w:lvl>
+    <w:lvl w:ilvl="2" w:tplc="14090005" w:tentative="1">
+      <w:start w:val="1"/>
+      <w:numFmt w:val="bullet"/>
+      <w:lvlText w:val=""/>
+      <w:lvlJc w:val="left"/>
+      <w:pPr>
+        <w:ind w:left="2160" w:hanging="360"/>
+      </w:pPr>
+      <w:rPr>
+        <w:rFonts w:ascii="Wingdings" w:hAnsi="Wingdings" w:hint="default"/>
+      </w:rPr>
+    </w:lvl>
+    <w:lvl w:ilvl="3" w:tplc="14090001" w:tentative="1">
+      <w:start w:val="1"/>
+      <w:numFmt w:val="bullet"/>
+      <w:lvlText w:val=""/>
+      <w:lvlJc w:val="left"/>
+      <w:pPr>
+        <w:ind w:left="2880" w:hanging="360"/>
+      </w:pPr>
+      <w:rPr>
+        <w:rFonts w:ascii="Symbol" w:hAnsi="Symbol" w:hint="default"/>
+      </w:rPr>
+    </w:lvl>
+    <w:lvl w:ilvl="4" w:tplc="14090003" w:tentative="1">
+      <w:start w:val="1"/>
+      <w:numFmt w:val="bullet"/>
+      <w:lvlText w:val="o"/>
+      <w:lvlJc w:val="left"/>
+      <w:pPr>
+        <w:ind w:left="3600" w:hanging="360"/>
+      </w:pPr>
+      <w:rPr>
+        <w:rFonts w:ascii="Courier New" w:hAnsi="Courier New" w:cs="Courier New" w:hint="default"/>
+      </w:rPr>
+    </w:lvl>
+    <w:lvl w:ilvl="5" w:tplc="14090005" w:tentative="1">
+      <w:start w:val="1"/>
+      <w:numFmt w:val="bullet"/>
+      <w:lvlText w:val=""/>
+      <w:lvlJc w:val="left"/>
+      <w:pPr>
+        <w:ind w:left="4320" w:hanging="360"/>
+      </w:pPr>
+      <w:rPr>
+        <w:rFonts w:ascii="Wingdings" w:hAnsi="Wingdings" w:hint="default"/>
+      </w:rPr>
+    </w:lvl>
+    <w:lvl w:ilvl="6" w:tplc="14090001" w:tentative="1">
+      <w:start w:val="1"/>
+      <w:numFmt w:val="bullet"/>
+      <w:lvlText w:val=""/>
+      <w:lvlJc w:val="left"/>
+      <w:pPr>
+        <w:ind w:left="5040" w:hanging="360"/>
+      </w:pPr>
+      <w:rPr>
+        <w:rFonts w:ascii="Symbol" w:hAnsi="Symbol" w:hint="default"/>
+      </w:rPr>
+    </w:lvl>
+    <w:lvl w:ilvl="7" w:tplc="14090003" w:tentative="1">
+      <w:start w:val="1"/>
+      <w:numFmt w:val="bullet"/>
+      <w:lvlText w:val="o"/>
+      <w:lvlJc w:val="left"/>
+      <w:pPr>
+        <w:ind w:left="5760" w:hanging="360"/>
+      </w:pPr>
+      <w:rPr>
+        <w:rFonts w:ascii="Courier New" w:hAnsi="Courier New" w:cs="Courier New" w:hint="default"/>
+      </w:rPr>
+    </w:lvl>
+    <w:lvl w:ilvl="8" w:tplc="14090005" w:tentative="1">
+      <w:start w:val="1"/>
+      <w:numFmt w:val="bullet"/>
+      <w:lvlText w:val=""/>
+      <w:lvlJc w:val="left"/>
+      <w:pPr>
+        <w:ind w:left="6480" w:hanging="360"/>
+      </w:pPr>
+      <w:rPr>
+        <w:rFonts w:ascii="Wingdings" w:hAnsi="Wingdings" w:hint="default"/>
+      </w:rPr>
+    </w:lvl>
+  </w:abstractNum>
   <w:num w:numId="1" w16cid:durableId="1822428731">
-    <w:abstractNumId w:val="1"/>
+    <w:abstractNumId w:val="2"/>
     <w:lvlOverride w:ilvl="0">
       <w:startOverride w:val="1"/>
     </w:lvlOverride>
@@ -4654,6 +5376,12 @@
   </w:num>
   <w:num w:numId="2" w16cid:durableId="1187255387">
     <w:abstractNumId w:val="0"/>
+  </w:num>
+  <w:num w:numId="3" w16cid:durableId="871499408">
+    <w:abstractNumId w:val="3"/>
+  </w:num>
+  <w:num w:numId="4" w16cid:durableId="719474767">
+    <w:abstractNumId w:val="1"/>
   </w:num>
 </w:numbering>
 </file>
@@ -5392,6 +6120,29 @@
       <w:lang w:val="en-US"/>
     </w:rPr>
   </w:style>
+  <w:style w:type="character" w:styleId="UnresolvedMention">
+    <w:name w:val="Unresolved Mention"/>
+    <w:basedOn w:val="DefaultParagraphFont"/>
+    <w:uiPriority w:val="99"/>
+    <w:semiHidden/>
+    <w:unhideWhenUsed/>
+    <w:rsid w:val="00925E61"/>
+    <w:rPr>
+      <w:color w:val="605E5C"/>
+      <w:shd w:val="clear" w:color="auto" w:fill="E1DFDD"/>
+    </w:rPr>
+  </w:style>
+  <w:style w:type="paragraph" w:styleId="ListParagraph">
+    <w:name w:val="List Paragraph"/>
+    <w:basedOn w:val="Normal"/>
+    <w:uiPriority w:val="34"/>
+    <w:qFormat/>
+    <w:rsid w:val="003624D3"/>
+    <w:pPr>
+      <w:ind w:left="720"/>
+      <w:contextualSpacing/>
+    </w:pPr>
+  </w:style>
 </w:styles>
 </file>
 
@@ -5695,6 +6446,23 @@
 </file>
 
 <file path=customXml/item2.xml><?xml version="1.0" encoding="utf-8"?>
+<p:properties xmlns:p="http://schemas.microsoft.com/office/2006/metadata/properties" xmlns:xsi="http://www.w3.org/2001/XMLSchema-instance" xmlns:pc="http://schemas.microsoft.com/office/infopath/2007/PartnerControls">
+  <documentManagement>
+    <ReferenceId xmlns="eef22584-95ed-477f-8b51-08e32d23c53e" xsi:nil="true"/>
+  </documentManagement>
+</p:properties>
+</file>
+
+<file path=customXml/item3.xml><?xml version="1.0" encoding="utf-8"?>
+<?mso-contentType ?>
+<FormTemplates xmlns="http://schemas.microsoft.com/sharepoint/v3/contenttype/forms">
+  <Display>DocumentLibraryForm</Display>
+  <Edit>DocumentLibraryForm</Edit>
+  <New>DocumentLibraryForm</New>
+</FormTemplates>
+</file>
+
+<file path=customXml/item4.xml><?xml version="1.0" encoding="utf-8"?>
 <ct:contentTypeSchema xmlns:ct="http://schemas.microsoft.com/office/2006/metadata/contentType" xmlns:ma="http://schemas.microsoft.com/office/2006/metadata/properties/metaAttributes" ct:_="" ma:_="" ma:contentTypeName="Document" ma:contentTypeID="0x010100996EDD3AF3B48C4BB8C711B5733C39F6" ma:contentTypeVersion="8" ma:contentTypeDescription="Create a new document." ma:contentTypeScope="" ma:versionID="7877da1482023c7e2a024716cc794e3c">
   <xsd:schema xmlns:xsd="http://www.w3.org/2001/XMLSchema" xmlns:xs="http://www.w3.org/2001/XMLSchema" xmlns:p="http://schemas.microsoft.com/office/2006/metadata/properties" xmlns:ns2="eef22584-95ed-477f-8b51-08e32d23c53e" targetNamespace="http://schemas.microsoft.com/office/2006/metadata/properties" ma:root="true" ma:fieldsID="517bd48a1ce1592919b2d7c36f8fb3bc" ns2:_="">
     <xsd:import namespace="eef22584-95ed-477f-8b51-08e32d23c53e"/>
@@ -5862,23 +6630,6 @@
 </ct:contentTypeSchema>
 </file>
 
-<file path=customXml/item3.xml><?xml version="1.0" encoding="utf-8"?>
-<?mso-contentType ?>
-<FormTemplates xmlns="http://schemas.microsoft.com/sharepoint/v3/contenttype/forms">
-  <Display>DocumentLibraryForm</Display>
-  <Edit>DocumentLibraryForm</Edit>
-  <New>DocumentLibraryForm</New>
-</FormTemplates>
-</file>
-
-<file path=customXml/item4.xml><?xml version="1.0" encoding="utf-8"?>
-<p:properties xmlns:p="http://schemas.microsoft.com/office/2006/metadata/properties" xmlns:xsi="http://www.w3.org/2001/XMLSchema-instance" xmlns:pc="http://schemas.microsoft.com/office/infopath/2007/PartnerControls">
-  <documentManagement>
-    <ReferenceId xmlns="eef22584-95ed-477f-8b51-08e32d23c53e" xsi:nil="true"/>
-  </documentManagement>
-</p:properties>
-</file>
-
 <file path=customXml/itemProps1.xml><?xml version="1.0" encoding="utf-8"?>
 <ds:datastoreItem xmlns:ds="http://schemas.openxmlformats.org/officeDocument/2006/customXml" ds:itemID="{B9F390CF-A74E-4EB5-BD54-ED10285954D8}">
   <ds:schemaRefs>
@@ -5888,6 +6639,24 @@
 </file>
 
 <file path=customXml/itemProps2.xml><?xml version="1.0" encoding="utf-8"?>
+<ds:datastoreItem xmlns:ds="http://schemas.openxmlformats.org/officeDocument/2006/customXml" ds:itemID="{475DFC7A-9F3E-4A94-87BF-72BD504B2E67}">
+  <ds:schemaRefs>
+    <ds:schemaRef ds:uri="http://schemas.microsoft.com/office/2006/metadata/properties"/>
+    <ds:schemaRef ds:uri="http://schemas.microsoft.com/office/infopath/2007/PartnerControls"/>
+    <ds:schemaRef ds:uri="eef22584-95ed-477f-8b51-08e32d23c53e"/>
+  </ds:schemaRefs>
+</ds:datastoreItem>
+</file>
+
+<file path=customXml/itemProps3.xml><?xml version="1.0" encoding="utf-8"?>
+<ds:datastoreItem xmlns:ds="http://schemas.openxmlformats.org/officeDocument/2006/customXml" ds:itemID="{80B60E6D-8162-4682-B39F-2AD99E9D2FEB}">
+  <ds:schemaRefs>
+    <ds:schemaRef ds:uri="http://schemas.microsoft.com/sharepoint/v3/contenttype/forms"/>
+  </ds:schemaRefs>
+</ds:datastoreItem>
+</file>
+
+<file path=customXml/itemProps4.xml><?xml version="1.0" encoding="utf-8"?>
 <ds:datastoreItem xmlns:ds="http://schemas.openxmlformats.org/officeDocument/2006/customXml" ds:itemID="{975E2EC3-F226-478B-88DA-77A0B44A31C0}">
   <ds:schemaRefs>
     <ds:schemaRef ds:uri="http://schemas.microsoft.com/office/2006/metadata/contentType"/>
@@ -5903,22 +6672,4 @@
     <ds:schemaRef ds:uri="http://schemas.microsoft.com/internal/obd"/>
   </ds:schemaRefs>
 </ds:datastoreItem>
-</file>
-
-<file path=customXml/itemProps3.xml><?xml version="1.0" encoding="utf-8"?>
-<ds:datastoreItem xmlns:ds="http://schemas.openxmlformats.org/officeDocument/2006/customXml" ds:itemID="{80B60E6D-8162-4682-B39F-2AD99E9D2FEB}">
-  <ds:schemaRefs>
-    <ds:schemaRef ds:uri="http://schemas.microsoft.com/sharepoint/v3/contenttype/forms"/>
-  </ds:schemaRefs>
-</ds:datastoreItem>
-</file>
-
-<file path=customXml/itemProps4.xml><?xml version="1.0" encoding="utf-8"?>
-<ds:datastoreItem xmlns:ds="http://schemas.openxmlformats.org/officeDocument/2006/customXml" ds:itemID="{475DFC7A-9F3E-4A94-87BF-72BD504B2E67}">
-  <ds:schemaRefs>
-    <ds:schemaRef ds:uri="http://schemas.microsoft.com/office/2006/metadata/properties"/>
-    <ds:schemaRef ds:uri="http://schemas.microsoft.com/office/infopath/2007/PartnerControls"/>
-    <ds:schemaRef ds:uri="eef22584-95ed-477f-8b51-08e32d23c53e"/>
-  </ds:schemaRefs>
-</ds:datastoreItem>
 </file>
--- a/12TPI Project Write-Up.docx
+++ b/12TPI Project Write-Up.docx
@@ -1,6 +1,6 @@
 
 <file path=word/document.xml><?xml version="1.0" encoding="utf-8"?>
-<w:document xmlns:wpc="http://schemas.microsoft.com/office/word/2010/wordprocessingCanvas" xmlns:cx="http://schemas.microsoft.com/office/drawing/2014/chartex" xmlns:cx1="http://schemas.microsoft.com/office/drawing/2015/9/8/chartex" xmlns:cx2="http://schemas.microsoft.com/office/drawing/2015/10/21/chartex" xmlns:cx3="http://schemas.microsoft.com/office/drawing/2016/5/9/chartex" xmlns:cx4="http://schemas.microsoft.com/office/drawing/2016/5/10/chartex" xmlns:cx5="http://schemas.microsoft.com/office/drawing/2016/5/11/chartex" xmlns:cx6="http://schemas.microsoft.com/office/drawing/2016/5/12/chartex" xmlns:cx7="http://schemas.microsoft.com/office/drawing/2016/5/13/chartex" xmlns:cx8="http://schemas.microsoft.com/office/drawing/2016/5/14/chartex" xmlns:mc="http://schemas.openxmlformats.org/markup-compatibility/2006" xmlns:aink="http://schemas.microsoft.com/office/drawing/2016/ink" xmlns:am3d="http://schemas.microsoft.com/office/drawing/2017/model3d" xmlns:o="urn:schemas-microsoft-com:office:office" xmlns:oel="http://schemas.microsoft.com/office/2019/extlst" xmlns:r="http://schemas.openxmlformats.org/officeDocument/2006/relationships" xmlns:m="http://schemas.openxmlformats.org/officeDocument/2006/math" xmlns:v="urn:schemas-microsoft-com:vml" xmlns:wp14="http://schemas.microsoft.com/office/word/2010/wordprocessingDrawing" xmlns:wp="http://schemas.openxmlformats.org/drawingml/2006/wordprocessingDrawing" xmlns:w10="urn:schemas-microsoft-com:office:word" xmlns:w="http://schemas.openxmlformats.org/wordprocessingml/2006/main" xmlns:w14="http://schemas.microsoft.com/office/word/2010/wordml" xmlns:w15="http://schemas.microsoft.com/office/word/2012/wordml" xmlns:w16cex="http://schemas.microsoft.com/office/word/2018/wordml/cex" xmlns:w16cid="http://schemas.microsoft.com/office/word/2016/wordml/cid" xmlns:w16="http://schemas.microsoft.com/office/word/2018/wordml" xmlns:w16du="http://schemas.microsoft.com/office/word/2023/wordml/word16du" xmlns:w16sdtdh="http://schemas.microsoft.com/office/word/2020/wordml/sdtdatahash" xmlns:w16sdtfl="http://schemas.microsoft.com/office/word/2024/wordml/sdtformatlock" xmlns:w16se="http://schemas.microsoft.com/office/word/2015/wordml/symex" xmlns:wpg="http://schemas.microsoft.com/office/word/2010/wordprocessingGroup" xmlns:wpi="http://schemas.microsoft.com/office/word/2010/wordprocessingInk" xmlns:wne="http://schemas.microsoft.com/office/word/2006/wordml" xmlns:wps="http://schemas.microsoft.com/office/word/2010/wordprocessingShape" mc:Ignorable="w14 w15 w16se w16cid w16 w16cex w16sdtdh w16sdtfl w16du wp14">
+<w:document xmlns:wpc="http://schemas.microsoft.com/office/word/2010/wordprocessingCanvas" xmlns:cx="http://schemas.microsoft.com/office/drawing/2014/chartex" xmlns:cx1="http://schemas.microsoft.com/office/drawing/2015/9/8/chartex" xmlns:cx2="http://schemas.microsoft.com/office/drawing/2015/10/21/chartex" xmlns:cx3="http://schemas.microsoft.com/office/drawing/2016/5/9/chartex" xmlns:cx4="http://schemas.microsoft.com/office/drawing/2016/5/10/chartex" xmlns:cx5="http://schemas.microsoft.com/office/drawing/2016/5/11/chartex" xmlns:cx6="http://schemas.microsoft.com/office/drawing/2016/5/12/chartex" xmlns:cx7="http://schemas.microsoft.com/office/drawing/2016/5/13/chartex" xmlns:cx8="http://schemas.microsoft.com/office/drawing/2016/5/14/chartex" xmlns:mc="http://schemas.openxmlformats.org/markup-compatibility/2006" xmlns:aink="http://schemas.microsoft.com/office/drawing/2016/ink" xmlns:am3d="http://schemas.microsoft.com/office/drawing/2017/model3d" xmlns:o="urn:schemas-microsoft-com:office:office" xmlns:oel="http://schemas.microsoft.com/office/2019/extlst" xmlns:r="http://schemas.openxmlformats.org/officeDocument/2006/relationships" xmlns:m="http://schemas.openxmlformats.org/officeDocument/2006/math" xmlns:v="urn:schemas-microsoft-com:vml" xmlns:wp14="http://schemas.microsoft.com/office/word/2010/wordprocessingDrawing" xmlns:wp="http://schemas.openxmlformats.org/drawingml/2006/wordprocessingDrawing" xmlns:w10="urn:schemas-microsoft-com:office:word" xmlns:w="http://schemas.openxmlformats.org/wordprocessingml/2006/main" xmlns:w14="http://schemas.microsoft.com/office/word/2010/wordml" xmlns:w15="http://schemas.microsoft.com/office/word/2012/wordml" xmlns:w16cex="http://schemas.microsoft.com/office/word/2018/wordml/cex" xmlns:w16cid="http://schemas.microsoft.com/office/word/2016/wordml/cid" xmlns:w16="http://schemas.microsoft.com/office/word/2018/wordml" xmlns:w16sdtdh="http://schemas.microsoft.com/office/word/2020/wordml/sdtdatahash" xmlns:w16se="http://schemas.microsoft.com/office/word/2015/wordml/symex" xmlns:wpg="http://schemas.microsoft.com/office/word/2010/wordprocessingGroup" xmlns:wpi="http://schemas.microsoft.com/office/word/2010/wordprocessingInk" xmlns:wne="http://schemas.microsoft.com/office/word/2006/wordml" xmlns:wps="http://schemas.microsoft.com/office/word/2010/wordprocessingShape" mc:Ignorable="w14 w15 w16se w16cid w16 w16cex w16sdtdh wp14">
   <w:body>
     <w:p>
       <w:pPr>
@@ -3240,6 +3240,7 @@
       </w:pPr>
       <w:r>
         <w:rPr>
+          <w:noProof/>
           <w:lang w:val="en-NZ" w:eastAsia="en-NZ"/>
         </w:rPr>
         <w:drawing>
@@ -3378,9 +3379,8 @@
           <w:szCs w:val="24"/>
           <w:lang w:val="en-NZ" w:eastAsia="en-NZ"/>
         </w:rPr>
-        <w:t xml:space="preserve">Old employees </w:t>
-      </w:r>
-      <w:proofErr w:type="gramStart"/>
+        <w:t xml:space="preserve">Old employees have to be trained to use the new system </w:t>
+      </w:r>
       <w:r>
         <w:rPr>
           <w:rFonts w:eastAsia="Times New Roman" w:cstheme="minorHAnsi"/>
@@ -3389,9 +3389,9 @@
           <w:szCs w:val="24"/>
           <w:lang w:val="en-NZ" w:eastAsia="en-NZ"/>
         </w:rPr>
-        <w:t>have to</w:t>
-      </w:r>
-      <w:proofErr w:type="gramEnd"/>
+        <w:t xml:space="preserve">– therefore halting the usage of the system and cost due to having to pay employees during </w:t>
+      </w:r>
+      <w:proofErr w:type="gramStart"/>
       <w:r>
         <w:rPr>
           <w:rFonts w:eastAsia="Times New Roman" w:cstheme="minorHAnsi"/>
@@ -3400,28 +3400,9 @@
           <w:szCs w:val="24"/>
           <w:lang w:val="en-NZ" w:eastAsia="en-NZ"/>
         </w:rPr>
-        <w:t xml:space="preserve"> be trained to use the new system </w:t>
-      </w:r>
-      <w:r>
-        <w:rPr>
-          <w:rFonts w:eastAsia="Times New Roman" w:cstheme="minorHAnsi"/>
-          <w:color w:val="2F5496" w:themeColor="accent1" w:themeShade="BF"/>
-          <w:sz w:val="24"/>
-          <w:szCs w:val="24"/>
-          <w:lang w:val="en-NZ" w:eastAsia="en-NZ"/>
-        </w:rPr>
-        <w:t xml:space="preserve">– therefore halting the usage of the system and cost due to having to pay employees during </w:t>
-      </w:r>
-      <w:r>
-        <w:rPr>
-          <w:rFonts w:eastAsia="Times New Roman" w:cstheme="minorHAnsi"/>
-          <w:color w:val="2F5496" w:themeColor="accent1" w:themeShade="BF"/>
-          <w:sz w:val="24"/>
-          <w:szCs w:val="24"/>
-          <w:lang w:val="en-NZ" w:eastAsia="en-NZ"/>
-        </w:rPr>
         <w:t>training</w:t>
       </w:r>
+      <w:proofErr w:type="gramEnd"/>
     </w:p>
     <w:p>
       <w:pPr>
@@ -3858,6 +3839,7 @@
           <w:rFonts w:eastAsia="Times New Roman"/>
           <w:lang w:val="en-NZ" w:eastAsia="en-NZ"/>
         </w:rPr>
+        <w:lastRenderedPageBreak/>
         <w:t>Class</w:t>
       </w:r>
       <w:r>
@@ -3882,6 +3864,55 @@
           <w:lang w:val="en-NZ" w:eastAsia="en-NZ"/>
         </w:rPr>
       </w:pPr>
+      <w:r>
+        <w:rPr>
+          <w:rFonts w:eastAsia="Times New Roman"/>
+          <w:noProof/>
+          <w:sz w:val="44"/>
+          <w:lang w:val="en-NZ" w:eastAsia="en-NZ"/>
+        </w:rPr>
+        <w:drawing>
+          <wp:inline distT="0" distB="0" distL="0" distR="0" wp14:anchorId="61EFD73B" wp14:editId="3FF8780D">
+            <wp:extent cx="4740348" cy="8045450"/>
+            <wp:effectExtent l="0" t="0" r="3175" b="0"/>
+            <wp:docPr id="531836629" name="Picture 1" descr="A screenshot of a computer&#10;&#10;AI-generated content may be incorrect."/>
+            <wp:cNvGraphicFramePr>
+              <a:graphicFrameLocks xmlns:a="http://schemas.openxmlformats.org/drawingml/2006/main" noChangeAspect="1"/>
+            </wp:cNvGraphicFramePr>
+            <a:graphic xmlns:a="http://schemas.openxmlformats.org/drawingml/2006/main">
+              <a:graphicData uri="http://schemas.openxmlformats.org/drawingml/2006/picture">
+                <pic:pic xmlns:pic="http://schemas.openxmlformats.org/drawingml/2006/picture">
+                  <pic:nvPicPr>
+                    <pic:cNvPr id="531836629" name="Picture 1" descr="A screenshot of a computer&#10;&#10;AI-generated content may be incorrect."/>
+                    <pic:cNvPicPr/>
+                  </pic:nvPicPr>
+                  <pic:blipFill>
+                    <a:blip r:embed="rId17">
+                      <a:extLst>
+                        <a:ext uri="{28A0092B-C50C-407E-A947-70E740481C1C}">
+                          <a14:useLocalDpi xmlns:a14="http://schemas.microsoft.com/office/drawing/2010/main" val="0"/>
+                        </a:ext>
+                      </a:extLst>
+                    </a:blip>
+                    <a:stretch>
+                      <a:fillRect/>
+                    </a:stretch>
+                  </pic:blipFill>
+                  <pic:spPr>
+                    <a:xfrm>
+                      <a:off x="0" y="0"/>
+                      <a:ext cx="4742934" cy="8049839"/>
+                    </a:xfrm>
+                    <a:prstGeom prst="rect">
+                      <a:avLst/>
+                    </a:prstGeom>
+                  </pic:spPr>
+                </pic:pic>
+              </a:graphicData>
+            </a:graphic>
+          </wp:inline>
+        </w:drawing>
+      </w:r>
       <w:r>
         <w:rPr>
           <w:rFonts w:eastAsia="Times New Roman"/>
@@ -4743,7 +4774,7 @@
 </file>
 
 <file path=word/endnotes.xml><?xml version="1.0" encoding="utf-8"?>
-<w:endnotes xmlns:wpc="http://schemas.microsoft.com/office/word/2010/wordprocessingCanvas" xmlns:cx="http://schemas.microsoft.com/office/drawing/2014/chartex" xmlns:cx1="http://schemas.microsoft.com/office/drawing/2015/9/8/chartex" xmlns:cx2="http://schemas.microsoft.com/office/drawing/2015/10/21/chartex" xmlns:cx3="http://schemas.microsoft.com/office/drawing/2016/5/9/chartex" xmlns:cx4="http://schemas.microsoft.com/office/drawing/2016/5/10/chartex" xmlns:cx5="http://schemas.microsoft.com/office/drawing/2016/5/11/chartex" xmlns:cx6="http://schemas.microsoft.com/office/drawing/2016/5/12/chartex" xmlns:cx7="http://schemas.microsoft.com/office/drawing/2016/5/13/chartex" xmlns:cx8="http://schemas.microsoft.com/office/drawing/2016/5/14/chartex" xmlns:mc="http://schemas.openxmlformats.org/markup-compatibility/2006" xmlns:aink="http://schemas.microsoft.com/office/drawing/2016/ink" xmlns:am3d="http://schemas.microsoft.com/office/drawing/2017/model3d" xmlns:o="urn:schemas-microsoft-com:office:office" xmlns:oel="http://schemas.microsoft.com/office/2019/extlst" xmlns:r="http://schemas.openxmlformats.org/officeDocument/2006/relationships" xmlns:m="http://schemas.openxmlformats.org/officeDocument/2006/math" xmlns:v="urn:schemas-microsoft-com:vml" xmlns:wp14="http://schemas.microsoft.com/office/word/2010/wordprocessingDrawing" xmlns:wp="http://schemas.openxmlformats.org/drawingml/2006/wordprocessingDrawing" xmlns:w10="urn:schemas-microsoft-com:office:word" xmlns:w="http://schemas.openxmlformats.org/wordprocessingml/2006/main" xmlns:w14="http://schemas.microsoft.com/office/word/2010/wordml" xmlns:w15="http://schemas.microsoft.com/office/word/2012/wordml" xmlns:w16cex="http://schemas.microsoft.com/office/word/2018/wordml/cex" xmlns:w16cid="http://schemas.microsoft.com/office/word/2016/wordml/cid" xmlns:w16="http://schemas.microsoft.com/office/word/2018/wordml" xmlns:w16du="http://schemas.microsoft.com/office/word/2023/wordml/word16du" xmlns:w16sdtdh="http://schemas.microsoft.com/office/word/2020/wordml/sdtdatahash" xmlns:w16sdtfl="http://schemas.microsoft.com/office/word/2024/wordml/sdtformatlock" xmlns:w16se="http://schemas.microsoft.com/office/word/2015/wordml/symex" xmlns:wpg="http://schemas.microsoft.com/office/word/2010/wordprocessingGroup" xmlns:wpi="http://schemas.microsoft.com/office/word/2010/wordprocessingInk" xmlns:wne="http://schemas.microsoft.com/office/word/2006/wordml" xmlns:wps="http://schemas.microsoft.com/office/word/2010/wordprocessingShape" mc:Ignorable="w14 w15 w16se w16cid w16 w16cex w16sdtdh w16sdtfl w16du wp14">
+<w:endnotes xmlns:wpc="http://schemas.microsoft.com/office/word/2010/wordprocessingCanvas" xmlns:cx="http://schemas.microsoft.com/office/drawing/2014/chartex" xmlns:cx1="http://schemas.microsoft.com/office/drawing/2015/9/8/chartex" xmlns:cx2="http://schemas.microsoft.com/office/drawing/2015/10/21/chartex" xmlns:cx3="http://schemas.microsoft.com/office/drawing/2016/5/9/chartex" xmlns:cx4="http://schemas.microsoft.com/office/drawing/2016/5/10/chartex" xmlns:cx5="http://schemas.microsoft.com/office/drawing/2016/5/11/chartex" xmlns:cx6="http://schemas.microsoft.com/office/drawing/2016/5/12/chartex" xmlns:cx7="http://schemas.microsoft.com/office/drawing/2016/5/13/chartex" xmlns:cx8="http://schemas.microsoft.com/office/drawing/2016/5/14/chartex" xmlns:mc="http://schemas.openxmlformats.org/markup-compatibility/2006" xmlns:aink="http://schemas.microsoft.com/office/drawing/2016/ink" xmlns:am3d="http://schemas.microsoft.com/office/drawing/2017/model3d" xmlns:o="urn:schemas-microsoft-com:office:office" xmlns:oel="http://schemas.microsoft.com/office/2019/extlst" xmlns:r="http://schemas.openxmlformats.org/officeDocument/2006/relationships" xmlns:m="http://schemas.openxmlformats.org/officeDocument/2006/math" xmlns:v="urn:schemas-microsoft-com:vml" xmlns:wp14="http://schemas.microsoft.com/office/word/2010/wordprocessingDrawing" xmlns:wp="http://schemas.openxmlformats.org/drawingml/2006/wordprocessingDrawing" xmlns:w10="urn:schemas-microsoft-com:office:word" xmlns:w="http://schemas.openxmlformats.org/wordprocessingml/2006/main" xmlns:w14="http://schemas.microsoft.com/office/word/2010/wordml" xmlns:w15="http://schemas.microsoft.com/office/word/2012/wordml" xmlns:w16cex="http://schemas.microsoft.com/office/word/2018/wordml/cex" xmlns:w16cid="http://schemas.microsoft.com/office/word/2016/wordml/cid" xmlns:w16="http://schemas.microsoft.com/office/word/2018/wordml" xmlns:w16sdtdh="http://schemas.microsoft.com/office/word/2020/wordml/sdtdatahash" xmlns:w16se="http://schemas.microsoft.com/office/word/2015/wordml/symex" xmlns:wpg="http://schemas.microsoft.com/office/word/2010/wordprocessingGroup" xmlns:wpi="http://schemas.microsoft.com/office/word/2010/wordprocessingInk" xmlns:wne="http://schemas.microsoft.com/office/word/2006/wordml" xmlns:wps="http://schemas.microsoft.com/office/word/2010/wordprocessingShape" mc:Ignorable="w14 w15 w16se w16cid w16 w16cex w16sdtdh wp14">
   <w:endnote w:type="separator" w:id="-1">
     <w:p>
       <w:pPr>
@@ -4768,7 +4799,7 @@
 </file>
 
 <file path=word/footer1.xml><?xml version="1.0" encoding="utf-8"?>
-<w:ftr xmlns:wpc="http://schemas.microsoft.com/office/word/2010/wordprocessingCanvas" xmlns:cx="http://schemas.microsoft.com/office/drawing/2014/chartex" xmlns:cx1="http://schemas.microsoft.com/office/drawing/2015/9/8/chartex" xmlns:cx2="http://schemas.microsoft.com/office/drawing/2015/10/21/chartex" xmlns:cx3="http://schemas.microsoft.com/office/drawing/2016/5/9/chartex" xmlns:cx4="http://schemas.microsoft.com/office/drawing/2016/5/10/chartex" xmlns:cx5="http://schemas.microsoft.com/office/drawing/2016/5/11/chartex" xmlns:cx6="http://schemas.microsoft.com/office/drawing/2016/5/12/chartex" xmlns:cx7="http://schemas.microsoft.com/office/drawing/2016/5/13/chartex" xmlns:cx8="http://schemas.microsoft.com/office/drawing/2016/5/14/chartex" xmlns:mc="http://schemas.openxmlformats.org/markup-compatibility/2006" xmlns:aink="http://schemas.microsoft.com/office/drawing/2016/ink" xmlns:am3d="http://schemas.microsoft.com/office/drawing/2017/model3d" xmlns:o="urn:schemas-microsoft-com:office:office" xmlns:oel="http://schemas.microsoft.com/office/2019/extlst" xmlns:r="http://schemas.openxmlformats.org/officeDocument/2006/relationships" xmlns:m="http://schemas.openxmlformats.org/officeDocument/2006/math" xmlns:v="urn:schemas-microsoft-com:vml" xmlns:wp14="http://schemas.microsoft.com/office/word/2010/wordprocessingDrawing" xmlns:wp="http://schemas.openxmlformats.org/drawingml/2006/wordprocessingDrawing" xmlns:w10="urn:schemas-microsoft-com:office:word" xmlns:w="http://schemas.openxmlformats.org/wordprocessingml/2006/main" xmlns:w14="http://schemas.microsoft.com/office/word/2010/wordml" xmlns:w15="http://schemas.microsoft.com/office/word/2012/wordml" xmlns:w16cex="http://schemas.microsoft.com/office/word/2018/wordml/cex" xmlns:w16cid="http://schemas.microsoft.com/office/word/2016/wordml/cid" xmlns:w16="http://schemas.microsoft.com/office/word/2018/wordml" xmlns:w16du="http://schemas.microsoft.com/office/word/2023/wordml/word16du" xmlns:w16sdtdh="http://schemas.microsoft.com/office/word/2020/wordml/sdtdatahash" xmlns:w16sdtfl="http://schemas.microsoft.com/office/word/2024/wordml/sdtformatlock" xmlns:w16se="http://schemas.microsoft.com/office/word/2015/wordml/symex" xmlns:wpg="http://schemas.microsoft.com/office/word/2010/wordprocessingGroup" xmlns:wpi="http://schemas.microsoft.com/office/word/2010/wordprocessingInk" xmlns:wne="http://schemas.microsoft.com/office/word/2006/wordml" xmlns:wps="http://schemas.microsoft.com/office/word/2010/wordprocessingShape" mc:Ignorable="w14 w15 w16se w16cid w16 w16cex w16sdtdh w16sdtfl w16du wp14">
+<w:ftr xmlns:wpc="http://schemas.microsoft.com/office/word/2010/wordprocessingCanvas" xmlns:cx="http://schemas.microsoft.com/office/drawing/2014/chartex" xmlns:cx1="http://schemas.microsoft.com/office/drawing/2015/9/8/chartex" xmlns:cx2="http://schemas.microsoft.com/office/drawing/2015/10/21/chartex" xmlns:cx3="http://schemas.microsoft.com/office/drawing/2016/5/9/chartex" xmlns:cx4="http://schemas.microsoft.com/office/drawing/2016/5/10/chartex" xmlns:cx5="http://schemas.microsoft.com/office/drawing/2016/5/11/chartex" xmlns:cx6="http://schemas.microsoft.com/office/drawing/2016/5/12/chartex" xmlns:cx7="http://schemas.microsoft.com/office/drawing/2016/5/13/chartex" xmlns:cx8="http://schemas.microsoft.com/office/drawing/2016/5/14/chartex" xmlns:mc="http://schemas.openxmlformats.org/markup-compatibility/2006" xmlns:aink="http://schemas.microsoft.com/office/drawing/2016/ink" xmlns:am3d="http://schemas.microsoft.com/office/drawing/2017/model3d" xmlns:o="urn:schemas-microsoft-com:office:office" xmlns:oel="http://schemas.microsoft.com/office/2019/extlst" xmlns:r="http://schemas.openxmlformats.org/officeDocument/2006/relationships" xmlns:m="http://schemas.openxmlformats.org/officeDocument/2006/math" xmlns:v="urn:schemas-microsoft-com:vml" xmlns:wp14="http://schemas.microsoft.com/office/word/2010/wordprocessingDrawing" xmlns:wp="http://schemas.openxmlformats.org/drawingml/2006/wordprocessingDrawing" xmlns:w10="urn:schemas-microsoft-com:office:word" xmlns:w="http://schemas.openxmlformats.org/wordprocessingml/2006/main" xmlns:w14="http://schemas.microsoft.com/office/word/2010/wordml" xmlns:w15="http://schemas.microsoft.com/office/word/2012/wordml" xmlns:w16cex="http://schemas.microsoft.com/office/word/2018/wordml/cex" xmlns:w16cid="http://schemas.microsoft.com/office/word/2016/wordml/cid" xmlns:w16="http://schemas.microsoft.com/office/word/2018/wordml" xmlns:w16sdtdh="http://schemas.microsoft.com/office/word/2020/wordml/sdtdatahash" xmlns:w16se="http://schemas.microsoft.com/office/word/2015/wordml/symex" xmlns:wpg="http://schemas.microsoft.com/office/word/2010/wordprocessingGroup" xmlns:wpi="http://schemas.microsoft.com/office/word/2010/wordprocessingInk" xmlns:wne="http://schemas.microsoft.com/office/word/2006/wordml" xmlns:wps="http://schemas.microsoft.com/office/word/2010/wordprocessingShape" mc:Ignorable="w14 w15 w16se w16cid w16 w16cex w16sdtdh wp14">
   <w:sdt>
     <w:sdtPr>
       <w:id w:val="1722559848"/>
@@ -4822,7 +4853,7 @@
 </file>
 
 <file path=word/footer2.xml><?xml version="1.0" encoding="utf-8"?>
-<w:ftr xmlns:wpc="http://schemas.microsoft.com/office/word/2010/wordprocessingCanvas" xmlns:cx="http://schemas.microsoft.com/office/drawing/2014/chartex" xmlns:cx1="http://schemas.microsoft.com/office/drawing/2015/9/8/chartex" xmlns:cx2="http://schemas.microsoft.com/office/drawing/2015/10/21/chartex" xmlns:cx3="http://schemas.microsoft.com/office/drawing/2016/5/9/chartex" xmlns:cx4="http://schemas.microsoft.com/office/drawing/2016/5/10/chartex" xmlns:cx5="http://schemas.microsoft.com/office/drawing/2016/5/11/chartex" xmlns:cx6="http://schemas.microsoft.com/office/drawing/2016/5/12/chartex" xmlns:cx7="http://schemas.microsoft.com/office/drawing/2016/5/13/chartex" xmlns:cx8="http://schemas.microsoft.com/office/drawing/2016/5/14/chartex" xmlns:mc="http://schemas.openxmlformats.org/markup-compatibility/2006" xmlns:aink="http://schemas.microsoft.com/office/drawing/2016/ink" xmlns:am3d="http://schemas.microsoft.com/office/drawing/2017/model3d" xmlns:o="urn:schemas-microsoft-com:office:office" xmlns:oel="http://schemas.microsoft.com/office/2019/extlst" xmlns:r="http://schemas.openxmlformats.org/officeDocument/2006/relationships" xmlns:m="http://schemas.openxmlformats.org/officeDocument/2006/math" xmlns:v="urn:schemas-microsoft-com:vml" xmlns:wp14="http://schemas.microsoft.com/office/word/2010/wordprocessingDrawing" xmlns:wp="http://schemas.openxmlformats.org/drawingml/2006/wordprocessingDrawing" xmlns:w10="urn:schemas-microsoft-com:office:word" xmlns:w="http://schemas.openxmlformats.org/wordprocessingml/2006/main" xmlns:w14="http://schemas.microsoft.com/office/word/2010/wordml" xmlns:w15="http://schemas.microsoft.com/office/word/2012/wordml" xmlns:w16cex="http://schemas.microsoft.com/office/word/2018/wordml/cex" xmlns:w16cid="http://schemas.microsoft.com/office/word/2016/wordml/cid" xmlns:w16="http://schemas.microsoft.com/office/word/2018/wordml" xmlns:w16du="http://schemas.microsoft.com/office/word/2023/wordml/word16du" xmlns:w16sdtdh="http://schemas.microsoft.com/office/word/2020/wordml/sdtdatahash" xmlns:w16sdtfl="http://schemas.microsoft.com/office/word/2024/wordml/sdtformatlock" xmlns:w16se="http://schemas.microsoft.com/office/word/2015/wordml/symex" xmlns:wpg="http://schemas.microsoft.com/office/word/2010/wordprocessingGroup" xmlns:wpi="http://schemas.microsoft.com/office/word/2010/wordprocessingInk" xmlns:wne="http://schemas.microsoft.com/office/word/2006/wordml" xmlns:wps="http://schemas.microsoft.com/office/word/2010/wordprocessingShape" mc:Ignorable="w14 w15 w16se w16cid w16 w16cex w16sdtdh w16sdtfl w16du wp14">
+<w:ftr xmlns:wpc="http://schemas.microsoft.com/office/word/2010/wordprocessingCanvas" xmlns:cx="http://schemas.microsoft.com/office/drawing/2014/chartex" xmlns:cx1="http://schemas.microsoft.com/office/drawing/2015/9/8/chartex" xmlns:cx2="http://schemas.microsoft.com/office/drawing/2015/10/21/chartex" xmlns:cx3="http://schemas.microsoft.com/office/drawing/2016/5/9/chartex" xmlns:cx4="http://schemas.microsoft.com/office/drawing/2016/5/10/chartex" xmlns:cx5="http://schemas.microsoft.com/office/drawing/2016/5/11/chartex" xmlns:cx6="http://schemas.microsoft.com/office/drawing/2016/5/12/chartex" xmlns:cx7="http://schemas.microsoft.com/office/drawing/2016/5/13/chartex" xmlns:cx8="http://schemas.microsoft.com/office/drawing/2016/5/14/chartex" xmlns:mc="http://schemas.openxmlformats.org/markup-compatibility/2006" xmlns:aink="http://schemas.microsoft.com/office/drawing/2016/ink" xmlns:am3d="http://schemas.microsoft.com/office/drawing/2017/model3d" xmlns:o="urn:schemas-microsoft-com:office:office" xmlns:oel="http://schemas.microsoft.com/office/2019/extlst" xmlns:r="http://schemas.openxmlformats.org/officeDocument/2006/relationships" xmlns:m="http://schemas.openxmlformats.org/officeDocument/2006/math" xmlns:v="urn:schemas-microsoft-com:vml" xmlns:wp14="http://schemas.microsoft.com/office/word/2010/wordprocessingDrawing" xmlns:wp="http://schemas.openxmlformats.org/drawingml/2006/wordprocessingDrawing" xmlns:w10="urn:schemas-microsoft-com:office:word" xmlns:w="http://schemas.openxmlformats.org/wordprocessingml/2006/main" xmlns:w14="http://schemas.microsoft.com/office/word/2010/wordml" xmlns:w15="http://schemas.microsoft.com/office/word/2012/wordml" xmlns:w16cex="http://schemas.microsoft.com/office/word/2018/wordml/cex" xmlns:w16cid="http://schemas.microsoft.com/office/word/2016/wordml/cid" xmlns:w16="http://schemas.microsoft.com/office/word/2018/wordml" xmlns:w16sdtdh="http://schemas.microsoft.com/office/word/2020/wordml/sdtdatahash" xmlns:w16se="http://schemas.microsoft.com/office/word/2015/wordml/symex" xmlns:wpg="http://schemas.microsoft.com/office/word/2010/wordprocessingGroup" xmlns:wpi="http://schemas.microsoft.com/office/word/2010/wordprocessingInk" xmlns:wne="http://schemas.microsoft.com/office/word/2006/wordml" xmlns:wps="http://schemas.microsoft.com/office/word/2010/wordprocessingShape" mc:Ignorable="w14 w15 w16se w16cid w16 w16cex w16sdtdh wp14">
   <w:p>
     <w:pPr>
       <w:pStyle w:val="Footer"/>
@@ -4838,7 +4869,7 @@
 </file>
 
 <file path=word/footnotes.xml><?xml version="1.0" encoding="utf-8"?>
-<w:footnotes xmlns:wpc="http://schemas.microsoft.com/office/word/2010/wordprocessingCanvas" xmlns:cx="http://schemas.microsoft.com/office/drawing/2014/chartex" xmlns:cx1="http://schemas.microsoft.com/office/drawing/2015/9/8/chartex" xmlns:cx2="http://schemas.microsoft.com/office/drawing/2015/10/21/chartex" xmlns:cx3="http://schemas.microsoft.com/office/drawing/2016/5/9/chartex" xmlns:cx4="http://schemas.microsoft.com/office/drawing/2016/5/10/chartex" xmlns:cx5="http://schemas.microsoft.com/office/drawing/2016/5/11/chartex" xmlns:cx6="http://schemas.microsoft.com/office/drawing/2016/5/12/chartex" xmlns:cx7="http://schemas.microsoft.com/office/drawing/2016/5/13/chartex" xmlns:cx8="http://schemas.microsoft.com/office/drawing/2016/5/14/chartex" xmlns:mc="http://schemas.openxmlformats.org/markup-compatibility/2006" xmlns:aink="http://schemas.microsoft.com/office/drawing/2016/ink" xmlns:am3d="http://schemas.microsoft.com/office/drawing/2017/model3d" xmlns:o="urn:schemas-microsoft-com:office:office" xmlns:oel="http://schemas.microsoft.com/office/2019/extlst" xmlns:r="http://schemas.openxmlformats.org/officeDocument/2006/relationships" xmlns:m="http://schemas.openxmlformats.org/officeDocument/2006/math" xmlns:v="urn:schemas-microsoft-com:vml" xmlns:wp14="http://schemas.microsoft.com/office/word/2010/wordprocessingDrawing" xmlns:wp="http://schemas.openxmlformats.org/drawingml/2006/wordprocessingDrawing" xmlns:w10="urn:schemas-microsoft-com:office:word" xmlns:w="http://schemas.openxmlformats.org/wordprocessingml/2006/main" xmlns:w14="http://schemas.microsoft.com/office/word/2010/wordml" xmlns:w15="http://schemas.microsoft.com/office/word/2012/wordml" xmlns:w16cex="http://schemas.microsoft.com/office/word/2018/wordml/cex" xmlns:w16cid="http://schemas.microsoft.com/office/word/2016/wordml/cid" xmlns:w16="http://schemas.microsoft.com/office/word/2018/wordml" xmlns:w16du="http://schemas.microsoft.com/office/word/2023/wordml/word16du" xmlns:w16sdtdh="http://schemas.microsoft.com/office/word/2020/wordml/sdtdatahash" xmlns:w16sdtfl="http://schemas.microsoft.com/office/word/2024/wordml/sdtformatlock" xmlns:w16se="http://schemas.microsoft.com/office/word/2015/wordml/symex" xmlns:wpg="http://schemas.microsoft.com/office/word/2010/wordprocessingGroup" xmlns:wpi="http://schemas.microsoft.com/office/word/2010/wordprocessingInk" xmlns:wne="http://schemas.microsoft.com/office/word/2006/wordml" xmlns:wps="http://schemas.microsoft.com/office/word/2010/wordprocessingShape" mc:Ignorable="w14 w15 w16se w16cid w16 w16cex w16sdtdh w16sdtfl w16du wp14">
+<w:footnotes xmlns:wpc="http://schemas.microsoft.com/office/word/2010/wordprocessingCanvas" xmlns:cx="http://schemas.microsoft.com/office/drawing/2014/chartex" xmlns:cx1="http://schemas.microsoft.com/office/drawing/2015/9/8/chartex" xmlns:cx2="http://schemas.microsoft.com/office/drawing/2015/10/21/chartex" xmlns:cx3="http://schemas.microsoft.com/office/drawing/2016/5/9/chartex" xmlns:cx4="http://schemas.microsoft.com/office/drawing/2016/5/10/chartex" xmlns:cx5="http://schemas.microsoft.com/office/drawing/2016/5/11/chartex" xmlns:cx6="http://schemas.microsoft.com/office/drawing/2016/5/12/chartex" xmlns:cx7="http://schemas.microsoft.com/office/drawing/2016/5/13/chartex" xmlns:cx8="http://schemas.microsoft.com/office/drawing/2016/5/14/chartex" xmlns:mc="http://schemas.openxmlformats.org/markup-compatibility/2006" xmlns:aink="http://schemas.microsoft.com/office/drawing/2016/ink" xmlns:am3d="http://schemas.microsoft.com/office/drawing/2017/model3d" xmlns:o="urn:schemas-microsoft-com:office:office" xmlns:oel="http://schemas.microsoft.com/office/2019/extlst" xmlns:r="http://schemas.openxmlformats.org/officeDocument/2006/relationships" xmlns:m="http://schemas.openxmlformats.org/officeDocument/2006/math" xmlns:v="urn:schemas-microsoft-com:vml" xmlns:wp14="http://schemas.microsoft.com/office/word/2010/wordprocessingDrawing" xmlns:wp="http://schemas.openxmlformats.org/drawingml/2006/wordprocessingDrawing" xmlns:w10="urn:schemas-microsoft-com:office:word" xmlns:w="http://schemas.openxmlformats.org/wordprocessingml/2006/main" xmlns:w14="http://schemas.microsoft.com/office/word/2010/wordml" xmlns:w15="http://schemas.microsoft.com/office/word/2012/wordml" xmlns:w16cex="http://schemas.microsoft.com/office/word/2018/wordml/cex" xmlns:w16cid="http://schemas.microsoft.com/office/word/2016/wordml/cid" xmlns:w16="http://schemas.microsoft.com/office/word/2018/wordml" xmlns:w16sdtdh="http://schemas.microsoft.com/office/word/2020/wordml/sdtdatahash" xmlns:w16se="http://schemas.microsoft.com/office/word/2015/wordml/symex" xmlns:wpg="http://schemas.microsoft.com/office/word/2010/wordprocessingGroup" xmlns:wpi="http://schemas.microsoft.com/office/word/2010/wordprocessingInk" xmlns:wne="http://schemas.microsoft.com/office/word/2006/wordml" xmlns:wps="http://schemas.microsoft.com/office/word/2010/wordprocessingShape" mc:Ignorable="w14 w15 w16se w16cid w16 w16cex w16sdtdh wp14">
   <w:footnote w:type="separator" w:id="-1">
     <w:p>
       <w:pPr>
@@ -4863,7 +4894,7 @@
 </file>
 
 <file path=word/numbering.xml><?xml version="1.0" encoding="utf-8"?>
-<w:numbering xmlns:wpc="http://schemas.microsoft.com/office/word/2010/wordprocessingCanvas" xmlns:cx="http://schemas.microsoft.com/office/drawing/2014/chartex" xmlns:cx1="http://schemas.microsoft.com/office/drawing/2015/9/8/chartex" xmlns:cx2="http://schemas.microsoft.com/office/drawing/2015/10/21/chartex" xmlns:cx3="http://schemas.microsoft.com/office/drawing/2016/5/9/chartex" xmlns:cx4="http://schemas.microsoft.com/office/drawing/2016/5/10/chartex" xmlns:cx5="http://schemas.microsoft.com/office/drawing/2016/5/11/chartex" xmlns:cx6="http://schemas.microsoft.com/office/drawing/2016/5/12/chartex" xmlns:cx7="http://schemas.microsoft.com/office/drawing/2016/5/13/chartex" xmlns:cx8="http://schemas.microsoft.com/office/drawing/2016/5/14/chartex" xmlns:mc="http://schemas.openxmlformats.org/markup-compatibility/2006" xmlns:aink="http://schemas.microsoft.com/office/drawing/2016/ink" xmlns:am3d="http://schemas.microsoft.com/office/drawing/2017/model3d" xmlns:o="urn:schemas-microsoft-com:office:office" xmlns:oel="http://schemas.microsoft.com/office/2019/extlst" xmlns:r="http://schemas.openxmlformats.org/officeDocument/2006/relationships" xmlns:m="http://schemas.openxmlformats.org/officeDocument/2006/math" xmlns:v="urn:schemas-microsoft-com:vml" xmlns:wp14="http://schemas.microsoft.com/office/word/2010/wordprocessingDrawing" xmlns:wp="http://schemas.openxmlformats.org/drawingml/2006/wordprocessingDrawing" xmlns:w10="urn:schemas-microsoft-com:office:word" xmlns:w="http://schemas.openxmlformats.org/wordprocessingml/2006/main" xmlns:w14="http://schemas.microsoft.com/office/word/2010/wordml" xmlns:w15="http://schemas.microsoft.com/office/word/2012/wordml" xmlns:w16cex="http://schemas.microsoft.com/office/word/2018/wordml/cex" xmlns:w16cid="http://schemas.microsoft.com/office/word/2016/wordml/cid" xmlns:w16="http://schemas.microsoft.com/office/word/2018/wordml" xmlns:w16du="http://schemas.microsoft.com/office/word/2023/wordml/word16du" xmlns:w16sdtdh="http://schemas.microsoft.com/office/word/2020/wordml/sdtdatahash" xmlns:w16sdtfl="http://schemas.microsoft.com/office/word/2024/wordml/sdtformatlock" xmlns:w16se="http://schemas.microsoft.com/office/word/2015/wordml/symex" xmlns:wpg="http://schemas.microsoft.com/office/word/2010/wordprocessingGroup" xmlns:wpi="http://schemas.microsoft.com/office/word/2010/wordprocessingInk" xmlns:wne="http://schemas.microsoft.com/office/word/2006/wordml" xmlns:wps="http://schemas.microsoft.com/office/word/2010/wordprocessingShape" mc:Ignorable="w14 w15 w16se w16cid w16 w16cex w16sdtdh w16sdtfl w16du wp14">
+<w:numbering xmlns:wpc="http://schemas.microsoft.com/office/word/2010/wordprocessingCanvas" xmlns:cx="http://schemas.microsoft.com/office/drawing/2014/chartex" xmlns:cx1="http://schemas.microsoft.com/office/drawing/2015/9/8/chartex" xmlns:cx2="http://schemas.microsoft.com/office/drawing/2015/10/21/chartex" xmlns:cx3="http://schemas.microsoft.com/office/drawing/2016/5/9/chartex" xmlns:cx4="http://schemas.microsoft.com/office/drawing/2016/5/10/chartex" xmlns:cx5="http://schemas.microsoft.com/office/drawing/2016/5/11/chartex" xmlns:cx6="http://schemas.microsoft.com/office/drawing/2016/5/12/chartex" xmlns:cx7="http://schemas.microsoft.com/office/drawing/2016/5/13/chartex" xmlns:cx8="http://schemas.microsoft.com/office/drawing/2016/5/14/chartex" xmlns:mc="http://schemas.openxmlformats.org/markup-compatibility/2006" xmlns:aink="http://schemas.microsoft.com/office/drawing/2016/ink" xmlns:am3d="http://schemas.microsoft.com/office/drawing/2017/model3d" xmlns:o="urn:schemas-microsoft-com:office:office" xmlns:oel="http://schemas.microsoft.com/office/2019/extlst" xmlns:r="http://schemas.openxmlformats.org/officeDocument/2006/relationships" xmlns:m="http://schemas.openxmlformats.org/officeDocument/2006/math" xmlns:v="urn:schemas-microsoft-com:vml" xmlns:wp14="http://schemas.microsoft.com/office/word/2010/wordprocessingDrawing" xmlns:wp="http://schemas.openxmlformats.org/drawingml/2006/wordprocessingDrawing" xmlns:w10="urn:schemas-microsoft-com:office:word" xmlns:w="http://schemas.openxmlformats.org/wordprocessingml/2006/main" xmlns:w14="http://schemas.microsoft.com/office/word/2010/wordml" xmlns:w15="http://schemas.microsoft.com/office/word/2012/wordml" xmlns:w16cex="http://schemas.microsoft.com/office/word/2018/wordml/cex" xmlns:w16cid="http://schemas.microsoft.com/office/word/2016/wordml/cid" xmlns:w16="http://schemas.microsoft.com/office/word/2018/wordml" xmlns:w16sdtdh="http://schemas.microsoft.com/office/word/2020/wordml/sdtdatahash" xmlns:w16se="http://schemas.microsoft.com/office/word/2015/wordml/symex" xmlns:wpg="http://schemas.microsoft.com/office/word/2010/wordprocessingGroup" xmlns:wpi="http://schemas.microsoft.com/office/word/2010/wordprocessingInk" xmlns:wne="http://schemas.microsoft.com/office/word/2006/wordml" xmlns:wps="http://schemas.microsoft.com/office/word/2010/wordprocessingShape" mc:Ignorable="w14 w15 w16se w16cid w16 w16cex w16sdtdh wp14">
   <w:abstractNum w:abstractNumId="0" w15:restartNumberingAfterBreak="0">
     <w:nsid w:val="113B3281"/>
     <w:multiLevelType w:val="hybridMultilevel"/>
@@ -5387,7 +5418,7 @@
 </file>
 
 <file path=word/styles.xml><?xml version="1.0" encoding="utf-8"?>
-<w:styles xmlns:mc="http://schemas.openxmlformats.org/markup-compatibility/2006" xmlns:r="http://schemas.openxmlformats.org/officeDocument/2006/relationships" xmlns:w="http://schemas.openxmlformats.org/wordprocessingml/2006/main" xmlns:w14="http://schemas.microsoft.com/office/word/2010/wordml" xmlns:w15="http://schemas.microsoft.com/office/word/2012/wordml" xmlns:w16cex="http://schemas.microsoft.com/office/word/2018/wordml/cex" xmlns:w16cid="http://schemas.microsoft.com/office/word/2016/wordml/cid" xmlns:w16="http://schemas.microsoft.com/office/word/2018/wordml" xmlns:w16du="http://schemas.microsoft.com/office/word/2023/wordml/word16du" xmlns:w16sdtdh="http://schemas.microsoft.com/office/word/2020/wordml/sdtdatahash" xmlns:w16sdtfl="http://schemas.microsoft.com/office/word/2024/wordml/sdtformatlock" xmlns:w16se="http://schemas.microsoft.com/office/word/2015/wordml/symex" mc:Ignorable="w14 w15 w16se w16cid w16 w16cex w16sdtdh w16sdtfl w16du">
+<w:styles xmlns:mc="http://schemas.openxmlformats.org/markup-compatibility/2006" xmlns:r="http://schemas.openxmlformats.org/officeDocument/2006/relationships" xmlns:w="http://schemas.openxmlformats.org/wordprocessingml/2006/main" xmlns:w14="http://schemas.microsoft.com/office/word/2010/wordml" xmlns:w15="http://schemas.microsoft.com/office/word/2012/wordml" xmlns:w16cex="http://schemas.microsoft.com/office/word/2018/wordml/cex" xmlns:w16cid="http://schemas.microsoft.com/office/word/2016/wordml/cid" xmlns:w16="http://schemas.microsoft.com/office/word/2018/wordml" xmlns:w16sdtdh="http://schemas.microsoft.com/office/word/2020/wordml/sdtdatahash" xmlns:w16se="http://schemas.microsoft.com/office/word/2015/wordml/symex" mc:Ignorable="w14 w15 w16se w16cid w16 w16cex w16sdtdh">
   <w:docDefaults>
     <w:rPrDefault>
       <w:rPr>
@@ -6442,27 +6473,6 @@
 </file>
 
 <file path=customXml/item1.xml><?xml version="1.0" encoding="utf-8"?>
-<b:Sources xmlns:b="http://schemas.openxmlformats.org/officeDocument/2006/bibliography" xmlns="http://schemas.openxmlformats.org/officeDocument/2006/bibliography" SelectedStyle="\APASixthEditionOfficeOnline.xsl" StyleName="APA" Version="6"/>
-</file>
-
-<file path=customXml/item2.xml><?xml version="1.0" encoding="utf-8"?>
-<p:properties xmlns:p="http://schemas.microsoft.com/office/2006/metadata/properties" xmlns:xsi="http://www.w3.org/2001/XMLSchema-instance" xmlns:pc="http://schemas.microsoft.com/office/infopath/2007/PartnerControls">
-  <documentManagement>
-    <ReferenceId xmlns="eef22584-95ed-477f-8b51-08e32d23c53e" xsi:nil="true"/>
-  </documentManagement>
-</p:properties>
-</file>
-
-<file path=customXml/item3.xml><?xml version="1.0" encoding="utf-8"?>
-<?mso-contentType ?>
-<FormTemplates xmlns="http://schemas.microsoft.com/sharepoint/v3/contenttype/forms">
-  <Display>DocumentLibraryForm</Display>
-  <Edit>DocumentLibraryForm</Edit>
-  <New>DocumentLibraryForm</New>
-</FormTemplates>
-</file>
-
-<file path=customXml/item4.xml><?xml version="1.0" encoding="utf-8"?>
 <ct:contentTypeSchema xmlns:ct="http://schemas.microsoft.com/office/2006/metadata/contentType" xmlns:ma="http://schemas.microsoft.com/office/2006/metadata/properties/metaAttributes" ct:_="" ma:_="" ma:contentTypeName="Document" ma:contentTypeID="0x010100996EDD3AF3B48C4BB8C711B5733C39F6" ma:contentTypeVersion="8" ma:contentTypeDescription="Create a new document." ma:contentTypeScope="" ma:versionID="7877da1482023c7e2a024716cc794e3c">
   <xsd:schema xmlns:xsd="http://www.w3.org/2001/XMLSchema" xmlns:xs="http://www.w3.org/2001/XMLSchema" xmlns:p="http://schemas.microsoft.com/office/2006/metadata/properties" xmlns:ns2="eef22584-95ed-477f-8b51-08e32d23c53e" targetNamespace="http://schemas.microsoft.com/office/2006/metadata/properties" ma:root="true" ma:fieldsID="517bd48a1ce1592919b2d7c36f8fb3bc" ns2:_="">
     <xsd:import namespace="eef22584-95ed-477f-8b51-08e32d23c53e"/>
@@ -6630,33 +6640,28 @@
 </ct:contentTypeSchema>
 </file>
 
-<file path=customXml/itemProps1.xml><?xml version="1.0" encoding="utf-8"?>
-<ds:datastoreItem xmlns:ds="http://schemas.openxmlformats.org/officeDocument/2006/customXml" ds:itemID="{B9F390CF-A74E-4EB5-BD54-ED10285954D8}">
-  <ds:schemaRefs>
-    <ds:schemaRef ds:uri="http://schemas.openxmlformats.org/officeDocument/2006/bibliography"/>
-  </ds:schemaRefs>
-</ds:datastoreItem>
+<file path=customXml/item2.xml><?xml version="1.0" encoding="utf-8"?>
+<?mso-contentType ?>
+<FormTemplates xmlns="http://schemas.microsoft.com/sharepoint/v3/contenttype/forms">
+  <Display>DocumentLibraryForm</Display>
+  <Edit>DocumentLibraryForm</Edit>
+  <New>DocumentLibraryForm</New>
+</FormTemplates>
 </file>
 
-<file path=customXml/itemProps2.xml><?xml version="1.0" encoding="utf-8"?>
-<ds:datastoreItem xmlns:ds="http://schemas.openxmlformats.org/officeDocument/2006/customXml" ds:itemID="{475DFC7A-9F3E-4A94-87BF-72BD504B2E67}">
-  <ds:schemaRefs>
-    <ds:schemaRef ds:uri="http://schemas.microsoft.com/office/2006/metadata/properties"/>
-    <ds:schemaRef ds:uri="http://schemas.microsoft.com/office/infopath/2007/PartnerControls"/>
-    <ds:schemaRef ds:uri="eef22584-95ed-477f-8b51-08e32d23c53e"/>
-  </ds:schemaRefs>
-</ds:datastoreItem>
+<file path=customXml/item3.xml><?xml version="1.0" encoding="utf-8"?>
+<p:properties xmlns:p="http://schemas.microsoft.com/office/2006/metadata/properties" xmlns:xsi="http://www.w3.org/2001/XMLSchema-instance" xmlns:pc="http://schemas.microsoft.com/office/infopath/2007/PartnerControls">
+  <documentManagement>
+    <ReferenceId xmlns="eef22584-95ed-477f-8b51-08e32d23c53e" xsi:nil="true"/>
+  </documentManagement>
+</p:properties>
 </file>
 
-<file path=customXml/itemProps3.xml><?xml version="1.0" encoding="utf-8"?>
-<ds:datastoreItem xmlns:ds="http://schemas.openxmlformats.org/officeDocument/2006/customXml" ds:itemID="{80B60E6D-8162-4682-B39F-2AD99E9D2FEB}">
-  <ds:schemaRefs>
-    <ds:schemaRef ds:uri="http://schemas.microsoft.com/sharepoint/v3/contenttype/forms"/>
-  </ds:schemaRefs>
-</ds:datastoreItem>
+<file path=customXml/item4.xml><?xml version="1.0" encoding="utf-8"?>
+<b:Sources xmlns:b="http://schemas.openxmlformats.org/officeDocument/2006/bibliography" xmlns="http://schemas.openxmlformats.org/officeDocument/2006/bibliography" SelectedStyle="\APASixthEditionOfficeOnline.xsl" StyleName="APA" Version="6"/>
 </file>
 
-<file path=customXml/itemProps4.xml><?xml version="1.0" encoding="utf-8"?>
+<file path=customXml/itemProps1.xml><?xml version="1.0" encoding="utf-8"?>
 <ds:datastoreItem xmlns:ds="http://schemas.openxmlformats.org/officeDocument/2006/customXml" ds:itemID="{975E2EC3-F226-478B-88DA-77A0B44A31C0}">
   <ds:schemaRefs>
     <ds:schemaRef ds:uri="http://schemas.microsoft.com/office/2006/metadata/contentType"/>
@@ -6672,4 +6677,30 @@
     <ds:schemaRef ds:uri="http://schemas.microsoft.com/internal/obd"/>
   </ds:schemaRefs>
 </ds:datastoreItem>
+</file>
+
+<file path=customXml/itemProps2.xml><?xml version="1.0" encoding="utf-8"?>
+<ds:datastoreItem xmlns:ds="http://schemas.openxmlformats.org/officeDocument/2006/customXml" ds:itemID="{80B60E6D-8162-4682-B39F-2AD99E9D2FEB}">
+  <ds:schemaRefs>
+    <ds:schemaRef ds:uri="http://schemas.microsoft.com/sharepoint/v3/contenttype/forms"/>
+  </ds:schemaRefs>
+</ds:datastoreItem>
+</file>
+
+<file path=customXml/itemProps3.xml><?xml version="1.0" encoding="utf-8"?>
+<ds:datastoreItem xmlns:ds="http://schemas.openxmlformats.org/officeDocument/2006/customXml" ds:itemID="{475DFC7A-9F3E-4A94-87BF-72BD504B2E67}">
+  <ds:schemaRefs>
+    <ds:schemaRef ds:uri="http://schemas.microsoft.com/office/2006/metadata/properties"/>
+    <ds:schemaRef ds:uri="http://schemas.microsoft.com/office/infopath/2007/PartnerControls"/>
+    <ds:schemaRef ds:uri="eef22584-95ed-477f-8b51-08e32d23c53e"/>
+  </ds:schemaRefs>
+</ds:datastoreItem>
+</file>
+
+<file path=customXml/itemProps4.xml><?xml version="1.0" encoding="utf-8"?>
+<ds:datastoreItem xmlns:ds="http://schemas.openxmlformats.org/officeDocument/2006/customXml" ds:itemID="{B9F390CF-A74E-4EB5-BD54-ED10285954D8}">
+  <ds:schemaRefs>
+    <ds:schemaRef ds:uri="http://schemas.openxmlformats.org/officeDocument/2006/bibliography"/>
+  </ds:schemaRefs>
+</ds:datastoreItem>
 </file>
--- a/12TPI Project Write-Up.docx
+++ b/12TPI Project Write-Up.docx
@@ -174,8 +174,17 @@
           <w:rFonts w:eastAsia="Times New Roman"/>
           <w:lang w:val="en-NZ" w:eastAsia="en-NZ"/>
         </w:rPr>
-        <w:t xml:space="preserve"> with this project</w:t>
-      </w:r>
+        <w:t xml:space="preserve"> with this </w:t>
+      </w:r>
+      <w:proofErr w:type="gramStart"/>
+      <w:r>
+        <w:rPr>
+          <w:rFonts w:eastAsia="Times New Roman"/>
+          <w:lang w:val="en-NZ" w:eastAsia="en-NZ"/>
+        </w:rPr>
+        <w:t>project</w:t>
+      </w:r>
+      <w:proofErr w:type="gramEnd"/>
     </w:p>
     <w:p>
       <w:pPr>
@@ -195,8 +204,17 @@
           <w:rFonts w:eastAsia="Times New Roman"/>
           <w:lang w:val="en-NZ" w:eastAsia="en-NZ"/>
         </w:rPr>
-        <w:t>Refer to your assignment document</w:t>
-      </w:r>
+        <w:t xml:space="preserve">Refer to your assignment </w:t>
+      </w:r>
+      <w:proofErr w:type="gramStart"/>
+      <w:r>
+        <w:rPr>
+          <w:rFonts w:eastAsia="Times New Roman"/>
+          <w:lang w:val="en-NZ" w:eastAsia="en-NZ"/>
+        </w:rPr>
+        <w:t>document</w:t>
+      </w:r>
+      <w:proofErr w:type="gramEnd"/>
     </w:p>
     <w:p>
       <w:pPr>
@@ -2741,9 +2759,22 @@
           <w:szCs w:val="28"/>
           <w:lang w:val="en-NZ" w:eastAsia="en-NZ"/>
         </w:rPr>
-        <w:t>Use case</w:t>
+        <w:t xml:space="preserve">Use </w:t>
+      </w:r>
+      <w:proofErr w:type="gramStart"/>
+      <w:r>
+        <w:rPr>
+          <w:rFonts w:asciiTheme="minorHAnsi" w:eastAsia="Times New Roman" w:hAnsiTheme="minorHAnsi" w:cstheme="minorHAnsi"/>
+          <w:b/>
+          <w:bCs/>
+          <w:sz w:val="28"/>
+          <w:szCs w:val="28"/>
+          <w:lang w:val="en-NZ" w:eastAsia="en-NZ"/>
+        </w:rPr>
+        <w:t>case</w:t>
       </w:r>
       <w:bookmarkEnd w:id="2"/>
+      <w:proofErr w:type="gramEnd"/>
       <w:r>
         <w:rPr>
           <w:rFonts w:asciiTheme="minorHAnsi" w:eastAsia="Times New Roman" w:hAnsiTheme="minorHAnsi" w:cstheme="minorHAnsi"/>
@@ -2962,9 +2993,22 @@
           <w:szCs w:val="28"/>
           <w:lang w:val="en-NZ" w:eastAsia="en-NZ"/>
         </w:rPr>
-        <w:t>End users</w:t>
+        <w:t xml:space="preserve">End </w:t>
+      </w:r>
+      <w:proofErr w:type="gramStart"/>
+      <w:r>
+        <w:rPr>
+          <w:rFonts w:asciiTheme="minorHAnsi" w:eastAsia="Times New Roman" w:hAnsiTheme="minorHAnsi" w:cstheme="minorHAnsi"/>
+          <w:b/>
+          <w:bCs/>
+          <w:sz w:val="28"/>
+          <w:szCs w:val="28"/>
+          <w:lang w:val="en-NZ" w:eastAsia="en-NZ"/>
+        </w:rPr>
+        <w:t>users</w:t>
       </w:r>
       <w:bookmarkEnd w:id="6"/>
+      <w:proofErr w:type="gramEnd"/>
     </w:p>
     <w:p>
       <w:pPr>
@@ -3352,8 +3396,20 @@
           <w:szCs w:val="24"/>
           <w:lang w:val="en-NZ" w:eastAsia="en-NZ"/>
         </w:rPr>
-        <w:t>Expensive to set up and maintain</w:t>
-      </w:r>
+        <w:t xml:space="preserve">Expensive to set up and </w:t>
+      </w:r>
+      <w:proofErr w:type="gramStart"/>
+      <w:r>
+        <w:rPr>
+          <w:rFonts w:eastAsia="Times New Roman" w:cstheme="minorHAnsi"/>
+          <w:color w:val="2F5496" w:themeColor="accent1" w:themeShade="BF"/>
+          <w:sz w:val="24"/>
+          <w:szCs w:val="24"/>
+          <w:lang w:val="en-NZ" w:eastAsia="en-NZ"/>
+        </w:rPr>
+        <w:t>maintain</w:t>
+      </w:r>
+      <w:proofErr w:type="gramEnd"/>
     </w:p>
     <w:p>
       <w:pPr>
@@ -3477,8 +3533,9 @@
           <w:szCs w:val="24"/>
           <w:lang w:val="en-NZ" w:eastAsia="en-NZ"/>
         </w:rPr>
-        <w:t>Consistency will be easie</w:t>
-      </w:r>
+        <w:t xml:space="preserve">Consistency will be </w:t>
+      </w:r>
+      <w:proofErr w:type="gramStart"/>
       <w:r>
         <w:rPr>
           <w:rFonts w:eastAsia="Times New Roman" w:cstheme="minorHAnsi"/>
@@ -3487,8 +3544,19 @@
           <w:szCs w:val="24"/>
           <w:lang w:val="en-NZ" w:eastAsia="en-NZ"/>
         </w:rPr>
+        <w:t>easie</w:t>
+      </w:r>
+      <w:r>
+        <w:rPr>
+          <w:rFonts w:eastAsia="Times New Roman" w:cstheme="minorHAnsi"/>
+          <w:color w:val="2F5496" w:themeColor="accent1" w:themeShade="BF"/>
+          <w:sz w:val="24"/>
+          <w:szCs w:val="24"/>
+          <w:lang w:val="en-NZ" w:eastAsia="en-NZ"/>
+        </w:rPr>
         <w:t>r</w:t>
       </w:r>
+      <w:proofErr w:type="gramEnd"/>
     </w:p>
     <w:p>
       <w:pPr>
@@ -3520,15 +3588,6 @@
         </w:rPr>
         <w:t xml:space="preserve"> </w:t>
       </w:r>
-    </w:p>
-    <w:p>
-      <w:pPr>
-        <w:pStyle w:val="Heading2"/>
-        <w:rPr>
-          <w:rFonts w:eastAsia="Times New Roman"/>
-          <w:lang w:val="en-NZ" w:eastAsia="en-NZ"/>
-        </w:rPr>
-      </w:pPr>
     </w:p>
     <w:p>
       <w:pPr>
@@ -3700,28 +3759,23 @@
       <w:pPr>
         <w:pStyle w:val="Heading2"/>
         <w:rPr>
-          <w:rFonts w:ascii="Arial Narrow" w:eastAsia="Times New Roman" w:hAnsi="Arial Narrow" w:cs="Segoe UI"/>
-          <w:sz w:val="24"/>
-          <w:szCs w:val="24"/>
-          <w:lang w:val="en-NZ" w:eastAsia="en-NZ"/>
+          <w:rFonts w:asciiTheme="minorHAnsi" w:hAnsiTheme="minorHAnsi" w:cstheme="minorHAnsi"/>
+          <w:b/>
+          <w:bCs/>
+          <w:sz w:val="28"/>
+          <w:szCs w:val="28"/>
         </w:rPr>
       </w:pPr>
       <w:bookmarkStart w:id="12" w:name="_Toc141881219"/>
       <w:r>
         <w:rPr>
-          <w:rFonts w:eastAsia="Times New Roman"/>
-          <w:lang w:val="en-NZ" w:eastAsia="en-NZ"/>
-        </w:rPr>
-        <w:t>Flowcharts</w:t>
-      </w:r>
-      <w:r>
-        <w:rPr>
-          <w:rFonts w:ascii="Arial Narrow" w:eastAsia="Times New Roman" w:hAnsi="Arial Narrow" w:cs="Segoe UI"/>
-          <w:sz w:val="24"/>
-          <w:szCs w:val="24"/>
-          <w:lang w:val="en-NZ" w:eastAsia="en-NZ"/>
-        </w:rPr>
-        <w:t>/Pseudocodes</w:t>
+          <w:rFonts w:asciiTheme="minorHAnsi" w:hAnsiTheme="minorHAnsi" w:cstheme="minorHAnsi"/>
+          <w:b/>
+          <w:bCs/>
+          <w:sz w:val="28"/>
+          <w:szCs w:val="28"/>
+        </w:rPr>
+        <w:t>Flowcharts/Pseudocodes</w:t>
       </w:r>
       <w:bookmarkEnd w:id="12"/>
     </w:p>
@@ -3741,30 +3795,37 @@
       <w:pPr>
         <w:pStyle w:val="Heading2"/>
         <w:rPr>
-          <w:rFonts w:ascii="Arial Narrow" w:eastAsia="Times New Roman" w:hAnsi="Arial Narrow" w:cs="Segoe UI"/>
-          <w:sz w:val="24"/>
-          <w:szCs w:val="24"/>
-          <w:lang w:val="en-NZ" w:eastAsia="en-NZ"/>
+          <w:rFonts w:asciiTheme="minorHAnsi" w:hAnsiTheme="minorHAnsi" w:cstheme="minorHAnsi"/>
+          <w:b/>
+          <w:bCs/>
+          <w:sz w:val="28"/>
+          <w:szCs w:val="28"/>
         </w:rPr>
       </w:pPr>
       <w:bookmarkStart w:id="13" w:name="_Toc141881220"/>
       <w:r>
         <w:rPr>
-          <w:rFonts w:eastAsia="Times New Roman"/>
-          <w:lang w:val="en-NZ" w:eastAsia="en-NZ"/>
-        </w:rPr>
-        <w:t>Use</w:t>
-      </w:r>
-      <w:r>
-        <w:rPr>
-          <w:rFonts w:ascii="Arial Narrow" w:eastAsia="Times New Roman" w:hAnsi="Arial Narrow" w:cs="Segoe UI"/>
-          <w:sz w:val="24"/>
-          <w:szCs w:val="24"/>
-          <w:lang w:val="en-NZ" w:eastAsia="en-NZ"/>
-        </w:rPr>
-        <w:t xml:space="preserve"> case diagram</w:t>
+          <w:rFonts w:asciiTheme="minorHAnsi" w:hAnsiTheme="minorHAnsi" w:cstheme="minorHAnsi"/>
+          <w:b/>
+          <w:bCs/>
+          <w:sz w:val="28"/>
+          <w:szCs w:val="28"/>
+        </w:rPr>
+        <w:t xml:space="preserve">Use case </w:t>
+      </w:r>
+      <w:proofErr w:type="gramStart"/>
+      <w:r>
+        <w:rPr>
+          <w:rFonts w:asciiTheme="minorHAnsi" w:hAnsiTheme="minorHAnsi" w:cstheme="minorHAnsi"/>
+          <w:b/>
+          <w:bCs/>
+          <w:sz w:val="28"/>
+          <w:szCs w:val="28"/>
+        </w:rPr>
+        <w:t>diagram</w:t>
       </w:r>
       <w:bookmarkEnd w:id="13"/>
+      <w:proofErr w:type="gramEnd"/>
     </w:p>
     <w:p>
       <w:pPr>
@@ -3784,28 +3845,23 @@
       <w:pPr>
         <w:pStyle w:val="Heading2"/>
         <w:rPr>
-          <w:rFonts w:ascii="Arial Narrow" w:eastAsia="Times New Roman" w:hAnsi="Arial Narrow" w:cs="Segoe UI"/>
-          <w:sz w:val="24"/>
-          <w:szCs w:val="24"/>
-          <w:lang w:val="en-NZ" w:eastAsia="en-NZ"/>
+          <w:rFonts w:asciiTheme="minorHAnsi" w:hAnsiTheme="minorHAnsi" w:cstheme="minorHAnsi"/>
+          <w:b/>
+          <w:bCs/>
+          <w:sz w:val="28"/>
+          <w:szCs w:val="28"/>
         </w:rPr>
       </w:pPr>
       <w:bookmarkStart w:id="14" w:name="_Toc141881221"/>
       <w:r>
         <w:rPr>
-          <w:rFonts w:eastAsia="Times New Roman"/>
-          <w:lang w:val="en-NZ" w:eastAsia="en-NZ"/>
-        </w:rPr>
-        <w:t>Entity</w:t>
-      </w:r>
-      <w:r>
-        <w:rPr>
-          <w:rFonts w:ascii="Arial Narrow" w:eastAsia="Times New Roman" w:hAnsi="Arial Narrow" w:cs="Segoe UI"/>
-          <w:sz w:val="24"/>
-          <w:szCs w:val="24"/>
-          <w:lang w:val="en-NZ" w:eastAsia="en-NZ"/>
-        </w:rPr>
-        <w:t xml:space="preserve"> relationship diagram</w:t>
+          <w:rFonts w:asciiTheme="minorHAnsi" w:hAnsiTheme="minorHAnsi" w:cstheme="minorHAnsi"/>
+          <w:b/>
+          <w:bCs/>
+          <w:sz w:val="28"/>
+          <w:szCs w:val="28"/>
+        </w:rPr>
+        <w:t>Entity relationship diagram</w:t>
       </w:r>
       <w:bookmarkEnd w:id="14"/>
     </w:p>
@@ -3827,40 +3883,100 @@
       <w:pPr>
         <w:pStyle w:val="Heading2"/>
         <w:rPr>
-          <w:rFonts w:ascii="Arial Narrow" w:eastAsia="Times New Roman" w:hAnsi="Arial Narrow" w:cs="Segoe UI"/>
-          <w:sz w:val="24"/>
-          <w:szCs w:val="24"/>
+          <w:rFonts w:eastAsia="Times New Roman"/>
           <w:lang w:val="en-NZ" w:eastAsia="en-NZ"/>
         </w:rPr>
       </w:pPr>
       <w:bookmarkStart w:id="15" w:name="_Toc141881222"/>
-      <w:r>
-        <w:rPr>
-          <w:rFonts w:eastAsia="Times New Roman"/>
-          <w:lang w:val="en-NZ" w:eastAsia="en-NZ"/>
+    </w:p>
+    <w:p>
+      <w:pPr>
+        <w:pStyle w:val="Heading2"/>
+        <w:rPr>
+          <w:rFonts w:eastAsia="Times New Roman"/>
+          <w:lang w:val="en-NZ" w:eastAsia="en-NZ"/>
+        </w:rPr>
+      </w:pPr>
+    </w:p>
+    <w:p>
+      <w:pPr>
+        <w:pStyle w:val="Heading2"/>
+        <w:rPr>
+          <w:rFonts w:eastAsia="Times New Roman"/>
+          <w:lang w:val="en-NZ" w:eastAsia="en-NZ"/>
+        </w:rPr>
+      </w:pPr>
+    </w:p>
+    <w:p>
+      <w:pPr>
+        <w:pStyle w:val="Heading2"/>
+        <w:rPr>
+          <w:rFonts w:eastAsia="Times New Roman"/>
+          <w:lang w:val="en-NZ" w:eastAsia="en-NZ"/>
+        </w:rPr>
+      </w:pPr>
+    </w:p>
+    <w:p>
+      <w:pPr>
+        <w:rPr>
+          <w:lang w:val="en-NZ" w:eastAsia="en-NZ"/>
+        </w:rPr>
+      </w:pPr>
+    </w:p>
+    <w:p>
+      <w:pPr>
+        <w:rPr>
+          <w:lang w:val="en-NZ" w:eastAsia="en-NZ"/>
+        </w:rPr>
+      </w:pPr>
+    </w:p>
+    <w:p>
+      <w:pPr>
+        <w:pStyle w:val="Heading2"/>
+        <w:rPr>
+          <w:rFonts w:asciiTheme="minorHAnsi" w:hAnsiTheme="minorHAnsi" w:cstheme="minorHAnsi"/>
+          <w:b/>
+          <w:bCs/>
+          <w:sz w:val="28"/>
+          <w:szCs w:val="28"/>
+        </w:rPr>
+      </w:pPr>
+      <w:r>
+        <w:rPr>
+          <w:rFonts w:asciiTheme="minorHAnsi" w:hAnsiTheme="minorHAnsi" w:cstheme="minorHAnsi"/>
+          <w:b/>
+          <w:bCs/>
+          <w:sz w:val="28"/>
+          <w:szCs w:val="28"/>
         </w:rPr>
         <w:lastRenderedPageBreak/>
-        <w:t>Class</w:t>
-      </w:r>
-      <w:r>
-        <w:rPr>
-          <w:rFonts w:ascii="Arial Narrow" w:eastAsia="Times New Roman" w:hAnsi="Arial Narrow" w:cs="Segoe UI"/>
-          <w:sz w:val="24"/>
-          <w:szCs w:val="24"/>
-          <w:lang w:val="en-NZ" w:eastAsia="en-NZ"/>
-        </w:rPr>
-        <w:t xml:space="preserve"> diagram</w:t>
+        <w:t>Class diagram</w:t>
       </w:r>
       <w:bookmarkEnd w:id="15"/>
     </w:p>
     <w:p>
       <w:pPr>
+        <w:rPr>
+          <w:sz w:val="28"/>
+          <w:szCs w:val="28"/>
+          <w:lang w:val="en-NZ" w:eastAsia="en-NZ"/>
+        </w:rPr>
+      </w:pPr>
+      <w:r>
+        <w:rPr>
+          <w:sz w:val="28"/>
+          <w:szCs w:val="28"/>
+          <w:lang w:val="en-NZ" w:eastAsia="en-NZ"/>
+        </w:rPr>
+        <w:t>V1</w:t>
+      </w:r>
+    </w:p>
+    <w:p>
+      <w:pPr>
         <w:spacing w:line="259" w:lineRule="auto"/>
         <w:rPr>
-          <w:rFonts w:asciiTheme="majorHAnsi" w:eastAsia="Times New Roman" w:hAnsiTheme="majorHAnsi" w:cstheme="majorBidi"/>
-          <w:color w:val="2F5496" w:themeColor="accent1" w:themeShade="BF"/>
+          <w:rFonts w:eastAsia="Times New Roman"/>
           <w:sz w:val="44"/>
-          <w:szCs w:val="32"/>
           <w:lang w:val="en-NZ" w:eastAsia="en-NZ"/>
         </w:rPr>
       </w:pPr>
@@ -3872,7 +3988,7 @@
           <w:lang w:val="en-NZ" w:eastAsia="en-NZ"/>
         </w:rPr>
         <w:drawing>
-          <wp:inline distT="0" distB="0" distL="0" distR="0" wp14:anchorId="61EFD73B" wp14:editId="3FF8780D">
+          <wp:inline distT="0" distB="0" distL="0" distR="0" wp14:anchorId="61EFD73B" wp14:editId="6A8B5222">
             <wp:extent cx="4740348" cy="8045450"/>
             <wp:effectExtent l="0" t="0" r="3175" b="0"/>
             <wp:docPr id="531836629" name="Picture 1" descr="A screenshot of a computer&#10;&#10;AI-generated content may be incorrect."/>
@@ -3901,7 +4017,7 @@
                   <pic:spPr>
                     <a:xfrm>
                       <a:off x="0" y="0"/>
-                      <a:ext cx="4742934" cy="8049839"/>
+                      <a:ext cx="4740348" cy="8045450"/>
                     </a:xfrm>
                     <a:prstGeom prst="rect">
                       <a:avLst/>
@@ -3924,213 +4040,21 @@
     </w:p>
     <w:p>
       <w:pPr>
-        <w:pStyle w:val="Heading1"/>
-        <w:rPr>
-          <w:rFonts w:ascii="Arial Narrow" w:eastAsia="Times New Roman" w:hAnsi="Arial Narrow" w:cs="Segoe UI"/>
-          <w:sz w:val="24"/>
-          <w:szCs w:val="24"/>
-          <w:lang w:val="en-NZ" w:eastAsia="en-NZ"/>
-        </w:rPr>
-      </w:pPr>
-      <w:bookmarkStart w:id="16" w:name="_Toc141881223"/>
-      <w:r>
-        <w:rPr>
-          <w:rFonts w:eastAsia="Times New Roman"/>
-          <w:sz w:val="44"/>
+        <w:rPr>
+          <w:sz w:val="28"/>
+          <w:szCs w:val="28"/>
+          <w:lang w:val="en-NZ" w:eastAsia="en-NZ"/>
+        </w:rPr>
+      </w:pPr>
+      <w:r>
+        <w:rPr>
+          <w:sz w:val="28"/>
+          <w:szCs w:val="28"/>
           <w:lang w:val="en-NZ" w:eastAsia="en-NZ"/>
         </w:rPr>
         <w:lastRenderedPageBreak/>
-        <w:t>Development</w:t>
-      </w:r>
-      <w:bookmarkEnd w:id="16"/>
-      <w:r>
-        <w:rPr>
-          <w:rFonts w:ascii="Arial Narrow" w:eastAsia="Times New Roman" w:hAnsi="Arial Narrow" w:cs="Segoe UI"/>
-          <w:sz w:val="24"/>
-          <w:szCs w:val="24"/>
-          <w:lang w:val="en-NZ" w:eastAsia="en-NZ"/>
-        </w:rPr>
-        <w:t xml:space="preserve"> </w:t>
-      </w:r>
-    </w:p>
-    <w:p>
-      <w:pPr>
-        <w:pStyle w:val="Heading2"/>
-        <w:rPr>
-          <w:rFonts w:ascii="Arial Narrow" w:eastAsia="Times New Roman" w:hAnsi="Arial Narrow" w:cs="Segoe UI"/>
-          <w:sz w:val="24"/>
-          <w:szCs w:val="24"/>
-          <w:lang w:val="en-NZ" w:eastAsia="en-NZ"/>
-        </w:rPr>
-      </w:pPr>
-      <w:bookmarkStart w:id="17" w:name="_Toc141881224"/>
-      <w:r>
-        <w:rPr>
-          <w:rFonts w:eastAsia="Times New Roman"/>
-          <w:lang w:val="en-NZ" w:eastAsia="en-NZ"/>
-        </w:rPr>
-        <w:t>GitHub</w:t>
-      </w:r>
-      <w:r>
-        <w:rPr>
-          <w:rFonts w:ascii="Arial Narrow" w:eastAsia="Times New Roman" w:hAnsi="Arial Narrow" w:cs="Segoe UI"/>
-          <w:sz w:val="24"/>
-          <w:szCs w:val="24"/>
-          <w:lang w:val="en-NZ" w:eastAsia="en-NZ"/>
-        </w:rPr>
-        <w:t xml:space="preserve"> commits</w:t>
-      </w:r>
-      <w:bookmarkEnd w:id="17"/>
-    </w:p>
-    <w:p>
-      <w:pPr>
-        <w:rPr>
-          <w:lang w:val="en-NZ" w:eastAsia="en-NZ"/>
-        </w:rPr>
-      </w:pPr>
-    </w:p>
-    <w:p>
-      <w:pPr>
-        <w:rPr>
-          <w:lang w:val="en-NZ" w:eastAsia="en-NZ"/>
-        </w:rPr>
-      </w:pPr>
-    </w:p>
-    <w:p>
-      <w:pPr>
-        <w:pStyle w:val="Heading2"/>
-        <w:rPr>
-          <w:rFonts w:ascii="Arial Narrow" w:eastAsia="Times New Roman" w:hAnsi="Arial Narrow" w:cs="Segoe UI"/>
-          <w:sz w:val="24"/>
-          <w:szCs w:val="24"/>
-          <w:lang w:val="en-NZ" w:eastAsia="en-NZ"/>
-        </w:rPr>
-      </w:pPr>
-      <w:bookmarkStart w:id="18" w:name="_Toc141881225"/>
-      <w:r>
-        <w:rPr>
-          <w:rFonts w:eastAsia="Times New Roman"/>
-          <w:lang w:val="en-NZ" w:eastAsia="en-NZ"/>
-        </w:rPr>
-        <w:t>Screen</w:t>
-      </w:r>
-      <w:r>
-        <w:rPr>
-          <w:rFonts w:ascii="Arial Narrow" w:eastAsia="Times New Roman" w:hAnsi="Arial Narrow" w:cs="Segoe UI"/>
-          <w:sz w:val="24"/>
-          <w:szCs w:val="24"/>
-          <w:lang w:val="en-NZ" w:eastAsia="en-NZ"/>
-        </w:rPr>
-        <w:t xml:space="preserve"> shots</w:t>
-      </w:r>
-      <w:bookmarkEnd w:id="18"/>
-    </w:p>
-    <w:p>
-      <w:pPr>
-        <w:rPr>
-          <w:lang w:val="en-NZ" w:eastAsia="en-NZ"/>
-        </w:rPr>
-      </w:pPr>
-    </w:p>
-    <w:p>
-      <w:pPr>
-        <w:rPr>
-          <w:lang w:val="en-NZ" w:eastAsia="en-NZ"/>
-        </w:rPr>
-      </w:pPr>
-    </w:p>
-    <w:p>
-      <w:pPr>
-        <w:rPr>
-          <w:lang w:val="en-NZ" w:eastAsia="en-NZ"/>
-        </w:rPr>
-      </w:pPr>
-    </w:p>
-    <w:p>
-      <w:pPr>
-        <w:pStyle w:val="Heading2"/>
-        <w:rPr>
-          <w:rFonts w:ascii="Arial Narrow" w:eastAsia="Times New Roman" w:hAnsi="Arial Narrow" w:cs="Segoe UI"/>
-          <w:sz w:val="24"/>
-          <w:szCs w:val="24"/>
-          <w:lang w:val="en-NZ" w:eastAsia="en-NZ"/>
-        </w:rPr>
-      </w:pPr>
-      <w:bookmarkStart w:id="19" w:name="_Toc141881226"/>
-      <w:r>
-        <w:rPr>
-          <w:rFonts w:eastAsia="Times New Roman"/>
-          <w:lang w:val="en-NZ" w:eastAsia="en-NZ"/>
-        </w:rPr>
-        <w:t>Code</w:t>
-      </w:r>
-      <w:r>
-        <w:rPr>
-          <w:rFonts w:ascii="Arial Narrow" w:eastAsia="Times New Roman" w:hAnsi="Arial Narrow" w:cs="Segoe UI"/>
-          <w:sz w:val="24"/>
-          <w:szCs w:val="24"/>
-          <w:lang w:val="en-NZ" w:eastAsia="en-NZ"/>
-        </w:rPr>
-        <w:t xml:space="preserve"> comments and descriptions</w:t>
-      </w:r>
-      <w:bookmarkEnd w:id="19"/>
-    </w:p>
-    <w:p>
-      <w:pPr>
-        <w:rPr>
-          <w:lang w:val="en-NZ" w:eastAsia="en-NZ"/>
-        </w:rPr>
-      </w:pPr>
-    </w:p>
-    <w:p>
-      <w:pPr>
-        <w:rPr>
-          <w:lang w:val="en-NZ" w:eastAsia="en-NZ"/>
-        </w:rPr>
-      </w:pPr>
-    </w:p>
-    <w:p>
-      <w:pPr>
-        <w:rPr>
-          <w:lang w:val="en-NZ" w:eastAsia="en-NZ"/>
-        </w:rPr>
-      </w:pPr>
-    </w:p>
-    <w:p>
-      <w:pPr>
-        <w:pStyle w:val="Heading2"/>
-        <w:rPr>
-          <w:rFonts w:ascii="Arial Narrow" w:eastAsia="Times New Roman" w:hAnsi="Arial Narrow" w:cs="Segoe UI"/>
-          <w:sz w:val="24"/>
-          <w:szCs w:val="24"/>
-          <w:lang w:val="en-NZ" w:eastAsia="en-NZ"/>
-        </w:rPr>
-      </w:pPr>
-      <w:bookmarkStart w:id="20" w:name="_Toc141881227"/>
-      <w:r>
-        <w:rPr>
-          <w:rFonts w:eastAsia="Times New Roman"/>
-          <w:lang w:val="en-NZ" w:eastAsia="en-NZ"/>
-        </w:rPr>
-        <w:t>Development</w:t>
-      </w:r>
-      <w:r>
-        <w:rPr>
-          <w:rFonts w:ascii="Arial Narrow" w:eastAsia="Times New Roman" w:hAnsi="Arial Narrow" w:cs="Segoe UI"/>
-          <w:sz w:val="24"/>
-          <w:szCs w:val="24"/>
-          <w:lang w:val="en-NZ" w:eastAsia="en-NZ"/>
-        </w:rPr>
-        <w:t xml:space="preserve"> stages - progress made should be visible</w:t>
-      </w:r>
-      <w:bookmarkEnd w:id="20"/>
-    </w:p>
-    <w:p>
-      <w:pPr>
-        <w:rPr>
-          <w:lang w:val="en-NZ" w:eastAsia="en-NZ"/>
-        </w:rPr>
-      </w:pPr>
+        <w:t>V2</w:t>
+      </w:r>
     </w:p>
     <w:p>
       <w:pPr>
@@ -4143,6 +4067,260 @@
           <w:lang w:val="en-NZ" w:eastAsia="en-NZ"/>
         </w:rPr>
       </w:pPr>
+    </w:p>
+    <w:p>
+      <w:pPr>
+        <w:pStyle w:val="Heading1"/>
+        <w:rPr>
+          <w:rFonts w:ascii="Arial Narrow" w:eastAsia="Times New Roman" w:hAnsi="Arial Narrow" w:cs="Segoe UI"/>
+          <w:sz w:val="24"/>
+          <w:szCs w:val="24"/>
+          <w:lang w:val="en-NZ" w:eastAsia="en-NZ"/>
+        </w:rPr>
+      </w:pPr>
+      <w:bookmarkStart w:id="16" w:name="_Toc141881223"/>
+      <w:r>
+        <w:rPr>
+          <w:rFonts w:eastAsia="Times New Roman"/>
+          <w:sz w:val="44"/>
+          <w:lang w:val="en-NZ" w:eastAsia="en-NZ"/>
+        </w:rPr>
+        <w:t>Development</w:t>
+      </w:r>
+      <w:bookmarkEnd w:id="16"/>
+      <w:r>
+        <w:rPr>
+          <w:rFonts w:ascii="Arial Narrow" w:eastAsia="Times New Roman" w:hAnsi="Arial Narrow" w:cs="Segoe UI"/>
+          <w:sz w:val="24"/>
+          <w:szCs w:val="24"/>
+          <w:lang w:val="en-NZ" w:eastAsia="en-NZ"/>
+        </w:rPr>
+        <w:t xml:space="preserve"> </w:t>
+      </w:r>
+    </w:p>
+    <w:p>
+      <w:pPr>
+        <w:pStyle w:val="Heading2"/>
+        <w:rPr>
+          <w:rFonts w:ascii="Arial Narrow" w:eastAsia="Times New Roman" w:hAnsi="Arial Narrow" w:cs="Segoe UI"/>
+          <w:sz w:val="24"/>
+          <w:szCs w:val="24"/>
+          <w:lang w:val="en-NZ" w:eastAsia="en-NZ"/>
+        </w:rPr>
+      </w:pPr>
+      <w:bookmarkStart w:id="17" w:name="_Toc141881224"/>
+      <w:r>
+        <w:rPr>
+          <w:rFonts w:asciiTheme="minorHAnsi" w:hAnsiTheme="minorHAnsi" w:cstheme="minorHAnsi"/>
+          <w:b/>
+          <w:bCs/>
+          <w:sz w:val="28"/>
+          <w:szCs w:val="28"/>
+        </w:rPr>
+        <w:t xml:space="preserve">GitHub </w:t>
+      </w:r>
+      <w:proofErr w:type="gramStart"/>
+      <w:r>
+        <w:rPr>
+          <w:rFonts w:asciiTheme="minorHAnsi" w:hAnsiTheme="minorHAnsi" w:cstheme="minorHAnsi"/>
+          <w:b/>
+          <w:bCs/>
+          <w:sz w:val="28"/>
+          <w:szCs w:val="28"/>
+        </w:rPr>
+        <w:t>commits</w:t>
+      </w:r>
+      <w:bookmarkEnd w:id="17"/>
+      <w:proofErr w:type="gramEnd"/>
+    </w:p>
+    <w:p>
+      <w:pPr>
+        <w:rPr>
+          <w:lang w:val="en-NZ" w:eastAsia="en-NZ"/>
+        </w:rPr>
+      </w:pPr>
+    </w:p>
+    <w:p>
+      <w:pPr>
+        <w:rPr>
+          <w:lang w:val="en-NZ" w:eastAsia="en-NZ"/>
+        </w:rPr>
+      </w:pPr>
+    </w:p>
+    <w:p>
+      <w:pPr>
+        <w:pStyle w:val="Heading2"/>
+        <w:rPr>
+          <w:rFonts w:asciiTheme="minorHAnsi" w:hAnsiTheme="minorHAnsi" w:cstheme="minorHAnsi"/>
+          <w:b/>
+          <w:bCs/>
+          <w:sz w:val="28"/>
+          <w:szCs w:val="28"/>
+        </w:rPr>
+      </w:pPr>
+      <w:bookmarkStart w:id="18" w:name="_Toc141881225"/>
+      <w:r>
+        <w:rPr>
+          <w:rFonts w:asciiTheme="minorHAnsi" w:hAnsiTheme="minorHAnsi" w:cstheme="minorHAnsi"/>
+          <w:b/>
+          <w:bCs/>
+          <w:sz w:val="28"/>
+          <w:szCs w:val="28"/>
+        </w:rPr>
+        <w:t>Scree</w:t>
+      </w:r>
+      <w:r>
+        <w:rPr>
+          <w:rFonts w:asciiTheme="minorHAnsi" w:hAnsiTheme="minorHAnsi" w:cstheme="minorHAnsi"/>
+          <w:b/>
+          <w:bCs/>
+          <w:sz w:val="28"/>
+          <w:szCs w:val="28"/>
+        </w:rPr>
+        <w:t>n</w:t>
+      </w:r>
+      <w:r>
+        <w:rPr>
+          <w:rFonts w:asciiTheme="minorHAnsi" w:hAnsiTheme="minorHAnsi" w:cstheme="minorHAnsi"/>
+          <w:b/>
+          <w:bCs/>
+          <w:sz w:val="28"/>
+          <w:szCs w:val="28"/>
+        </w:rPr>
+        <w:t>shots</w:t>
+      </w:r>
+      <w:bookmarkEnd w:id="18"/>
+    </w:p>
+    <w:p>
+      <w:pPr>
+        <w:rPr>
+          <w:lang w:val="en-NZ" w:eastAsia="en-NZ"/>
+        </w:rPr>
+      </w:pPr>
+    </w:p>
+    <w:p>
+      <w:pPr>
+        <w:rPr>
+          <w:lang w:val="en-NZ" w:eastAsia="en-NZ"/>
+        </w:rPr>
+      </w:pPr>
+    </w:p>
+    <w:p>
+      <w:pPr>
+        <w:rPr>
+          <w:lang w:val="en-NZ" w:eastAsia="en-NZ"/>
+        </w:rPr>
+      </w:pPr>
+    </w:p>
+    <w:p>
+      <w:pPr>
+        <w:pStyle w:val="Heading2"/>
+        <w:rPr>
+          <w:rFonts w:ascii="Arial Narrow" w:eastAsia="Times New Roman" w:hAnsi="Arial Narrow" w:cs="Segoe UI"/>
+          <w:sz w:val="24"/>
+          <w:szCs w:val="24"/>
+          <w:lang w:val="en-NZ" w:eastAsia="en-NZ"/>
+        </w:rPr>
+      </w:pPr>
+      <w:bookmarkStart w:id="19" w:name="_Toc141881226"/>
+      <w:r>
+        <w:rPr>
+          <w:rFonts w:asciiTheme="minorHAnsi" w:hAnsiTheme="minorHAnsi" w:cstheme="minorHAnsi"/>
+          <w:b/>
+          <w:bCs/>
+          <w:sz w:val="28"/>
+          <w:szCs w:val="28"/>
+        </w:rPr>
+        <w:t xml:space="preserve">Code comments and </w:t>
+      </w:r>
+      <w:proofErr w:type="gramStart"/>
+      <w:r>
+        <w:rPr>
+          <w:rFonts w:asciiTheme="minorHAnsi" w:hAnsiTheme="minorHAnsi" w:cstheme="minorHAnsi"/>
+          <w:b/>
+          <w:bCs/>
+          <w:sz w:val="28"/>
+          <w:szCs w:val="28"/>
+        </w:rPr>
+        <w:t>descriptions</w:t>
+      </w:r>
+      <w:bookmarkEnd w:id="19"/>
+      <w:proofErr w:type="gramEnd"/>
+    </w:p>
+    <w:p>
+      <w:pPr>
+        <w:rPr>
+          <w:lang w:val="en-NZ" w:eastAsia="en-NZ"/>
+        </w:rPr>
+      </w:pPr>
+    </w:p>
+    <w:p>
+      <w:pPr>
+        <w:rPr>
+          <w:lang w:val="en-NZ" w:eastAsia="en-NZ"/>
+        </w:rPr>
+      </w:pPr>
+    </w:p>
+    <w:p>
+      <w:pPr>
+        <w:rPr>
+          <w:lang w:val="en-NZ" w:eastAsia="en-NZ"/>
+        </w:rPr>
+      </w:pPr>
+    </w:p>
+    <w:p>
+      <w:pPr>
+        <w:pStyle w:val="Heading2"/>
+        <w:rPr>
+          <w:rFonts w:ascii="Arial Narrow" w:eastAsia="Times New Roman" w:hAnsi="Arial Narrow" w:cs="Segoe UI"/>
+          <w:sz w:val="24"/>
+          <w:szCs w:val="24"/>
+          <w:lang w:val="en-NZ" w:eastAsia="en-NZ"/>
+        </w:rPr>
+      </w:pPr>
+      <w:bookmarkStart w:id="20" w:name="_Toc141881227"/>
+      <w:r>
+        <w:rPr>
+          <w:rFonts w:asciiTheme="minorHAnsi" w:hAnsiTheme="minorHAnsi" w:cstheme="minorHAnsi"/>
+          <w:b/>
+          <w:bCs/>
+          <w:sz w:val="28"/>
+          <w:szCs w:val="28"/>
+        </w:rPr>
+        <w:t xml:space="preserve">Development stages - progress made should be </w:t>
+      </w:r>
+      <w:proofErr w:type="gramStart"/>
+      <w:r>
+        <w:rPr>
+          <w:rFonts w:asciiTheme="minorHAnsi" w:hAnsiTheme="minorHAnsi" w:cstheme="minorHAnsi"/>
+          <w:b/>
+          <w:bCs/>
+          <w:sz w:val="28"/>
+          <w:szCs w:val="28"/>
+        </w:rPr>
+        <w:t>visible</w:t>
+      </w:r>
+      <w:bookmarkEnd w:id="20"/>
+      <w:proofErr w:type="gramEnd"/>
+    </w:p>
+    <w:p>
+      <w:pPr>
+        <w:rPr>
+          <w:lang w:val="en-NZ" w:eastAsia="en-NZ"/>
+        </w:rPr>
+      </w:pPr>
+    </w:p>
+    <w:p>
+      <w:pPr>
+        <w:spacing w:line="259" w:lineRule="auto"/>
+        <w:rPr>
+          <w:rFonts w:asciiTheme="majorHAnsi" w:eastAsia="Times New Roman" w:hAnsiTheme="majorHAnsi" w:cstheme="majorBidi"/>
+          <w:color w:val="2F5496" w:themeColor="accent1" w:themeShade="BF"/>
+          <w:sz w:val="44"/>
+          <w:szCs w:val="32"/>
+          <w:lang w:val="en-NZ" w:eastAsia="en-NZ"/>
+        </w:rPr>
+      </w:pPr>
       <w:r>
         <w:rPr>
           <w:rFonts w:eastAsia="Times New Roman"/>
@@ -4327,9 +4505,19 @@
           <w:color w:val="2F5496" w:themeColor="accent1" w:themeShade="BF"/>
           <w:lang w:val="en-NZ" w:eastAsia="en-NZ"/>
         </w:rPr>
-        <w:t>Test cases - check all options, boundary cases and error control/message</w:t>
+        <w:t>Test cases - check all options, boundary cases and error control/</w:t>
+      </w:r>
+      <w:proofErr w:type="gramStart"/>
+      <w:r>
+        <w:rPr>
+          <w:rFonts w:eastAsia="Times New Roman"/>
+          <w:color w:val="2F5496" w:themeColor="accent1" w:themeShade="BF"/>
+          <w:lang w:val="en-NZ" w:eastAsia="en-NZ"/>
+        </w:rPr>
+        <w:t>message</w:t>
       </w:r>
       <w:bookmarkEnd w:id="24"/>
+      <w:proofErr w:type="gramEnd"/>
     </w:p>
     <w:p>
       <w:pPr>
@@ -4575,8 +4763,17 @@
           <w:rFonts w:eastAsia="Times New Roman"/>
           <w:lang w:val="en-NZ" w:eastAsia="en-NZ"/>
         </w:rPr>
-        <w:t xml:space="preserve"> directions - explain what was planned and whether it was achieved or not, if not then what can be done in future to improve the software</w:t>
-      </w:r>
+        <w:t xml:space="preserve"> directions - explain what was planned and whether it was achieved or not, if not then what can be done in future to improve the </w:t>
+      </w:r>
+      <w:proofErr w:type="gramStart"/>
+      <w:r>
+        <w:rPr>
+          <w:rFonts w:eastAsia="Times New Roman"/>
+          <w:lang w:val="en-NZ" w:eastAsia="en-NZ"/>
+        </w:rPr>
+        <w:t>software</w:t>
+      </w:r>
+      <w:proofErr w:type="gramEnd"/>
     </w:p>
     <w:p>
       <w:pPr>
